--- a/Numerical methods in information/Lab1/Чисельні методи в інформатиці лаб1 Каширець Роман ІПС-32.docx
+++ b/Numerical methods in information/Lab1/Чисельні методи в інформатиці лаб1 Каширець Роман ІПС-32.docx
@@ -50,6 +50,121 @@
           <w:szCs w:val="28"/>
         </w:rPr>
       </w:pPr>
+      <w:r>
+        <w:rPr>
+          <w:rFonts w:ascii="Times New Roman" w:hAnsi="Times New Roman" w:cs="Times New Roman"/>
+          <w:sz w:val="28"/>
+          <w:szCs w:val="28"/>
+        </w:rPr>
+        <w:t xml:space="preserve">Зробити обчислення </w:t>
+      </w:r>
+      <w:r>
+        <w:rPr>
+          <w:rFonts w:ascii="Times New Roman" w:hAnsi="Times New Roman" w:cs="Times New Roman"/>
+          <w:sz w:val="28"/>
+          <w:szCs w:val="28"/>
+          <w:lang w:val="en-US"/>
+        </w:rPr>
+        <w:t xml:space="preserve">q </w:t>
+      </w:r>
+      <w:r>
+        <w:rPr>
+          <w:rFonts w:ascii="Times New Roman" w:hAnsi="Times New Roman" w:cs="Times New Roman"/>
+          <w:sz w:val="28"/>
+          <w:szCs w:val="28"/>
+        </w:rPr>
+        <w:t xml:space="preserve">як в методі </w:t>
+      </w:r>
+      <w:proofErr w:type="spellStart"/>
+      <w:r>
+        <w:rPr>
+          <w:rFonts w:ascii="Times New Roman" w:hAnsi="Times New Roman" w:cs="Times New Roman"/>
+          <w:sz w:val="28"/>
+          <w:szCs w:val="28"/>
+        </w:rPr>
+        <w:t>Нютона</w:t>
+      </w:r>
+      <w:proofErr w:type="spellEnd"/>
+      <w:r>
+        <w:rPr>
+          <w:rFonts w:ascii="Times New Roman" w:hAnsi="Times New Roman" w:cs="Times New Roman"/>
+          <w:sz w:val="28"/>
+          <w:szCs w:val="28"/>
+        </w:rPr>
+        <w:t xml:space="preserve"> а не релаксації в коді і в ручну.</w:t>
+      </w:r>
+    </w:p>
+    <w:p>
+      <w:pPr>
+        <w:jc w:val="center"/>
+        <w:rPr>
+          <w:rFonts w:ascii="Times New Roman" w:hAnsi="Times New Roman" w:cs="Times New Roman"/>
+          <w:sz w:val="28"/>
+          <w:szCs w:val="28"/>
+        </w:rPr>
+      </w:pPr>
+      <w:r>
+        <w:rPr>
+          <w:rFonts w:ascii="Times New Roman" w:hAnsi="Times New Roman" w:cs="Times New Roman"/>
+          <w:sz w:val="28"/>
+          <w:szCs w:val="28"/>
+        </w:rPr>
+        <w:t xml:space="preserve">В коді </w:t>
+      </w:r>
+      <w:r>
+        <w:rPr>
+          <w:rFonts w:ascii="Times New Roman" w:hAnsi="Times New Roman" w:cs="Times New Roman"/>
+          <w:sz w:val="28"/>
+          <w:szCs w:val="28"/>
+          <w:lang w:val="en-US"/>
+        </w:rPr>
+        <w:t xml:space="preserve">q </w:t>
+      </w:r>
+      <w:r>
+        <w:rPr>
+          <w:rFonts w:ascii="Times New Roman" w:hAnsi="Times New Roman" w:cs="Times New Roman"/>
+          <w:sz w:val="28"/>
+          <w:szCs w:val="28"/>
+        </w:rPr>
+        <w:t xml:space="preserve">не вірно і треба перевіряти чи виконуються всі умови для </w:t>
+      </w:r>
+      <w:proofErr w:type="spellStart"/>
+      <w:r>
+        <w:rPr>
+          <w:rFonts w:ascii="Times New Roman" w:hAnsi="Times New Roman" w:cs="Times New Roman"/>
+          <w:sz w:val="28"/>
+          <w:szCs w:val="28"/>
+        </w:rPr>
+        <w:t>нютона</w:t>
+      </w:r>
+      <w:proofErr w:type="spellEnd"/>
+      <w:r>
+        <w:rPr>
+          <w:rFonts w:ascii="Times New Roman" w:hAnsi="Times New Roman" w:cs="Times New Roman"/>
+          <w:sz w:val="28"/>
+          <w:szCs w:val="28"/>
+        </w:rPr>
+        <w:t xml:space="preserve"> в тому числі </w:t>
+      </w:r>
+      <w:r>
+        <w:rPr>
+          <w:rFonts w:ascii="Times New Roman" w:hAnsi="Times New Roman" w:cs="Times New Roman"/>
+          <w:sz w:val="28"/>
+          <w:szCs w:val="28"/>
+          <w:lang w:val="en-US"/>
+        </w:rPr>
+        <w:t xml:space="preserve">q </w:t>
+      </w:r>
+      <w:r>
+        <w:rPr>
+          <w:rFonts w:ascii="Times New Roman" w:hAnsi="Times New Roman" w:cs="Times New Roman"/>
+          <w:sz w:val="28"/>
+          <w:szCs w:val="28"/>
+        </w:rPr>
+        <w:t>і перевірити умови для релаксації чи вони там є.</w:t>
+      </w:r>
+      <w:bookmarkStart w:id="0" w:name="_GoBack"/>
+      <w:bookmarkEnd w:id="0"/>
     </w:p>
     <w:p>
       <w:pPr>
@@ -322,6 +437,7 @@
           <w:sz w:val="28"/>
           <w:szCs w:val="28"/>
         </w:rPr>
+        <w:lastRenderedPageBreak/>
         <w:t xml:space="preserve">Київ </w:t>
       </w:r>
       <w:r>
@@ -363,7 +479,6 @@
           <w:szCs w:val="28"/>
           <w:lang w:val="en-US"/>
         </w:rPr>
-        <w:lastRenderedPageBreak/>
         <w:br/>
       </w:r>
     </w:p>
@@ -624,67 +739,6 @@
             <wp:extent cx="3715268" cy="438211"/>
             <wp:effectExtent l="0" t="0" r="0" b="0"/>
             <wp:docPr id="13" name="Рисунок 13"/>
-            <wp:cNvGraphicFramePr>
-              <a:graphicFrameLocks xmlns:a="http://schemas.openxmlformats.org/drawingml/2006/main" noChangeAspect="1"/>
-            </wp:cNvGraphicFramePr>
-            <a:graphic xmlns:a="http://schemas.openxmlformats.org/drawingml/2006/main">
-              <a:graphicData uri="http://schemas.openxmlformats.org/drawingml/2006/picture">
-                <pic:pic xmlns:pic="http://schemas.openxmlformats.org/drawingml/2006/picture">
-                  <pic:nvPicPr>
-                    <pic:cNvPr id="0" name=""/>
-                    <pic:cNvPicPr/>
-                  </pic:nvPicPr>
-                  <pic:blipFill>
-                    <a:blip r:embed="rId6"/>
-                    <a:stretch>
-                      <a:fillRect/>
-                    </a:stretch>
-                  </pic:blipFill>
-                  <pic:spPr>
-                    <a:xfrm>
-                      <a:off x="0" y="0"/>
-                      <a:ext cx="3715268" cy="438211"/>
-                    </a:xfrm>
-                    <a:prstGeom prst="rect">
-                      <a:avLst/>
-                    </a:prstGeom>
-                  </pic:spPr>
-                </pic:pic>
-              </a:graphicData>
-            </a:graphic>
-          </wp:inline>
-        </w:drawing>
-      </w:r>
-    </w:p>
-    <w:p>
-      <w:pPr>
-        <w:rPr>
-          <w:rFonts w:ascii="Times New Roman" w:hAnsi="Times New Roman" w:cs="Times New Roman"/>
-          <w:sz w:val="28"/>
-          <w:szCs w:val="28"/>
-        </w:rPr>
-      </w:pPr>
-      <w:r>
-        <w:rPr>
-          <w:rFonts w:ascii="Times New Roman" w:hAnsi="Times New Roman" w:cs="Times New Roman"/>
-          <w:sz w:val="28"/>
-          <w:szCs w:val="28"/>
-        </w:rPr>
-        <w:t>З точністю </w:t>
-      </w:r>
-      <w:r>
-        <w:rPr>
-          <w:rFonts w:ascii="Times New Roman" w:hAnsi="Times New Roman" w:cs="Times New Roman"/>
-          <w:noProof/>
-          <w:sz w:val="28"/>
-          <w:szCs w:val="28"/>
-          <w:lang w:eastAsia="uk-UA"/>
-        </w:rPr>
-        <w:drawing>
-          <wp:inline distT="0" distB="0" distL="0" distR="0" wp14:anchorId="2A38C386" wp14:editId="5EB1AD2A">
-            <wp:extent cx="667657" cy="239244"/>
-            <wp:effectExtent l="0" t="0" r="0" b="8890"/>
-            <wp:docPr id="14" name="Рисунок 14"/>
             <wp:cNvGraphicFramePr>
               <a:graphicFrameLocks xmlns:a="http://schemas.openxmlformats.org/drawingml/2006/main" noChangeAspect="1"/>
             </wp:cNvGraphicFramePr>
@@ -704,7 +758,7 @@
                   <pic:spPr>
                     <a:xfrm>
                       <a:off x="0" y="0"/>
-                      <a:ext cx="665638" cy="238520"/>
+                      <a:ext cx="3715268" cy="438211"/>
                     </a:xfrm>
                     <a:prstGeom prst="rect">
                       <a:avLst/>
@@ -716,225 +770,36 @@
           </wp:inline>
         </w:drawing>
       </w:r>
-      <w:r>
-        <w:rPr>
-          <w:rFonts w:ascii="Times New Roman" w:hAnsi="Times New Roman" w:cs="Times New Roman"/>
-          <w:sz w:val="28"/>
-          <w:szCs w:val="28"/>
-        </w:rPr>
-        <w:t> необхідно знайти його </w:t>
-      </w:r>
-      <w:r>
-        <w:rPr>
-          <w:rFonts w:ascii="Times New Roman" w:hAnsi="Times New Roman" w:cs="Times New Roman"/>
-          <w:b/>
-          <w:bCs/>
-          <w:sz w:val="28"/>
-          <w:szCs w:val="28"/>
-        </w:rPr>
-        <w:t>найбільший додатній корінь</w:t>
-      </w:r>
-      <w:r>
-        <w:rPr>
-          <w:rFonts w:ascii="Times New Roman" w:hAnsi="Times New Roman" w:cs="Times New Roman"/>
-          <w:sz w:val="28"/>
-          <w:szCs w:val="28"/>
-        </w:rPr>
-        <w:t>, використовуючи </w:t>
-      </w:r>
-      <w:r>
-        <w:rPr>
-          <w:rFonts w:ascii="Times New Roman" w:hAnsi="Times New Roman" w:cs="Times New Roman"/>
-          <w:b/>
-          <w:bCs/>
-          <w:sz w:val="28"/>
-          <w:szCs w:val="28"/>
-        </w:rPr>
-        <w:t>метод релаксації</w:t>
-      </w:r>
-      <w:r>
-        <w:rPr>
-          <w:rFonts w:ascii="Times New Roman" w:hAnsi="Times New Roman" w:cs="Times New Roman"/>
-          <w:sz w:val="28"/>
-          <w:szCs w:val="28"/>
-        </w:rPr>
-        <w:t> та </w:t>
-      </w:r>
-      <w:r>
-        <w:rPr>
-          <w:rFonts w:ascii="Times New Roman" w:hAnsi="Times New Roman" w:cs="Times New Roman"/>
-          <w:b/>
-          <w:bCs/>
-          <w:sz w:val="28"/>
-          <w:szCs w:val="28"/>
-        </w:rPr>
-        <w:t>метод Ньютона</w:t>
-      </w:r>
-      <w:r>
-        <w:rPr>
-          <w:rFonts w:ascii="Times New Roman" w:hAnsi="Times New Roman" w:cs="Times New Roman"/>
-          <w:sz w:val="28"/>
-          <w:szCs w:val="28"/>
-        </w:rPr>
-        <w:t>.</w:t>
-      </w:r>
-    </w:p>
-    <w:p>
-      <w:pPr>
-        <w:rPr>
-          <w:rFonts w:ascii="Times New Roman" w:hAnsi="Times New Roman" w:cs="Times New Roman"/>
-          <w:sz w:val="28"/>
-          <w:szCs w:val="28"/>
-        </w:rPr>
-      </w:pPr>
-      <w:r>
-        <w:rPr>
-          <w:rFonts w:ascii="Times New Roman" w:hAnsi="Times New Roman" w:cs="Times New Roman"/>
-          <w:sz w:val="28"/>
-          <w:szCs w:val="28"/>
-        </w:rPr>
-        <w:t>Для кожного з методів потрібно:</w:t>
-      </w:r>
-    </w:p>
-    <w:p>
-      <w:pPr>
-        <w:numPr>
-          <w:ilvl w:val="0"/>
-          <w:numId w:val="7"/>
-        </w:numPr>
-        <w:rPr>
-          <w:rFonts w:ascii="Times New Roman" w:hAnsi="Times New Roman" w:cs="Times New Roman"/>
-          <w:sz w:val="28"/>
-          <w:szCs w:val="28"/>
-        </w:rPr>
-      </w:pPr>
-      <w:r>
-        <w:rPr>
-          <w:rFonts w:ascii="Times New Roman" w:hAnsi="Times New Roman" w:cs="Times New Roman"/>
-          <w:sz w:val="28"/>
-          <w:szCs w:val="28"/>
-        </w:rPr>
-        <w:t>Обрати початковий проміжок ізоляції кореня та початкове наближення (бажано однакові для обох методів).</w:t>
-      </w:r>
-    </w:p>
-    <w:p>
-      <w:pPr>
-        <w:numPr>
-          <w:ilvl w:val="0"/>
-          <w:numId w:val="7"/>
-        </w:numPr>
-        <w:rPr>
-          <w:rFonts w:ascii="Times New Roman" w:hAnsi="Times New Roman" w:cs="Times New Roman"/>
-          <w:sz w:val="28"/>
-          <w:szCs w:val="28"/>
-        </w:rPr>
-      </w:pPr>
-      <w:r>
-        <w:rPr>
-          <w:rFonts w:ascii="Times New Roman" w:hAnsi="Times New Roman" w:cs="Times New Roman"/>
-          <w:sz w:val="28"/>
-          <w:szCs w:val="28"/>
-        </w:rPr>
-        <w:t>Провести обчислення до досягнення заданої точності.</w:t>
-      </w:r>
-    </w:p>
-    <w:p>
-      <w:pPr>
-        <w:numPr>
-          <w:ilvl w:val="0"/>
-          <w:numId w:val="7"/>
-        </w:numPr>
-        <w:rPr>
-          <w:rFonts w:ascii="Times New Roman" w:hAnsi="Times New Roman" w:cs="Times New Roman"/>
-          <w:sz w:val="28"/>
-          <w:szCs w:val="28"/>
-        </w:rPr>
-      </w:pPr>
-      <w:r>
-        <w:rPr>
-          <w:rFonts w:ascii="Times New Roman" w:hAnsi="Times New Roman" w:cs="Times New Roman"/>
-          <w:sz w:val="28"/>
-          <w:szCs w:val="28"/>
-        </w:rPr>
-        <w:t>Знайти </w:t>
-      </w:r>
-      <w:r>
-        <w:rPr>
-          <w:rFonts w:ascii="Times New Roman" w:hAnsi="Times New Roman" w:cs="Times New Roman"/>
-          <w:b/>
-          <w:bCs/>
-          <w:sz w:val="28"/>
-          <w:szCs w:val="28"/>
-        </w:rPr>
-        <w:t>апріорну</w:t>
-      </w:r>
-      <w:r>
-        <w:rPr>
-          <w:rFonts w:ascii="Times New Roman" w:hAnsi="Times New Roman" w:cs="Times New Roman"/>
-          <w:sz w:val="28"/>
-          <w:szCs w:val="28"/>
-        </w:rPr>
-        <w:t> та </w:t>
-      </w:r>
-      <w:r>
-        <w:rPr>
-          <w:rFonts w:ascii="Times New Roman" w:hAnsi="Times New Roman" w:cs="Times New Roman"/>
-          <w:b/>
-          <w:bCs/>
-          <w:sz w:val="28"/>
-          <w:szCs w:val="28"/>
-        </w:rPr>
-        <w:t>апостеріорну</w:t>
-      </w:r>
-      <w:r>
-        <w:rPr>
-          <w:rFonts w:ascii="Times New Roman" w:hAnsi="Times New Roman" w:cs="Times New Roman"/>
-          <w:sz w:val="28"/>
-          <w:szCs w:val="28"/>
-        </w:rPr>
-        <w:t> оцінки кількості ітераційних кроків.</w:t>
-      </w:r>
-    </w:p>
-    <w:p>
-      <w:pPr>
-        <w:numPr>
-          <w:ilvl w:val="0"/>
-          <w:numId w:val="7"/>
-        </w:numPr>
-        <w:rPr>
-          <w:rFonts w:ascii="Times New Roman" w:hAnsi="Times New Roman" w:cs="Times New Roman"/>
-          <w:sz w:val="28"/>
-          <w:szCs w:val="28"/>
-        </w:rPr>
-      </w:pPr>
-      <w:r>
-        <w:rPr>
-          <w:rFonts w:ascii="Times New Roman" w:hAnsi="Times New Roman" w:cs="Times New Roman"/>
-          <w:sz w:val="28"/>
-          <w:szCs w:val="28"/>
-        </w:rPr>
-        <w:lastRenderedPageBreak/>
-        <w:t>Порівняти ефективність методів за кількістю ітерацій та швидкістю збіжності.</w:t>
-      </w:r>
-      <w:r>
-        <w:rPr>
-          <w:rFonts w:ascii="Times New Roman" w:hAnsi="Times New Roman" w:cs="Times New Roman"/>
-          <w:sz w:val="28"/>
-          <w:szCs w:val="28"/>
-          <w:lang w:val="en-US"/>
-        </w:rPr>
-        <w:br/>
-      </w:r>
-      <w:r>
-        <w:rPr>
+    </w:p>
+    <w:p>
+      <w:pPr>
+        <w:rPr>
+          <w:rFonts w:ascii="Times New Roman" w:hAnsi="Times New Roman" w:cs="Times New Roman"/>
+          <w:sz w:val="28"/>
+          <w:szCs w:val="28"/>
+        </w:rPr>
+      </w:pPr>
+      <w:r>
+        <w:rPr>
+          <w:rFonts w:ascii="Times New Roman" w:hAnsi="Times New Roman" w:cs="Times New Roman"/>
+          <w:sz w:val="28"/>
+          <w:szCs w:val="28"/>
+        </w:rPr>
+        <w:t>З точністю </w:t>
+      </w:r>
+      <w:r>
+        <w:rPr>
+          <w:rFonts w:ascii="Times New Roman" w:hAnsi="Times New Roman" w:cs="Times New Roman"/>
           <w:noProof/>
+          <w:sz w:val="28"/>
+          <w:szCs w:val="28"/>
           <w:lang w:eastAsia="uk-UA"/>
         </w:rPr>
         <w:drawing>
-          <wp:inline distT="0" distB="0" distL="0" distR="0" wp14:anchorId="33DC423C" wp14:editId="23E5D649">
-            <wp:extent cx="3280528" cy="4121957"/>
-            <wp:effectExtent l="0" t="0" r="0" b="0"/>
-            <wp:docPr id="12" name="Рисунок 12"/>
+          <wp:inline distT="0" distB="0" distL="0" distR="0" wp14:anchorId="2A38C386" wp14:editId="5EB1AD2A">
+            <wp:extent cx="667657" cy="239244"/>
+            <wp:effectExtent l="0" t="0" r="0" b="8890"/>
+            <wp:docPr id="14" name="Рисунок 14"/>
             <wp:cNvGraphicFramePr>
               <a:graphicFrameLocks xmlns:a="http://schemas.openxmlformats.org/drawingml/2006/main" noChangeAspect="1"/>
             </wp:cNvGraphicFramePr>
@@ -954,7 +819,7 @@
                   <pic:spPr>
                     <a:xfrm>
                       <a:off x="0" y="0"/>
-                      <a:ext cx="3289455" cy="4133174"/>
+                      <a:ext cx="665638" cy="238520"/>
                     </a:xfrm>
                     <a:prstGeom prst="rect">
                       <a:avLst/>
@@ -966,39 +831,225 @@
           </wp:inline>
         </w:drawing>
       </w:r>
-    </w:p>
-    <w:p>
-      <w:pPr>
-        <w:rPr>
-          <w:rFonts w:ascii="Times New Roman" w:hAnsi="Times New Roman" w:cs="Times New Roman"/>
-          <w:sz w:val="28"/>
-          <w:szCs w:val="28"/>
-        </w:rPr>
-      </w:pPr>
-    </w:p>
-    <w:p>
-      <w:pPr>
+      <w:r>
+        <w:rPr>
+          <w:rFonts w:ascii="Times New Roman" w:hAnsi="Times New Roman" w:cs="Times New Roman"/>
+          <w:sz w:val="28"/>
+          <w:szCs w:val="28"/>
+        </w:rPr>
+        <w:t> необхідно знайти його </w:t>
+      </w:r>
+      <w:r>
+        <w:rPr>
+          <w:rFonts w:ascii="Times New Roman" w:hAnsi="Times New Roman" w:cs="Times New Roman"/>
+          <w:b/>
+          <w:bCs/>
+          <w:sz w:val="28"/>
+          <w:szCs w:val="28"/>
+        </w:rPr>
+        <w:t>найбільший додатній корінь</w:t>
+      </w:r>
+      <w:r>
+        <w:rPr>
+          <w:rFonts w:ascii="Times New Roman" w:hAnsi="Times New Roman" w:cs="Times New Roman"/>
+          <w:sz w:val="28"/>
+          <w:szCs w:val="28"/>
+        </w:rPr>
+        <w:t>, використовуючи </w:t>
+      </w:r>
+      <w:r>
+        <w:rPr>
+          <w:rFonts w:ascii="Times New Roman" w:hAnsi="Times New Roman" w:cs="Times New Roman"/>
+          <w:b/>
+          <w:bCs/>
+          <w:sz w:val="28"/>
+          <w:szCs w:val="28"/>
+        </w:rPr>
+        <w:t>метод релаксації</w:t>
+      </w:r>
+      <w:r>
+        <w:rPr>
+          <w:rFonts w:ascii="Times New Roman" w:hAnsi="Times New Roman" w:cs="Times New Roman"/>
+          <w:sz w:val="28"/>
+          <w:szCs w:val="28"/>
+        </w:rPr>
+        <w:t> та </w:t>
+      </w:r>
+      <w:r>
+        <w:rPr>
+          <w:rFonts w:ascii="Times New Roman" w:hAnsi="Times New Roman" w:cs="Times New Roman"/>
+          <w:b/>
+          <w:bCs/>
+          <w:sz w:val="28"/>
+          <w:szCs w:val="28"/>
+        </w:rPr>
+        <w:t>метод Ньютона</w:t>
+      </w:r>
+      <w:r>
+        <w:rPr>
+          <w:rFonts w:ascii="Times New Roman" w:hAnsi="Times New Roman" w:cs="Times New Roman"/>
+          <w:sz w:val="28"/>
+          <w:szCs w:val="28"/>
+        </w:rPr>
+        <w:t>.</w:t>
+      </w:r>
+    </w:p>
+    <w:p>
+      <w:pPr>
+        <w:rPr>
+          <w:rFonts w:ascii="Times New Roman" w:hAnsi="Times New Roman" w:cs="Times New Roman"/>
+          <w:sz w:val="28"/>
+          <w:szCs w:val="28"/>
+        </w:rPr>
+      </w:pPr>
+      <w:r>
+        <w:rPr>
+          <w:rFonts w:ascii="Times New Roman" w:hAnsi="Times New Roman" w:cs="Times New Roman"/>
+          <w:sz w:val="28"/>
+          <w:szCs w:val="28"/>
+        </w:rPr>
+        <w:t>Для кожного з методів потрібно:</w:t>
+      </w:r>
+    </w:p>
+    <w:p>
+      <w:pPr>
+        <w:numPr>
+          <w:ilvl w:val="0"/>
+          <w:numId w:val="7"/>
+        </w:numPr>
+        <w:rPr>
+          <w:rFonts w:ascii="Times New Roman" w:hAnsi="Times New Roman" w:cs="Times New Roman"/>
+          <w:sz w:val="28"/>
+          <w:szCs w:val="28"/>
+        </w:rPr>
+      </w:pPr>
+      <w:r>
+        <w:rPr>
+          <w:rFonts w:ascii="Times New Roman" w:hAnsi="Times New Roman" w:cs="Times New Roman"/>
+          <w:sz w:val="28"/>
+          <w:szCs w:val="28"/>
+        </w:rPr>
+        <w:t>Обрати початковий проміжок ізоляції кореня та початкове наближення (бажано однакові для обох методів).</w:t>
+      </w:r>
+    </w:p>
+    <w:p>
+      <w:pPr>
+        <w:numPr>
+          <w:ilvl w:val="0"/>
+          <w:numId w:val="7"/>
+        </w:numPr>
+        <w:rPr>
+          <w:rFonts w:ascii="Times New Roman" w:hAnsi="Times New Roman" w:cs="Times New Roman"/>
+          <w:sz w:val="28"/>
+          <w:szCs w:val="28"/>
+        </w:rPr>
+      </w:pPr>
+      <w:r>
+        <w:rPr>
+          <w:rFonts w:ascii="Times New Roman" w:hAnsi="Times New Roman" w:cs="Times New Roman"/>
+          <w:sz w:val="28"/>
+          <w:szCs w:val="28"/>
+        </w:rPr>
+        <w:t>Провести обчислення до досягнення заданої точності.</w:t>
+      </w:r>
+    </w:p>
+    <w:p>
+      <w:pPr>
+        <w:numPr>
+          <w:ilvl w:val="0"/>
+          <w:numId w:val="7"/>
+        </w:numPr>
+        <w:rPr>
+          <w:rFonts w:ascii="Times New Roman" w:hAnsi="Times New Roman" w:cs="Times New Roman"/>
+          <w:sz w:val="28"/>
+          <w:szCs w:val="28"/>
+        </w:rPr>
+      </w:pPr>
+      <w:r>
+        <w:rPr>
+          <w:rFonts w:ascii="Times New Roman" w:hAnsi="Times New Roman" w:cs="Times New Roman"/>
+          <w:sz w:val="28"/>
+          <w:szCs w:val="28"/>
+        </w:rPr>
+        <w:t>Знайти </w:t>
+      </w:r>
+      <w:r>
+        <w:rPr>
+          <w:rFonts w:ascii="Times New Roman" w:hAnsi="Times New Roman" w:cs="Times New Roman"/>
+          <w:b/>
+          <w:bCs/>
+          <w:sz w:val="28"/>
+          <w:szCs w:val="28"/>
+        </w:rPr>
+        <w:t>апріорну</w:t>
+      </w:r>
+      <w:r>
+        <w:rPr>
+          <w:rFonts w:ascii="Times New Roman" w:hAnsi="Times New Roman" w:cs="Times New Roman"/>
+          <w:sz w:val="28"/>
+          <w:szCs w:val="28"/>
+        </w:rPr>
+        <w:t> та </w:t>
+      </w:r>
+      <w:r>
+        <w:rPr>
+          <w:rFonts w:ascii="Times New Roman" w:hAnsi="Times New Roman" w:cs="Times New Roman"/>
+          <w:b/>
+          <w:bCs/>
+          <w:sz w:val="28"/>
+          <w:szCs w:val="28"/>
+        </w:rPr>
+        <w:t>апостеріорну</w:t>
+      </w:r>
+      <w:r>
+        <w:rPr>
+          <w:rFonts w:ascii="Times New Roman" w:hAnsi="Times New Roman" w:cs="Times New Roman"/>
+          <w:sz w:val="28"/>
+          <w:szCs w:val="28"/>
+        </w:rPr>
+        <w:t> оцінки кількості ітераційних кроків.</w:t>
+      </w:r>
+    </w:p>
+    <w:p>
+      <w:pPr>
+        <w:numPr>
+          <w:ilvl w:val="0"/>
+          <w:numId w:val="7"/>
+        </w:numPr>
+        <w:rPr>
+          <w:rFonts w:ascii="Times New Roman" w:hAnsi="Times New Roman" w:cs="Times New Roman"/>
+          <w:sz w:val="28"/>
+          <w:szCs w:val="28"/>
+        </w:rPr>
+      </w:pPr>
+      <w:r>
+        <w:rPr>
+          <w:rFonts w:ascii="Times New Roman" w:hAnsi="Times New Roman" w:cs="Times New Roman"/>
+          <w:sz w:val="28"/>
+          <w:szCs w:val="28"/>
+        </w:rPr>
+        <w:lastRenderedPageBreak/>
+        <w:t>Порівняти ефективність методів за кількістю ітерацій та швидкістю збіжності.</w:t>
+      </w:r>
+      <w:r>
         <w:rPr>
           <w:rFonts w:ascii="Times New Roman" w:hAnsi="Times New Roman" w:cs="Times New Roman"/>
           <w:sz w:val="28"/>
           <w:szCs w:val="28"/>
           <w:lang w:val="en-US"/>
         </w:rPr>
-      </w:pPr>
-      <w:r>
-        <w:rPr>
-          <w:rFonts w:ascii="Times New Roman" w:hAnsi="Times New Roman" w:cs="Times New Roman"/>
+        <w:br/>
+      </w:r>
+      <w:r>
+        <w:rPr>
           <w:noProof/>
-          <w:sz w:val="28"/>
-          <w:szCs w:val="28"/>
           <w:lang w:eastAsia="uk-UA"/>
         </w:rPr>
-        <w:lastRenderedPageBreak/>
         <w:drawing>
-          <wp:inline distT="0" distB="0" distL="0" distR="0" wp14:anchorId="700FE034" wp14:editId="590AB255">
-            <wp:extent cx="3658111" cy="5191850"/>
-            <wp:effectExtent l="0" t="0" r="0" b="8890"/>
-            <wp:docPr id="19" name="Рисунок 19"/>
+          <wp:inline distT="0" distB="0" distL="0" distR="0" wp14:anchorId="33DC423C" wp14:editId="23E5D649">
+            <wp:extent cx="3280528" cy="4121957"/>
+            <wp:effectExtent l="0" t="0" r="0" b="0"/>
+            <wp:docPr id="12" name="Рисунок 12"/>
             <wp:cNvGraphicFramePr>
               <a:graphicFrameLocks xmlns:a="http://schemas.openxmlformats.org/drawingml/2006/main" noChangeAspect="1"/>
             </wp:cNvGraphicFramePr>
@@ -1018,7 +1069,7 @@
                   <pic:spPr>
                     <a:xfrm>
                       <a:off x="0" y="0"/>
-                      <a:ext cx="3658111" cy="5191850"/>
+                      <a:ext cx="3289455" cy="4133174"/>
                     </a:xfrm>
                     <a:prstGeom prst="rect">
                       <a:avLst/>
@@ -1030,47 +1081,134 @@
           </wp:inline>
         </w:drawing>
       </w:r>
-      <w:r>
-        <w:rPr>
-          <w:rFonts w:ascii="Times New Roman" w:hAnsi="Times New Roman" w:cs="Times New Roman"/>
-          <w:sz w:val="28"/>
-          <w:szCs w:val="28"/>
-        </w:rPr>
-        <w:br/>
-        <w:t>перша похідна</w:t>
-      </w:r>
-      <w:r>
+    </w:p>
+    <w:p>
+      <w:pPr>
+        <w:rPr>
+          <w:rFonts w:ascii="Times New Roman" w:hAnsi="Times New Roman" w:cs="Times New Roman"/>
+          <w:sz w:val="28"/>
+          <w:szCs w:val="28"/>
+        </w:rPr>
+      </w:pPr>
+    </w:p>
+    <w:p>
+      <w:pPr>
         <w:rPr>
           <w:rFonts w:ascii="Times New Roman" w:hAnsi="Times New Roman" w:cs="Times New Roman"/>
           <w:sz w:val="28"/>
           <w:szCs w:val="28"/>
           <w:lang w:val="en-US"/>
         </w:rPr>
-        <w:t>:</w:t>
-      </w:r>
-      <w:bookmarkStart w:id="0" w:name="_GoBack"/>
-      <w:bookmarkEnd w:id="0"/>
-      <w:r>
-        <w:rPr>
-          <w:rFonts w:ascii="Times New Roman" w:hAnsi="Times New Roman" w:cs="Times New Roman"/>
-          <w:sz w:val="28"/>
-          <w:szCs w:val="28"/>
-          <w:lang w:val="en-US"/>
-        </w:rPr>
-        <w:br/>
-      </w:r>
-      <w:r>
-        <w:rPr>
-          <w:rFonts w:ascii="Times New Roman" w:hAnsi="Times New Roman" w:cs="Times New Roman"/>
-          <w:sz w:val="28"/>
-          <w:szCs w:val="28"/>
-          <w:lang w:val="en-US"/>
+      </w:pPr>
+      <w:r>
+        <w:rPr>
+          <w:noProof/>
+          <w:sz w:val="32"/>
+          <w:szCs w:val="28"/>
+        </w:rPr>
+        <w:lastRenderedPageBreak/>
+        <mc:AlternateContent>
+          <mc:Choice Requires="wps">
+            <w:drawing>
+              <wp:anchor distT="0" distB="0" distL="114300" distR="114300" simplePos="0" relativeHeight="251661312" behindDoc="0" locked="0" layoutInCell="1" allowOverlap="1" wp14:anchorId="0DBAAF6A" wp14:editId="4DE81F64">
+                <wp:simplePos x="0" y="0"/>
+                <wp:positionH relativeFrom="column">
+                  <wp:posOffset>-2467551</wp:posOffset>
+                </wp:positionH>
+                <wp:positionV relativeFrom="paragraph">
+                  <wp:posOffset>5549062</wp:posOffset>
+                </wp:positionV>
+                <wp:extent cx="442595" cy="254000"/>
+                <wp:effectExtent l="0" t="0" r="14605" b="12700"/>
+                <wp:wrapNone/>
+                <wp:docPr id="8" name="Надпись 2"/>
+                <wp:cNvGraphicFramePr>
+                  <a:graphicFrameLocks xmlns:a="http://schemas.openxmlformats.org/drawingml/2006/main"/>
+                </wp:cNvGraphicFramePr>
+                <a:graphic xmlns:a="http://schemas.openxmlformats.org/drawingml/2006/main">
+                  <a:graphicData uri="http://schemas.microsoft.com/office/word/2010/wordprocessingShape">
+                    <wps:wsp>
+                      <wps:cNvSpPr txBox="1">
+                        <a:spLocks noChangeArrowheads="1"/>
+                      </wps:cNvSpPr>
+                      <wps:spPr bwMode="auto">
+                        <a:xfrm>
+                          <a:off x="0" y="0"/>
+                          <a:ext cx="442595" cy="254000"/>
+                        </a:xfrm>
+                        <a:prstGeom prst="rect">
+                          <a:avLst/>
+                        </a:prstGeom>
+                        <a:solidFill>
+                          <a:srgbClr val="FFFFFF"/>
+                        </a:solidFill>
+                        <a:ln w="9525">
+                          <a:solidFill>
+                            <a:srgbClr val="000000"/>
+                          </a:solidFill>
+                          <a:miter lim="800000"/>
+                          <a:headEnd/>
+                          <a:tailEnd/>
+                        </a:ln>
+                      </wps:spPr>
+                      <wps:txbx>
+                        <w:txbxContent>
+                          <w:p>
+                            <w:r>
+                              <w:t>200</w:t>
+                            </w:r>
+                          </w:p>
+                        </w:txbxContent>
+                      </wps:txbx>
+                      <wps:bodyPr rot="0" vert="horz" wrap="square" lIns="91440" tIns="45720" rIns="91440" bIns="45720" anchor="t" anchorCtr="0">
+                        <a:noAutofit/>
+                      </wps:bodyPr>
+                    </wps:wsp>
+                  </a:graphicData>
+                </a:graphic>
+                <wp14:sizeRelH relativeFrom="margin">
+                  <wp14:pctWidth>0</wp14:pctWidth>
+                </wp14:sizeRelH>
+                <wp14:sizeRelV relativeFrom="margin">
+                  <wp14:pctHeight>0</wp14:pctHeight>
+                </wp14:sizeRelV>
+              </wp:anchor>
+            </w:drawing>
+          </mc:Choice>
+          <mc:Fallback>
+            <w:pict>
+              <v:shapetype id="_x0000_t202" coordsize="21600,21600" o:spt="202" path="m,l,21600r21600,l21600,xe">
+                <v:stroke joinstyle="miter"/>
+                <v:path gradientshapeok="t" o:connecttype="rect"/>
+              </v:shapetype>
+              <v:shape id="Надпись 2" o:spid="_x0000_s1026" type="#_x0000_t202" style="position:absolute;margin-left:-194.3pt;margin-top:436.95pt;width:34.85pt;height:20pt;z-index:251661312;visibility:visible;mso-wrap-style:square;mso-width-percent:0;mso-height-percent:0;mso-wrap-distance-left:9pt;mso-wrap-distance-top:0;mso-wrap-distance-right:9pt;mso-wrap-distance-bottom:0;mso-position-horizontal:absolute;mso-position-horizontal-relative:text;mso-position-vertical:absolute;mso-position-vertical-relative:text;mso-width-percent:0;mso-height-percent:0;mso-width-relative:margin;mso-height-relative:margin;v-text-anchor:top" o:gfxdata="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">
+                <v:textbox>
+                  <w:txbxContent>
+                    <w:p>
+                      <w:r>
+                        <w:t>200</w:t>
+                      </w:r>
+                    </w:p>
+                  </w:txbxContent>
+                </v:textbox>
+              </v:shape>
+            </w:pict>
+          </mc:Fallback>
+        </mc:AlternateContent>
+      </w:r>
+      <w:r>
+        <w:rPr>
+          <w:rFonts w:ascii="Times New Roman" w:hAnsi="Times New Roman" w:cs="Times New Roman"/>
+          <w:noProof/>
+          <w:sz w:val="28"/>
+          <w:szCs w:val="28"/>
+          <w:lang w:eastAsia="uk-UA"/>
         </w:rPr>
         <w:drawing>
-          <wp:inline distT="0" distB="0" distL="0" distR="0" wp14:anchorId="2DCEE9D9" wp14:editId="43D6B446">
-            <wp:extent cx="2521097" cy="3440783"/>
-            <wp:effectExtent l="0" t="0" r="0" b="7620"/>
-            <wp:docPr id="4" name="Рисунок 4"/>
+          <wp:inline distT="0" distB="0" distL="0" distR="0" wp14:anchorId="55F0F75F" wp14:editId="184EEDD4">
+            <wp:extent cx="2450901" cy="3478491"/>
+            <wp:effectExtent l="0" t="0" r="6985" b="8255"/>
+            <wp:docPr id="19" name="Рисунок 19"/>
             <wp:cNvGraphicFramePr>
               <a:graphicFrameLocks xmlns:a="http://schemas.openxmlformats.org/drawingml/2006/main" noChangeAspect="1"/>
             </wp:cNvGraphicFramePr>
@@ -1090,7 +1228,7 @@
                   <pic:spPr>
                     <a:xfrm>
                       <a:off x="0" y="0"/>
-                      <a:ext cx="2521979" cy="3441987"/>
+                      <a:ext cx="2453596" cy="3482316"/>
                     </a:xfrm>
                     <a:prstGeom prst="rect">
                       <a:avLst/>
@@ -1102,49 +1240,44 @@
           </wp:inline>
         </w:drawing>
       </w:r>
-    </w:p>
-    <w:p>
-      <w:pPr>
-        <w:rPr>
-          <w:rFonts w:ascii="Times New Roman" w:hAnsi="Times New Roman" w:cs="Times New Roman"/>
-          <w:b/>
-          <w:sz w:val="36"/>
-          <w:szCs w:val="36"/>
-        </w:rPr>
-      </w:pPr>
-      <w:r>
-        <w:rPr>
-          <w:rFonts w:ascii="Times New Roman" w:hAnsi="Times New Roman" w:cs="Times New Roman"/>
-          <w:b/>
-          <w:sz w:val="36"/>
-          <w:szCs w:val="36"/>
-        </w:rPr>
-        <w:lastRenderedPageBreak/>
-        <w:t>Теорія</w:t>
-      </w:r>
-      <w:r>
-        <w:rPr>
-          <w:rFonts w:ascii="Times New Roman" w:hAnsi="Times New Roman" w:cs="Times New Roman"/>
-          <w:b/>
-          <w:sz w:val="36"/>
-          <w:szCs w:val="36"/>
+      <w:r>
+        <w:rPr>
+          <w:rFonts w:ascii="Times New Roman" w:hAnsi="Times New Roman" w:cs="Times New Roman"/>
+          <w:sz w:val="28"/>
+          <w:szCs w:val="28"/>
         </w:rPr>
         <w:br/>
-      </w:r>
-      <w:r>
-        <w:rPr>
-          <w:rFonts w:ascii="Times New Roman" w:hAnsi="Times New Roman" w:cs="Times New Roman"/>
-          <w:b/>
-          <w:noProof/>
-          <w:sz w:val="36"/>
-          <w:szCs w:val="36"/>
-          <w:lang w:eastAsia="uk-UA"/>
+        <w:t>перша похідна</w:t>
+      </w:r>
+      <w:r>
+        <w:rPr>
+          <w:rFonts w:ascii="Times New Roman" w:hAnsi="Times New Roman" w:cs="Times New Roman"/>
+          <w:sz w:val="28"/>
+          <w:szCs w:val="28"/>
+          <w:lang w:val="en-US"/>
+        </w:rPr>
+        <w:t>:</w:t>
+      </w:r>
+      <w:r>
+        <w:rPr>
+          <w:rFonts w:ascii="Times New Roman" w:hAnsi="Times New Roman" w:cs="Times New Roman"/>
+          <w:sz w:val="28"/>
+          <w:szCs w:val="28"/>
+          <w:lang w:val="en-US"/>
+        </w:rPr>
+        <w:br/>
+      </w:r>
+      <w:r>
+        <w:rPr>
+          <w:sz w:val="32"/>
+          <w:szCs w:val="28"/>
+          <w:lang w:val="en-US"/>
         </w:rPr>
         <w:drawing>
-          <wp:inline distT="0" distB="0" distL="0" distR="0" wp14:anchorId="6CD81A62" wp14:editId="758BBF2B">
-            <wp:extent cx="6120765" cy="5452409"/>
-            <wp:effectExtent l="0" t="0" r="0" b="0"/>
-            <wp:docPr id="1" name="Рисунок 1"/>
+          <wp:inline distT="0" distB="0" distL="0" distR="0" wp14:anchorId="2B90CD7E" wp14:editId="6D281D3B">
+            <wp:extent cx="4431807" cy="3638746"/>
+            <wp:effectExtent l="0" t="0" r="6985" b="0"/>
+            <wp:docPr id="9" name="Рисунок 9"/>
             <wp:cNvGraphicFramePr>
               <a:graphicFrameLocks xmlns:a="http://schemas.openxmlformats.org/drawingml/2006/main" noChangeAspect="1"/>
             </wp:cNvGraphicFramePr>
@@ -1164,7 +1297,7 @@
                   <pic:spPr>
                     <a:xfrm>
                       <a:off x="0" y="0"/>
-                      <a:ext cx="6120765" cy="5452409"/>
+                      <a:ext cx="4431944" cy="3638859"/>
                     </a:xfrm>
                     <a:prstGeom prst="rect">
                       <a:avLst/>
@@ -1176,6 +1309,26 @@
           </wp:inline>
         </w:drawing>
       </w:r>
+    </w:p>
+    <w:p>
+      <w:pPr>
+        <w:rPr>
+          <w:rFonts w:ascii="Times New Roman" w:hAnsi="Times New Roman" w:cs="Times New Roman"/>
+          <w:b/>
+          <w:sz w:val="36"/>
+          <w:szCs w:val="36"/>
+        </w:rPr>
+      </w:pPr>
+      <w:r>
+        <w:rPr>
+          <w:rFonts w:ascii="Times New Roman" w:hAnsi="Times New Roman" w:cs="Times New Roman"/>
+          <w:b/>
+          <w:sz w:val="36"/>
+          <w:szCs w:val="36"/>
+        </w:rPr>
+        <w:lastRenderedPageBreak/>
+        <w:t>Теорія</w:t>
+      </w:r>
       <w:r>
         <w:rPr>
           <w:rFonts w:ascii="Times New Roman" w:hAnsi="Times New Roman" w:cs="Times New Roman"/>
@@ -1195,10 +1348,10 @@
           <w:lang w:eastAsia="uk-UA"/>
         </w:rPr>
         <w:drawing>
-          <wp:inline distT="0" distB="0" distL="0" distR="0" wp14:anchorId="0A46578F" wp14:editId="6F37BAC5">
-            <wp:extent cx="6120765" cy="3706951"/>
-            <wp:effectExtent l="0" t="0" r="0" b="8255"/>
-            <wp:docPr id="16" name="Рисунок 16"/>
+          <wp:inline distT="0" distB="0" distL="0" distR="0" wp14:anchorId="2B000D4F" wp14:editId="3C0B4C51">
+            <wp:extent cx="6120765" cy="5452409"/>
+            <wp:effectExtent l="0" t="0" r="0" b="0"/>
+            <wp:docPr id="1" name="Рисунок 1"/>
             <wp:cNvGraphicFramePr>
               <a:graphicFrameLocks xmlns:a="http://schemas.openxmlformats.org/drawingml/2006/main" noChangeAspect="1"/>
             </wp:cNvGraphicFramePr>
@@ -1218,7 +1371,7 @@
                   <pic:spPr>
                     <a:xfrm>
                       <a:off x="0" y="0"/>
-                      <a:ext cx="6120765" cy="3706951"/>
+                      <a:ext cx="6120765" cy="5452409"/>
                     </a:xfrm>
                     <a:prstGeom prst="rect">
                       <a:avLst/>
@@ -1230,31 +1383,29 @@
           </wp:inline>
         </w:drawing>
       </w:r>
-    </w:p>
-    <w:p>
-      <w:pPr>
-        <w:jc w:val="center"/>
-        <w:rPr>
-          <w:rFonts w:ascii="Times New Roman" w:hAnsi="Times New Roman" w:cs="Times New Roman"/>
-          <w:sz w:val="28"/>
-          <w:szCs w:val="28"/>
-          <w:lang w:val="en-US"/>
-        </w:rPr>
-      </w:pPr>
-      <w:r>
-        <w:rPr>
-          <w:rFonts w:ascii="Times New Roman" w:hAnsi="Times New Roman" w:cs="Times New Roman"/>
+      <w:r>
+        <w:rPr>
+          <w:rFonts w:ascii="Times New Roman" w:hAnsi="Times New Roman" w:cs="Times New Roman"/>
+          <w:b/>
+          <w:sz w:val="36"/>
+          <w:szCs w:val="36"/>
+        </w:rPr>
+        <w:br/>
+      </w:r>
+      <w:r>
+        <w:rPr>
+          <w:rFonts w:ascii="Times New Roman" w:hAnsi="Times New Roman" w:cs="Times New Roman"/>
+          <w:b/>
           <w:noProof/>
-          <w:sz w:val="28"/>
-          <w:szCs w:val="28"/>
+          <w:sz w:val="36"/>
+          <w:szCs w:val="36"/>
           <w:lang w:eastAsia="uk-UA"/>
         </w:rPr>
-        <w:lastRenderedPageBreak/>
         <w:drawing>
-          <wp:inline distT="0" distB="0" distL="0" distR="0" wp14:anchorId="5340B33C" wp14:editId="5EB86779">
-            <wp:extent cx="4468305" cy="2770681"/>
-            <wp:effectExtent l="0" t="0" r="8890" b="0"/>
-            <wp:docPr id="17" name="Рисунок 17"/>
+          <wp:inline distT="0" distB="0" distL="0" distR="0" wp14:anchorId="187B973F" wp14:editId="5865FADE">
+            <wp:extent cx="6120765" cy="3706951"/>
+            <wp:effectExtent l="0" t="0" r="0" b="8255"/>
+            <wp:docPr id="16" name="Рисунок 16"/>
             <wp:cNvGraphicFramePr>
               <a:graphicFrameLocks xmlns:a="http://schemas.openxmlformats.org/drawingml/2006/main" noChangeAspect="1"/>
             </wp:cNvGraphicFramePr>
@@ -1274,7 +1425,7 @@
                   <pic:spPr>
                     <a:xfrm>
                       <a:off x="0" y="0"/>
-                      <a:ext cx="4477040" cy="2776097"/>
+                      <a:ext cx="6120765" cy="3706951"/>
                     </a:xfrm>
                     <a:prstGeom prst="rect">
                       <a:avLst/>
@@ -1291,42 +1442,12 @@
       <w:pPr>
         <w:jc w:val="center"/>
         <w:rPr>
+          <w:rFonts w:ascii="Times New Roman" w:hAnsi="Times New Roman" w:cs="Times New Roman"/>
+          <w:sz w:val="28"/>
+          <w:szCs w:val="28"/>
           <w:lang w:val="en-US"/>
         </w:rPr>
       </w:pPr>
-      <w:proofErr w:type="spellStart"/>
-      <w:r>
-        <w:rPr>
-          <w:b/>
-          <w:sz w:val="24"/>
-          <w:szCs w:val="24"/>
-        </w:rPr>
-        <w:t>Розвязування</w:t>
-      </w:r>
-      <w:proofErr w:type="spellEnd"/>
-      <w:r>
-        <w:rPr>
-          <w:b/>
-          <w:sz w:val="24"/>
-          <w:szCs w:val="24"/>
-        </w:rPr>
-        <w:t xml:space="preserve"> задачі</w:t>
-      </w:r>
-      <w:r>
-        <w:rPr>
-          <w:b/>
-          <w:sz w:val="24"/>
-          <w:szCs w:val="24"/>
-          <w:lang w:val="en-US"/>
-        </w:rPr>
-        <w:t>:</w:t>
-      </w:r>
-      <w:r>
-        <w:rPr>
-          <w:lang w:val="en-US"/>
-        </w:rPr>
-        <w:br/>
-      </w:r>
       <w:r>
         <w:rPr>
           <w:rFonts w:ascii="Times New Roman" w:hAnsi="Times New Roman" w:cs="Times New Roman"/>
@@ -1334,80 +1455,13 @@
           <w:sz w:val="28"/>
           <w:szCs w:val="28"/>
           <w:lang w:eastAsia="uk-UA"/>
-        </w:rPr>
-        <w:drawing>
-          <wp:inline distT="0" distB="0" distL="0" distR="0" wp14:anchorId="3709C1AF" wp14:editId="0C582B06">
-            <wp:extent cx="3715268" cy="438211"/>
-            <wp:effectExtent l="0" t="0" r="0" b="0"/>
-            <wp:docPr id="18" name="Рисунок 18"/>
-            <wp:cNvGraphicFramePr>
-              <a:graphicFrameLocks xmlns:a="http://schemas.openxmlformats.org/drawingml/2006/main" noChangeAspect="1"/>
-            </wp:cNvGraphicFramePr>
-            <a:graphic xmlns:a="http://schemas.openxmlformats.org/drawingml/2006/main">
-              <a:graphicData uri="http://schemas.openxmlformats.org/drawingml/2006/picture">
-                <pic:pic xmlns:pic="http://schemas.openxmlformats.org/drawingml/2006/picture">
-                  <pic:nvPicPr>
-                    <pic:cNvPr id="0" name=""/>
-                    <pic:cNvPicPr/>
-                  </pic:nvPicPr>
-                  <pic:blipFill>
-                    <a:blip r:embed="rId6"/>
-                    <a:stretch>
-                      <a:fillRect/>
-                    </a:stretch>
-                  </pic:blipFill>
-                  <pic:spPr>
-                    <a:xfrm>
-                      <a:off x="0" y="0"/>
-                      <a:ext cx="3715268" cy="438211"/>
-                    </a:xfrm>
-                    <a:prstGeom prst="rect">
-                      <a:avLst/>
-                    </a:prstGeom>
-                  </pic:spPr>
-                </pic:pic>
-              </a:graphicData>
-            </a:graphic>
-          </wp:inline>
-        </w:drawing>
-      </w:r>
-      <w:r>
-        <w:rPr>
-          <w:lang w:val="en-US"/>
-        </w:rPr>
-        <w:br/>
-      </w:r>
-      <w:r>
-        <w:br/>
-      </w:r>
-    </w:p>
-    <w:p>
-      <w:pPr>
-        <w:jc w:val="center"/>
-      </w:pPr>
-      <w:r>
-        <w:br/>
-      </w:r>
-    </w:p>
-    <w:p>
-      <w:pPr>
-        <w:pStyle w:val="a6"/>
-        <w:rPr>
-          <w:sz w:val="32"/>
-          <w:szCs w:val="32"/>
-          <w:lang w:val="en-US"/>
-        </w:rPr>
-      </w:pPr>
-      <w:r>
-        <w:rPr>
-          <w:noProof/>
         </w:rPr>
         <w:lastRenderedPageBreak/>
         <w:drawing>
-          <wp:inline distT="0" distB="0" distL="0" distR="0" wp14:anchorId="03067E56" wp14:editId="2B295E4B">
-            <wp:extent cx="5668050" cy="6975835"/>
+          <wp:inline distT="0" distB="0" distL="0" distR="0" wp14:anchorId="2E622BDB" wp14:editId="073942AF">
+            <wp:extent cx="4468305" cy="2770681"/>
             <wp:effectExtent l="0" t="0" r="8890" b="0"/>
-            <wp:docPr id="2" name="Рисунок 2"/>
+            <wp:docPr id="17" name="Рисунок 17"/>
             <wp:cNvGraphicFramePr>
               <a:graphicFrameLocks xmlns:a="http://schemas.openxmlformats.org/drawingml/2006/main" noChangeAspect="1"/>
             </wp:cNvGraphicFramePr>
@@ -1427,7 +1481,7 @@
                   <pic:spPr>
                     <a:xfrm>
                       <a:off x="0" y="0"/>
-                      <a:ext cx="5670615" cy="6978992"/>
+                      <a:ext cx="4477040" cy="2776097"/>
                     </a:xfrm>
                     <a:prstGeom prst="rect">
                       <a:avLst/>
@@ -1439,21 +1493,128 @@
           </wp:inline>
         </w:drawing>
       </w:r>
-      <w:r>
+    </w:p>
+    <w:p>
+      <w:pPr>
+        <w:jc w:val="center"/>
         <w:rPr>
           <w:lang w:val="en-US"/>
         </w:rPr>
+      </w:pPr>
+      <w:proofErr w:type="spellStart"/>
+      <w:r>
+        <w:rPr>
+          <w:b/>
+          <w:sz w:val="24"/>
+          <w:szCs w:val="24"/>
+        </w:rPr>
+        <w:t>Розвязування</w:t>
+      </w:r>
+      <w:proofErr w:type="spellEnd"/>
+      <w:r>
+        <w:rPr>
+          <w:b/>
+          <w:sz w:val="24"/>
+          <w:szCs w:val="24"/>
+        </w:rPr>
+        <w:t xml:space="preserve"> задачі</w:t>
+      </w:r>
+      <w:r>
+        <w:rPr>
+          <w:b/>
+          <w:sz w:val="24"/>
+          <w:szCs w:val="24"/>
+          <w:lang w:val="en-US"/>
+        </w:rPr>
+        <w:t>:</w:t>
+      </w:r>
+      <w:r>
+        <w:rPr>
+          <w:lang w:val="en-US"/>
+        </w:rPr>
         <w:br/>
       </w:r>
       <w:r>
         <w:rPr>
+          <w:rFonts w:ascii="Times New Roman" w:hAnsi="Times New Roman" w:cs="Times New Roman"/>
           <w:noProof/>
+          <w:sz w:val="28"/>
+          <w:szCs w:val="28"/>
+          <w:lang w:eastAsia="uk-UA"/>
         </w:rPr>
         <w:drawing>
-          <wp:inline distT="0" distB="0" distL="0" distR="0" wp14:anchorId="0CA6BF7C" wp14:editId="740CA287">
-            <wp:extent cx="5504911" cy="2460396"/>
-            <wp:effectExtent l="0" t="0" r="635" b="0"/>
-            <wp:docPr id="10" name="Рисунок 10"/>
+          <wp:inline distT="0" distB="0" distL="0" distR="0" wp14:anchorId="6A03F373" wp14:editId="349F6490">
+            <wp:extent cx="3715268" cy="438211"/>
+            <wp:effectExtent l="0" t="0" r="0" b="0"/>
+            <wp:docPr id="18" name="Рисунок 18"/>
+            <wp:cNvGraphicFramePr>
+              <a:graphicFrameLocks xmlns:a="http://schemas.openxmlformats.org/drawingml/2006/main" noChangeAspect="1"/>
+            </wp:cNvGraphicFramePr>
+            <a:graphic xmlns:a="http://schemas.openxmlformats.org/drawingml/2006/main">
+              <a:graphicData uri="http://schemas.openxmlformats.org/drawingml/2006/picture">
+                <pic:pic xmlns:pic="http://schemas.openxmlformats.org/drawingml/2006/picture">
+                  <pic:nvPicPr>
+                    <pic:cNvPr id="0" name=""/>
+                    <pic:cNvPicPr/>
+                  </pic:nvPicPr>
+                  <pic:blipFill>
+                    <a:blip r:embed="rId7"/>
+                    <a:stretch>
+                      <a:fillRect/>
+                    </a:stretch>
+                  </pic:blipFill>
+                  <pic:spPr>
+                    <a:xfrm>
+                      <a:off x="0" y="0"/>
+                      <a:ext cx="3715268" cy="438211"/>
+                    </a:xfrm>
+                    <a:prstGeom prst="rect">
+                      <a:avLst/>
+                    </a:prstGeom>
+                  </pic:spPr>
+                </pic:pic>
+              </a:graphicData>
+            </a:graphic>
+          </wp:inline>
+        </w:drawing>
+      </w:r>
+      <w:r>
+        <w:rPr>
+          <w:lang w:val="en-US"/>
+        </w:rPr>
+        <w:br/>
+      </w:r>
+      <w:r>
+        <w:br/>
+      </w:r>
+    </w:p>
+    <w:p>
+      <w:pPr>
+        <w:jc w:val="center"/>
+      </w:pPr>
+      <w:r>
+        <w:br/>
+      </w:r>
+    </w:p>
+    <w:p>
+      <w:pPr>
+        <w:pStyle w:val="a6"/>
+        <w:rPr>
+          <w:sz w:val="32"/>
+          <w:szCs w:val="32"/>
+          <w:lang w:val="en-US"/>
+        </w:rPr>
+      </w:pPr>
+      <w:r>
+        <w:rPr>
+          <w:noProof/>
+        </w:rPr>
+        <w:lastRenderedPageBreak/>
+        <w:drawing>
+          <wp:inline distT="0" distB="0" distL="0" distR="0" wp14:anchorId="61E1B45D" wp14:editId="2AD13BA3">
+            <wp:extent cx="5668050" cy="6975835"/>
+            <wp:effectExtent l="0" t="0" r="8890" b="0"/>
+            <wp:docPr id="2" name="Рисунок 2"/>
             <wp:cNvGraphicFramePr>
               <a:graphicFrameLocks xmlns:a="http://schemas.openxmlformats.org/drawingml/2006/main" noChangeAspect="1"/>
             </wp:cNvGraphicFramePr>
@@ -1473,7 +1634,7 @@
                   <pic:spPr>
                     <a:xfrm>
                       <a:off x="0" y="0"/>
-                      <a:ext cx="5510109" cy="2462719"/>
+                      <a:ext cx="5670615" cy="6978992"/>
                     </a:xfrm>
                     <a:prstGeom prst="rect">
                       <a:avLst/>
@@ -1487,42 +1648,19 @@
       </w:r>
       <w:r>
         <w:rPr>
-          <w:rFonts w:hAnsi="Symbol"/>
-          <w:sz w:val="32"/>
-          <w:szCs w:val="32"/>
+          <w:lang w:val="en-US"/>
         </w:rPr>
         <w:br/>
       </w:r>
       <w:r>
         <w:rPr>
-          <w:rFonts w:hAnsi="Symbol"/>
-          <w:sz w:val="32"/>
-          <w:szCs w:val="32"/>
-          <w:lang w:val="en-US"/>
-        </w:rPr>
-        <w:lastRenderedPageBreak/>
-        <w:br/>
-      </w:r>
-      <w:r>
-        <w:rPr>
-          <w:rFonts w:hAnsi="Symbol"/>
-          <w:sz w:val="32"/>
-          <w:szCs w:val="32"/>
-        </w:rPr>
-        <w:t xml:space="preserve"> </w:t>
-      </w:r>
-      <w:r>
-        <w:rPr>
-          <w:rFonts w:hAnsi="Symbol"/>
           <w:noProof/>
-          <w:sz w:val="32"/>
-          <w:szCs w:val="32"/>
         </w:rPr>
         <w:drawing>
-          <wp:inline distT="0" distB="0" distL="0" distR="0" wp14:anchorId="41399D78" wp14:editId="6C2AED73">
-            <wp:extent cx="5953956" cy="1000265"/>
-            <wp:effectExtent l="0" t="0" r="0" b="9525"/>
-            <wp:docPr id="15" name="Рисунок 15"/>
+          <wp:inline distT="0" distB="0" distL="0" distR="0" wp14:anchorId="37E9AC9D" wp14:editId="1A8FD90E">
+            <wp:extent cx="5504911" cy="2460396"/>
+            <wp:effectExtent l="0" t="0" r="635" b="0"/>
+            <wp:docPr id="10" name="Рисунок 10"/>
             <wp:cNvGraphicFramePr>
               <a:graphicFrameLocks xmlns:a="http://schemas.openxmlformats.org/drawingml/2006/main" noChangeAspect="1"/>
             </wp:cNvGraphicFramePr>
@@ -1542,7 +1680,7 @@
                   <pic:spPr>
                     <a:xfrm>
                       <a:off x="0" y="0"/>
-                      <a:ext cx="5953956" cy="1000265"/>
+                      <a:ext cx="5510109" cy="2462719"/>
                     </a:xfrm>
                     <a:prstGeom prst="rect">
                       <a:avLst/>
@@ -1564,13 +1702,34 @@
       </w:r>
       <w:r>
         <w:rPr>
+          <w:rFonts w:hAnsi="Symbol"/>
+          <w:sz w:val="32"/>
+          <w:szCs w:val="32"/>
+          <w:lang w:val="en-US"/>
+        </w:rPr>
+        <w:lastRenderedPageBreak/>
+        <w:br/>
+      </w:r>
+      <w:r>
+        <w:rPr>
+          <w:rFonts w:hAnsi="Symbol"/>
+          <w:sz w:val="32"/>
+          <w:szCs w:val="32"/>
+        </w:rPr>
+        <w:t xml:space="preserve"> </w:t>
+      </w:r>
+      <w:r>
+        <w:rPr>
+          <w:rFonts w:hAnsi="Symbol"/>
           <w:noProof/>
+          <w:sz w:val="32"/>
+          <w:szCs w:val="32"/>
         </w:rPr>
         <w:drawing>
-          <wp:inline distT="0" distB="0" distL="0" distR="0" wp14:anchorId="74086AD3" wp14:editId="5597AE37">
-            <wp:extent cx="6120765" cy="3695904"/>
-            <wp:effectExtent l="0" t="0" r="0" b="0"/>
-            <wp:docPr id="20" name="Рисунок 20"/>
+          <wp:inline distT="0" distB="0" distL="0" distR="0" wp14:anchorId="1B86B5A5" wp14:editId="19F34054">
+            <wp:extent cx="5953956" cy="1000265"/>
+            <wp:effectExtent l="0" t="0" r="0" b="9525"/>
+            <wp:docPr id="15" name="Рисунок 15"/>
             <wp:cNvGraphicFramePr>
               <a:graphicFrameLocks xmlns:a="http://schemas.openxmlformats.org/drawingml/2006/main" noChangeAspect="1"/>
             </wp:cNvGraphicFramePr>
@@ -1590,7 +1749,7 @@
                   <pic:spPr>
                     <a:xfrm>
                       <a:off x="0" y="0"/>
-                      <a:ext cx="6120765" cy="3695904"/>
+                      <a:ext cx="5953956" cy="1000265"/>
                     </a:xfrm>
                     <a:prstGeom prst="rect">
                       <a:avLst/>
@@ -1604,19 +1763,21 @@
       </w:r>
       <w:r>
         <w:rPr>
+          <w:rFonts w:hAnsi="Symbol"/>
+          <w:sz w:val="32"/>
+          <w:szCs w:val="32"/>
+        </w:rPr>
+        <w:br/>
+      </w:r>
+      <w:r>
+        <w:rPr>
           <w:lang w:val="en-US"/>
         </w:rPr>
-        <w:br/>
-      </w:r>
-      <w:r>
-        <w:rPr>
-          <w:noProof/>
-        </w:rPr>
         <w:drawing>
-          <wp:inline distT="0" distB="0" distL="0" distR="0" wp14:anchorId="52C8D7D3" wp14:editId="7E0C8FF7">
-            <wp:extent cx="4440026" cy="1131216"/>
+          <wp:inline distT="0" distB="0" distL="0" distR="0" wp14:anchorId="686F1097" wp14:editId="2DC7CB2F">
+            <wp:extent cx="6120765" cy="3742547"/>
             <wp:effectExtent l="0" t="0" r="0" b="0"/>
-            <wp:docPr id="5" name="Рисунок 5"/>
+            <wp:docPr id="24" name="Рисунок 24"/>
             <wp:cNvGraphicFramePr>
               <a:graphicFrameLocks xmlns:a="http://schemas.openxmlformats.org/drawingml/2006/main" noChangeAspect="1"/>
             </wp:cNvGraphicFramePr>
@@ -1636,7 +1797,7 @@
                   <pic:spPr>
                     <a:xfrm>
                       <a:off x="0" y="0"/>
-                      <a:ext cx="4447703" cy="1133172"/>
+                      <a:ext cx="6120765" cy="3742547"/>
                     </a:xfrm>
                     <a:prstGeom prst="rect">
                       <a:avLst/>
@@ -1650,414 +1811,19 @@
       </w:r>
       <w:r>
         <w:rPr>
-          <w:rFonts w:hAnsi="Symbol"/>
-          <w:sz w:val="32"/>
-          <w:szCs w:val="32"/>
+          <w:lang w:val="en-US"/>
         </w:rPr>
         <w:br/>
       </w:r>
       <w:r>
-        <w:br/>
-      </w:r>
-      <w:r>
-        <w:rPr>
-          <w:rFonts w:hAnsi="Symbol"/>
-          <w:sz w:val="32"/>
-          <w:szCs w:val="32"/>
-        </w:rPr>
-        <w:t>1.</w:t>
-      </w:r>
-      <w:r>
-        <w:rPr>
-          <w:sz w:val="32"/>
-          <w:szCs w:val="32"/>
-        </w:rPr>
-        <w:t xml:space="preserve">  </w:t>
-      </w:r>
-      <w:r>
-        <w:rPr>
-          <w:rStyle w:val="mord"/>
-          <w:sz w:val="32"/>
-          <w:szCs w:val="32"/>
-        </w:rPr>
-        <w:t>f</w:t>
-      </w:r>
-      <w:r>
-        <w:rPr>
-          <w:rStyle w:val="mopen"/>
-          <w:sz w:val="32"/>
-          <w:szCs w:val="32"/>
-        </w:rPr>
-        <w:t>(</w:t>
-      </w:r>
-      <w:r>
-        <w:rPr>
-          <w:rStyle w:val="mord"/>
-          <w:sz w:val="32"/>
-          <w:szCs w:val="32"/>
-        </w:rPr>
-        <w:t>5</w:t>
-      </w:r>
-      <w:r>
-        <w:rPr>
-          <w:rStyle w:val="mclose"/>
-          <w:sz w:val="32"/>
-          <w:szCs w:val="32"/>
-        </w:rPr>
-        <w:t>)</w:t>
-      </w:r>
-      <w:r>
-        <w:rPr>
-          <w:sz w:val="32"/>
-          <w:szCs w:val="32"/>
-        </w:rPr>
-        <w:t xml:space="preserve"> та </w:t>
-      </w:r>
-      <w:r>
-        <w:rPr>
-          <w:rStyle w:val="mord"/>
-          <w:sz w:val="32"/>
-          <w:szCs w:val="32"/>
-        </w:rPr>
-        <w:t>f</w:t>
-      </w:r>
-      <w:r>
-        <w:rPr>
-          <w:rStyle w:val="mopen"/>
-          <w:sz w:val="32"/>
-          <w:szCs w:val="32"/>
-        </w:rPr>
-        <w:t>(</w:t>
-      </w:r>
-      <w:r>
-        <w:rPr>
-          <w:rStyle w:val="mord"/>
-          <w:sz w:val="32"/>
-          <w:szCs w:val="32"/>
-        </w:rPr>
-        <w:t>6</w:t>
-      </w:r>
-      <w:r>
-        <w:rPr>
-          <w:rStyle w:val="mclose"/>
-          <w:sz w:val="32"/>
-          <w:szCs w:val="32"/>
-        </w:rPr>
-        <w:t>)</w:t>
-      </w:r>
-      <w:r>
-        <w:rPr>
-          <w:sz w:val="32"/>
-          <w:szCs w:val="32"/>
-        </w:rPr>
-        <w:t xml:space="preserve"> мають різні знаки (виконано).</w:t>
-      </w:r>
-      <w:r>
-        <w:rPr>
-          <w:sz w:val="32"/>
-          <w:szCs w:val="32"/>
-        </w:rPr>
-        <w:t xml:space="preserve"> </w:t>
-      </w:r>
-      <w:r>
-        <w:rPr>
-          <w:sz w:val="32"/>
-          <w:szCs w:val="32"/>
-        </w:rPr>
-        <w:br/>
-        <w:t xml:space="preserve">додати </w:t>
-      </w:r>
-      <w:proofErr w:type="spellStart"/>
-      <w:r>
-        <w:rPr>
-          <w:sz w:val="32"/>
-          <w:szCs w:val="32"/>
-        </w:rPr>
-        <w:t>грік</w:t>
-      </w:r>
-      <w:proofErr w:type="spellEnd"/>
-      <w:r>
-        <w:rPr>
-          <w:sz w:val="32"/>
-          <w:szCs w:val="32"/>
-        </w:rPr>
-        <w:t xml:space="preserve"> другої похідної і зробити більш пологим.</w:t>
-      </w:r>
-      <w:r>
-        <w:rPr>
-          <w:sz w:val="32"/>
-          <w:szCs w:val="32"/>
-          <w:lang w:val="en-US"/>
-        </w:rPr>
-        <w:br/>
-      </w:r>
-    </w:p>
-    <w:p>
-      <w:pPr>
-        <w:pStyle w:val="a6"/>
-        <w:rPr>
-          <w:sz w:val="32"/>
-          <w:szCs w:val="28"/>
-          <w:lang w:val="en-US"/>
-        </w:rPr>
-      </w:pPr>
-      <w:r>
-        <w:rPr>
-          <w:rFonts w:hAnsi="Symbol"/>
-          <w:sz w:val="32"/>
-          <w:szCs w:val="32"/>
-        </w:rPr>
-        <w:t>2.</w:t>
-      </w:r>
-      <w:r>
-        <w:rPr>
-          <w:sz w:val="32"/>
-          <w:szCs w:val="32"/>
-        </w:rPr>
-        <w:t xml:space="preserve">  </w:t>
-      </w:r>
-      <w:r>
-        <w:rPr>
-          <w:rStyle w:val="mrel"/>
-          <w:sz w:val="32"/>
-          <w:szCs w:val="32"/>
-        </w:rPr>
-        <w:t>f</w:t>
-      </w:r>
-      <w:r>
-        <w:rPr>
-          <w:rStyle w:val="mrel"/>
-          <w:sz w:val="32"/>
-          <w:szCs w:val="32"/>
-          <w:lang w:val="en-US"/>
-        </w:rPr>
-        <w:t xml:space="preserve"> </w:t>
-      </w:r>
-      <w:r>
-        <w:rPr>
-          <w:rStyle w:val="mrel"/>
-          <w:sz w:val="32"/>
-          <w:szCs w:val="32"/>
-        </w:rPr>
-        <w:t>′</w:t>
-      </w:r>
-      <w:r>
-        <w:rPr>
-          <w:rStyle w:val="vlist-s"/>
-          <w:sz w:val="32"/>
-          <w:szCs w:val="32"/>
-        </w:rPr>
-        <w:t>(</w:t>
-      </w:r>
-      <w:r>
-        <w:rPr>
-          <w:rStyle w:val="mrel"/>
-          <w:sz w:val="32"/>
-          <w:szCs w:val="32"/>
-        </w:rPr>
-        <w:t>x</w:t>
-      </w:r>
-      <w:r>
-        <w:rPr>
-          <w:rStyle w:val="mbin"/>
-          <w:sz w:val="32"/>
-          <w:szCs w:val="32"/>
-        </w:rPr>
-        <w:t>)</w:t>
-      </w:r>
-      <w:r>
-        <w:rPr>
-          <w:rStyle w:val="mrel"/>
-          <w:sz w:val="32"/>
-          <w:szCs w:val="32"/>
-        </w:rPr>
-        <w:t xml:space="preserve"> не дорівнює </w:t>
-      </w:r>
-      <w:r>
-        <w:rPr>
-          <w:rStyle w:val="mrel"/>
-          <w:sz w:val="32"/>
-          <w:szCs w:val="32"/>
-        </w:rPr>
-        <w:t>0</w:t>
-      </w:r>
-      <w:r>
-        <w:rPr>
-          <w:sz w:val="32"/>
-          <w:szCs w:val="32"/>
-        </w:rPr>
-        <w:t xml:space="preserve"> на </w:t>
-      </w:r>
-      <w:r>
-        <w:rPr>
-          <w:rStyle w:val="vlist-s"/>
-          <w:sz w:val="32"/>
-          <w:szCs w:val="32"/>
-        </w:rPr>
-        <w:t>[</w:t>
-      </w:r>
-      <w:r>
-        <w:rPr>
-          <w:rStyle w:val="mrel"/>
-          <w:sz w:val="32"/>
-          <w:szCs w:val="32"/>
-        </w:rPr>
-        <w:t>5</w:t>
-      </w:r>
-      <w:r>
-        <w:rPr>
-          <w:rStyle w:val="mpunct"/>
-          <w:sz w:val="32"/>
-          <w:szCs w:val="32"/>
-        </w:rPr>
-        <w:t>,</w:t>
-      </w:r>
-      <w:r>
-        <w:rPr>
-          <w:rStyle w:val="mrel"/>
-          <w:sz w:val="32"/>
-          <w:szCs w:val="32"/>
-        </w:rPr>
-        <w:t>6</w:t>
-      </w:r>
-      <w:r>
-        <w:rPr>
-          <w:rStyle w:val="mbin"/>
-          <w:sz w:val="32"/>
-          <w:szCs w:val="32"/>
-        </w:rPr>
-        <w:t>]</w:t>
-      </w:r>
-      <w:r>
-        <w:rPr>
-          <w:sz w:val="32"/>
-          <w:szCs w:val="32"/>
-        </w:rPr>
-        <w:t xml:space="preserve">. Ми знайшли, що </w:t>
-      </w:r>
-      <w:r>
-        <w:rPr>
-          <w:rStyle w:val="mrel"/>
-          <w:sz w:val="32"/>
-          <w:szCs w:val="32"/>
-          <w:lang w:val="en-US"/>
-        </w:rPr>
-        <w:t>f `(x)</w:t>
-      </w:r>
-      <w:r>
-        <w:rPr>
-          <w:rStyle w:val="mrel"/>
-          <w:sz w:val="32"/>
-          <w:szCs w:val="32"/>
-        </w:rPr>
-        <w:t>=77.68</w:t>
-      </w:r>
-      <w:r>
-        <w:rPr>
-          <w:sz w:val="32"/>
-          <w:szCs w:val="32"/>
-        </w:rPr>
-        <w:t xml:space="preserve">, отже </w:t>
-      </w:r>
-      <w:r>
-        <w:rPr>
-          <w:rStyle w:val="mrel"/>
-          <w:sz w:val="32"/>
-          <w:szCs w:val="32"/>
-        </w:rPr>
-        <w:t>f′</w:t>
-      </w:r>
-      <w:r>
-        <w:rPr>
-          <w:rStyle w:val="vlist-s"/>
-          <w:sz w:val="32"/>
-          <w:szCs w:val="32"/>
-        </w:rPr>
-        <w:t>(</w:t>
-      </w:r>
-      <w:r>
-        <w:rPr>
-          <w:rStyle w:val="mrel"/>
-          <w:sz w:val="32"/>
-          <w:szCs w:val="32"/>
-        </w:rPr>
-        <w:t>x</w:t>
-      </w:r>
-      <w:r>
-        <w:rPr>
-          <w:rStyle w:val="mbin"/>
-          <w:sz w:val="32"/>
-          <w:szCs w:val="32"/>
-        </w:rPr>
-        <w:t>)</w:t>
-      </w:r>
-      <w:r>
-        <w:rPr>
-          <w:sz w:val="32"/>
-          <w:szCs w:val="32"/>
-        </w:rPr>
-        <w:t xml:space="preserve"> не дорівнює нулю (виконано).</w:t>
-      </w:r>
-      <w:r>
-        <w:rPr>
-          <w:sz w:val="32"/>
-          <w:szCs w:val="32"/>
-          <w:lang w:val="en-US"/>
-        </w:rPr>
-        <w:br/>
-      </w:r>
-      <w:r>
-        <w:rPr>
-          <w:rFonts w:hAnsi="Symbol"/>
-          <w:sz w:val="32"/>
-          <w:szCs w:val="28"/>
-          <w:lang w:val="en-US"/>
-        </w:rPr>
-        <w:t>3.</w:t>
-      </w:r>
-      <w:r>
-        <w:rPr>
-          <w:sz w:val="32"/>
-          <w:szCs w:val="28"/>
-        </w:rPr>
-        <w:t xml:space="preserve">  </w:t>
-      </w:r>
-      <w:proofErr w:type="gramStart"/>
-      <w:r>
-        <w:rPr>
-          <w:sz w:val="32"/>
-          <w:szCs w:val="28"/>
-        </w:rPr>
-        <w:t>f</w:t>
-      </w:r>
-      <w:proofErr w:type="gramEnd"/>
-      <w:r>
-        <w:rPr>
-          <w:sz w:val="32"/>
-          <w:szCs w:val="28"/>
-        </w:rPr>
-        <w:t>′′(x) не змінює знак на [5,6]. Ми знайшли, що f′′(x)&gt;0 на цьому проміжку (виконано).</w:t>
-      </w:r>
-      <w:r>
-        <w:rPr>
-          <w:sz w:val="32"/>
-          <w:szCs w:val="28"/>
-          <w:lang w:val="en-US"/>
-        </w:rPr>
-        <w:br/>
-      </w:r>
-      <w:r>
         <w:rPr>
           <w:noProof/>
-          <w:sz w:val="32"/>
-          <w:szCs w:val="28"/>
-        </w:rPr>
-        <w:lastRenderedPageBreak/>
+        </w:rPr>
         <w:drawing>
-          <wp:inline distT="0" distB="0" distL="0" distR="0" wp14:anchorId="56B5004B" wp14:editId="78D92B3D">
-            <wp:extent cx="2210108" cy="800212"/>
+          <wp:inline distT="0" distB="0" distL="0" distR="0" wp14:anchorId="2EA09C27" wp14:editId="62935251">
+            <wp:extent cx="4440026" cy="1131216"/>
             <wp:effectExtent l="0" t="0" r="0" b="0"/>
-            <wp:docPr id="22" name="Рисунок 22"/>
+            <wp:docPr id="5" name="Рисунок 5"/>
             <wp:cNvGraphicFramePr>
               <a:graphicFrameLocks xmlns:a="http://schemas.openxmlformats.org/drawingml/2006/main" noChangeAspect="1"/>
             </wp:cNvGraphicFramePr>
@@ -2077,7 +1843,7 @@
                   <pic:spPr>
                     <a:xfrm>
                       <a:off x="0" y="0"/>
-                      <a:ext cx="2210108" cy="800212"/>
+                      <a:ext cx="4447703" cy="1133172"/>
                     </a:xfrm>
                     <a:prstGeom prst="rect">
                       <a:avLst/>
@@ -2091,30 +1857,412 @@
       </w:r>
       <w:r>
         <w:rPr>
-          <w:sz w:val="32"/>
-          <w:szCs w:val="28"/>
-        </w:rPr>
-        <w:t>друга похідна</w:t>
-      </w:r>
-      <w:r>
-        <w:rPr>
-          <w:sz w:val="32"/>
-          <w:szCs w:val="28"/>
+          <w:rFonts w:hAnsi="Symbol"/>
+          <w:sz w:val="32"/>
+          <w:szCs w:val="32"/>
+        </w:rPr>
+        <w:br/>
+      </w:r>
+      <w:r>
+        <w:br/>
+      </w:r>
+      <w:r>
+        <w:rPr>
+          <w:rFonts w:hAnsi="Symbol"/>
+          <w:sz w:val="32"/>
+          <w:szCs w:val="32"/>
+        </w:rPr>
+        <w:t>1.</w:t>
+      </w:r>
+      <w:r>
+        <w:rPr>
+          <w:sz w:val="32"/>
+          <w:szCs w:val="32"/>
+        </w:rPr>
+        <w:t xml:space="preserve">  </w:t>
+      </w:r>
+      <w:r>
+        <w:rPr>
+          <w:rStyle w:val="mord"/>
+          <w:sz w:val="32"/>
+          <w:szCs w:val="32"/>
+        </w:rPr>
+        <w:t>f</w:t>
+      </w:r>
+      <w:r>
+        <w:rPr>
+          <w:rStyle w:val="mopen"/>
+          <w:sz w:val="32"/>
+          <w:szCs w:val="32"/>
+        </w:rPr>
+        <w:t>(</w:t>
+      </w:r>
+      <w:r>
+        <w:rPr>
+          <w:rStyle w:val="mord"/>
+          <w:sz w:val="32"/>
+          <w:szCs w:val="32"/>
+        </w:rPr>
+        <w:t>5</w:t>
+      </w:r>
+      <w:r>
+        <w:rPr>
+          <w:rStyle w:val="mclose"/>
+          <w:sz w:val="32"/>
+          <w:szCs w:val="32"/>
+        </w:rPr>
+        <w:t>)</w:t>
+      </w:r>
+      <w:r>
+        <w:rPr>
+          <w:sz w:val="32"/>
+          <w:szCs w:val="32"/>
+        </w:rPr>
+        <w:t xml:space="preserve"> та </w:t>
+      </w:r>
+      <w:r>
+        <w:rPr>
+          <w:rStyle w:val="mord"/>
+          <w:sz w:val="32"/>
+          <w:szCs w:val="32"/>
+        </w:rPr>
+        <w:t>f</w:t>
+      </w:r>
+      <w:r>
+        <w:rPr>
+          <w:rStyle w:val="mopen"/>
+          <w:sz w:val="32"/>
+          <w:szCs w:val="32"/>
+        </w:rPr>
+        <w:t>(</w:t>
+      </w:r>
+      <w:r>
+        <w:rPr>
+          <w:rStyle w:val="mord"/>
+          <w:sz w:val="32"/>
+          <w:szCs w:val="32"/>
+        </w:rPr>
+        <w:t>6</w:t>
+      </w:r>
+      <w:r>
+        <w:rPr>
+          <w:rStyle w:val="mclose"/>
+          <w:sz w:val="32"/>
+          <w:szCs w:val="32"/>
+        </w:rPr>
+        <w:t>)</w:t>
+      </w:r>
+      <w:r>
+        <w:rPr>
+          <w:sz w:val="32"/>
+          <w:szCs w:val="32"/>
+        </w:rPr>
+        <w:t xml:space="preserve"> мають різні знаки (виконано).</w:t>
+      </w:r>
+      <w:r>
+        <w:rPr>
+          <w:sz w:val="32"/>
+          <w:szCs w:val="32"/>
+        </w:rPr>
+        <w:t xml:space="preserve"> </w:t>
+      </w:r>
+      <w:r>
+        <w:rPr>
+          <w:sz w:val="32"/>
+          <w:szCs w:val="32"/>
+        </w:rPr>
+        <w:br/>
+        <w:t xml:space="preserve">додати </w:t>
+      </w:r>
+      <w:proofErr w:type="spellStart"/>
+      <w:r>
+        <w:rPr>
+          <w:sz w:val="32"/>
+          <w:szCs w:val="32"/>
+        </w:rPr>
+        <w:t>грік</w:t>
+      </w:r>
+      <w:proofErr w:type="spellEnd"/>
+      <w:r>
+        <w:rPr>
+          <w:sz w:val="32"/>
+          <w:szCs w:val="32"/>
+        </w:rPr>
+        <w:t xml:space="preserve"> другої похідної і зробити більш пологим.</w:t>
+      </w:r>
+      <w:r>
+        <w:rPr>
+          <w:sz w:val="32"/>
+          <w:szCs w:val="32"/>
           <w:lang w:val="en-US"/>
         </w:rPr>
         <w:br/>
       </w:r>
-      <w:r>
-        <w:rPr>
-          <w:noProof/>
+    </w:p>
+    <w:p>
+      <w:pPr>
+        <w:pStyle w:val="a6"/>
+        <w:rPr>
+          <w:sz w:val="32"/>
+          <w:szCs w:val="28"/>
+          <w:lang w:val="en-US"/>
+        </w:rPr>
+      </w:pPr>
+      <w:r>
+        <w:rPr>
+          <w:rFonts w:hAnsi="Symbol"/>
+          <w:sz w:val="32"/>
+          <w:szCs w:val="32"/>
+        </w:rPr>
+        <w:t>2.</w:t>
+      </w:r>
+      <w:r>
+        <w:rPr>
+          <w:sz w:val="32"/>
+          <w:szCs w:val="32"/>
+        </w:rPr>
+        <w:t xml:space="preserve">  </w:t>
+      </w:r>
+      <w:r>
+        <w:rPr>
+          <w:rStyle w:val="mrel"/>
+          <w:sz w:val="32"/>
+          <w:szCs w:val="32"/>
+        </w:rPr>
+        <w:t>f</w:t>
+      </w:r>
+      <w:r>
+        <w:rPr>
+          <w:rStyle w:val="mrel"/>
+          <w:sz w:val="32"/>
+          <w:szCs w:val="32"/>
+          <w:lang w:val="en-US"/>
+        </w:rPr>
+        <w:t xml:space="preserve"> </w:t>
+      </w:r>
+      <w:r>
+        <w:rPr>
+          <w:rStyle w:val="mrel"/>
+          <w:sz w:val="32"/>
+          <w:szCs w:val="32"/>
+        </w:rPr>
+        <w:t>′</w:t>
+      </w:r>
+      <w:r>
+        <w:rPr>
+          <w:rStyle w:val="vlist-s"/>
+          <w:sz w:val="32"/>
+          <w:szCs w:val="32"/>
+        </w:rPr>
+        <w:t>(</w:t>
+      </w:r>
+      <w:r>
+        <w:rPr>
+          <w:rStyle w:val="mrel"/>
+          <w:sz w:val="32"/>
+          <w:szCs w:val="32"/>
+        </w:rPr>
+        <w:t>x</w:t>
+      </w:r>
+      <w:r>
+        <w:rPr>
+          <w:rStyle w:val="mbin"/>
+          <w:sz w:val="32"/>
+          <w:szCs w:val="32"/>
+        </w:rPr>
+        <w:t>)</w:t>
+      </w:r>
+      <w:r>
+        <w:rPr>
+          <w:rStyle w:val="mrel"/>
+          <w:sz w:val="32"/>
+          <w:szCs w:val="32"/>
+        </w:rPr>
+        <w:t xml:space="preserve"> не дорівнює </w:t>
+      </w:r>
+      <w:r>
+        <w:rPr>
+          <w:rStyle w:val="mrel"/>
+          <w:sz w:val="32"/>
+          <w:szCs w:val="32"/>
+        </w:rPr>
+        <w:t>0</w:t>
+      </w:r>
+      <w:r>
+        <w:rPr>
+          <w:sz w:val="32"/>
+          <w:szCs w:val="32"/>
+        </w:rPr>
+        <w:t xml:space="preserve"> на </w:t>
+      </w:r>
+      <w:r>
+        <w:rPr>
+          <w:rStyle w:val="vlist-s"/>
+          <w:sz w:val="32"/>
+          <w:szCs w:val="32"/>
+        </w:rPr>
+        <w:t>[</w:t>
+      </w:r>
+      <w:r>
+        <w:rPr>
+          <w:rStyle w:val="mrel"/>
+          <w:sz w:val="32"/>
+          <w:szCs w:val="32"/>
+        </w:rPr>
+        <w:t>5</w:t>
+      </w:r>
+      <w:r>
+        <w:rPr>
+          <w:rStyle w:val="mpunct"/>
+          <w:sz w:val="32"/>
+          <w:szCs w:val="32"/>
+        </w:rPr>
+        <w:t>,</w:t>
+      </w:r>
+      <w:r>
+        <w:rPr>
+          <w:rStyle w:val="mrel"/>
+          <w:sz w:val="32"/>
+          <w:szCs w:val="32"/>
+        </w:rPr>
+        <w:t>6</w:t>
+      </w:r>
+      <w:r>
+        <w:rPr>
+          <w:rStyle w:val="mbin"/>
+          <w:sz w:val="32"/>
+          <w:szCs w:val="32"/>
+        </w:rPr>
+        <w:t>]</w:t>
+      </w:r>
+      <w:r>
+        <w:rPr>
+          <w:sz w:val="32"/>
+          <w:szCs w:val="32"/>
+        </w:rPr>
+        <w:t xml:space="preserve">. Ми знайшли, що </w:t>
+      </w:r>
+      <w:r>
+        <w:rPr>
+          <w:rStyle w:val="mrel"/>
+          <w:sz w:val="32"/>
+          <w:szCs w:val="32"/>
+          <w:lang w:val="en-US"/>
+        </w:rPr>
+        <w:t>f `(x)</w:t>
+      </w:r>
+      <w:r>
+        <w:rPr>
+          <w:rStyle w:val="mrel"/>
+          <w:sz w:val="32"/>
+          <w:szCs w:val="32"/>
+        </w:rPr>
+        <w:t>=77.68</w:t>
+      </w:r>
+      <w:r>
+        <w:rPr>
+          <w:sz w:val="32"/>
+          <w:szCs w:val="32"/>
+        </w:rPr>
+        <w:t xml:space="preserve">, отже </w:t>
+      </w:r>
+      <w:r>
+        <w:rPr>
+          <w:rStyle w:val="mrel"/>
+          <w:sz w:val="32"/>
+          <w:szCs w:val="32"/>
+        </w:rPr>
+        <w:t>f′</w:t>
+      </w:r>
+      <w:r>
+        <w:rPr>
+          <w:rStyle w:val="vlist-s"/>
+          <w:sz w:val="32"/>
+          <w:szCs w:val="32"/>
+        </w:rPr>
+        <w:t>(</w:t>
+      </w:r>
+      <w:r>
+        <w:rPr>
+          <w:rStyle w:val="mrel"/>
+          <w:sz w:val="32"/>
+          <w:szCs w:val="32"/>
+        </w:rPr>
+        <w:t>x</w:t>
+      </w:r>
+      <w:r>
+        <w:rPr>
+          <w:rStyle w:val="mbin"/>
+          <w:sz w:val="32"/>
+          <w:szCs w:val="32"/>
+        </w:rPr>
+        <w:t>)</w:t>
+      </w:r>
+      <w:r>
+        <w:rPr>
+          <w:sz w:val="32"/>
+          <w:szCs w:val="32"/>
+        </w:rPr>
+        <w:t xml:space="preserve"> не дорівнює нулю (виконано).</w:t>
+      </w:r>
+      <w:r>
+        <w:rPr>
+          <w:sz w:val="32"/>
+          <w:szCs w:val="32"/>
+          <w:lang w:val="en-US"/>
+        </w:rPr>
+        <w:br/>
+      </w:r>
+      <w:r>
+        <w:rPr>
+          <w:rFonts w:hAnsi="Symbol"/>
+          <w:sz w:val="32"/>
+          <w:szCs w:val="28"/>
+          <w:lang w:val="en-US"/>
+        </w:rPr>
+        <w:t>3.</w:t>
+      </w:r>
+      <w:r>
+        <w:rPr>
+          <w:sz w:val="32"/>
+          <w:szCs w:val="28"/>
+        </w:rPr>
+        <w:t xml:space="preserve">  </w:t>
+      </w:r>
+      <w:proofErr w:type="gramStart"/>
+      <w:r>
+        <w:rPr>
+          <w:sz w:val="32"/>
+          <w:szCs w:val="28"/>
+        </w:rPr>
+        <w:t>f</w:t>
+      </w:r>
+      <w:proofErr w:type="gramEnd"/>
+      <w:r>
+        <w:rPr>
+          <w:sz w:val="32"/>
+          <w:szCs w:val="28"/>
+        </w:rPr>
+        <w:t>′′(x) не змінює знак на [5,6]. Ми знайшли, що f′′(x)&gt;0 на цьому проміжку (виконано).</w:t>
+      </w:r>
+      <w:r>
+        <w:rPr>
+          <w:sz w:val="32"/>
+          <w:szCs w:val="28"/>
+          <w:lang w:val="en-US"/>
+        </w:rPr>
+        <w:br/>
+      </w:r>
+      <w:r>
+        <w:rPr>
           <w:sz w:val="32"/>
           <w:szCs w:val="28"/>
         </w:rPr>
         <w:drawing>
-          <wp:inline distT="0" distB="0" distL="0" distR="0" wp14:anchorId="30CB5675" wp14:editId="0FF6A018">
-            <wp:extent cx="3424072" cy="3101419"/>
-            <wp:effectExtent l="0" t="0" r="5080" b="3810"/>
-            <wp:docPr id="3" name="Рисунок 3"/>
+          <wp:inline distT="0" distB="0" distL="0" distR="0" wp14:anchorId="2D27F038" wp14:editId="19BE906C">
+            <wp:extent cx="1667108" cy="562053"/>
+            <wp:effectExtent l="0" t="0" r="9525" b="0"/>
+            <wp:docPr id="23" name="Рисунок 23"/>
             <wp:cNvGraphicFramePr>
               <a:graphicFrameLocks xmlns:a="http://schemas.openxmlformats.org/drawingml/2006/main" noChangeAspect="1"/>
             </wp:cNvGraphicFramePr>
@@ -2134,7 +2282,7 @@
                   <pic:spPr>
                     <a:xfrm>
                       <a:off x="0" y="0"/>
-                      <a:ext cx="3427267" cy="3104313"/>
+                      <a:ext cx="1667108" cy="562053"/>
                     </a:xfrm>
                     <a:prstGeom prst="rect">
                       <a:avLst/>
@@ -2146,271 +2294,32 @@
           </wp:inline>
         </w:drawing>
       </w:r>
-    </w:p>
-    <w:p>
-      <w:pPr>
-        <w:spacing w:before="100" w:beforeAutospacing="1" w:after="100" w:afterAutospacing="1" w:line="240" w:lineRule="auto"/>
-        <w:rPr>
-          <w:rFonts w:ascii="Times New Roman" w:eastAsia="Times New Roman" w:hAnsi="Times New Roman" w:cs="Times New Roman"/>
-          <w:sz w:val="32"/>
-          <w:szCs w:val="28"/>
-          <w:lang w:eastAsia="uk-UA"/>
-        </w:rPr>
-      </w:pPr>
-      <w:r>
-        <w:rPr>
-          <w:rFonts w:ascii="Times New Roman" w:eastAsia="Times New Roman" w:hAnsi="Symbol" w:cs="Times New Roman"/>
-          <w:sz w:val="32"/>
-          <w:szCs w:val="28"/>
-          <w:lang w:val="en-US" w:eastAsia="uk-UA"/>
-        </w:rPr>
-        <w:t xml:space="preserve">4. </w:t>
-      </w:r>
-      <w:r>
-        <w:rPr>
-          <w:rFonts w:ascii="Times New Roman" w:eastAsia="Times New Roman" w:hAnsi="Times New Roman" w:cs="Times New Roman"/>
-          <w:sz w:val="32"/>
-          <w:szCs w:val="28"/>
-          <w:lang w:eastAsia="uk-UA"/>
-        </w:rPr>
-        <w:t xml:space="preserve"> Для початкового наближення x0​=5.5: f(</w:t>
-      </w:r>
-      <w:proofErr w:type="gramStart"/>
-      <w:r>
-        <w:rPr>
-          <w:rFonts w:ascii="Times New Roman" w:eastAsia="Times New Roman" w:hAnsi="Times New Roman" w:cs="Times New Roman"/>
-          <w:sz w:val="32"/>
-          <w:szCs w:val="28"/>
-          <w:lang w:eastAsia="uk-UA"/>
-        </w:rPr>
-        <w:t>x0​)</w:t>
-      </w:r>
-      <w:proofErr w:type="gramEnd"/>
-      <w:r>
-        <w:rPr>
-          <w:rFonts w:ascii="Cambria Math" w:eastAsia="Times New Roman" w:hAnsi="Cambria Math" w:cs="Cambria Math"/>
-          <w:sz w:val="32"/>
-          <w:szCs w:val="28"/>
-          <w:lang w:eastAsia="uk-UA"/>
-        </w:rPr>
-        <w:t>⋅</w:t>
-      </w:r>
-      <w:r>
-        <w:rPr>
-          <w:rFonts w:ascii="Times New Roman" w:eastAsia="Times New Roman" w:hAnsi="Times New Roman" w:cs="Times New Roman"/>
-          <w:sz w:val="32"/>
-          <w:szCs w:val="28"/>
-          <w:lang w:eastAsia="uk-UA"/>
-        </w:rPr>
-        <w:t>f′′(x0​)&gt;0.</w:t>
-      </w:r>
-    </w:p>
-    <w:p>
-      <w:pPr>
-        <w:numPr>
-          <w:ilvl w:val="0"/>
-          <w:numId w:val="8"/>
-        </w:numPr>
-        <w:spacing w:before="100" w:beforeAutospacing="1" w:after="100" w:afterAutospacing="1" w:line="240" w:lineRule="auto"/>
-        <w:rPr>
-          <w:rFonts w:ascii="Times New Roman" w:eastAsia="Times New Roman" w:hAnsi="Times New Roman" w:cs="Times New Roman"/>
-          <w:sz w:val="32"/>
-          <w:szCs w:val="28"/>
-          <w:lang w:eastAsia="uk-UA"/>
-        </w:rPr>
-      </w:pPr>
-      <w:r>
-        <w:rPr>
-          <w:rFonts w:ascii="Times New Roman" w:eastAsia="Times New Roman" w:hAnsi="Times New Roman" w:cs="Times New Roman"/>
-          <w:sz w:val="32"/>
-          <w:szCs w:val="28"/>
-          <w:lang w:eastAsia="uk-UA"/>
-        </w:rPr>
-        <w:t>f(5.5)=1.58&gt;0</w:t>
-      </w:r>
-    </w:p>
-    <w:p>
-      <w:pPr>
-        <w:numPr>
-          <w:ilvl w:val="0"/>
-          <w:numId w:val="8"/>
-        </w:numPr>
-        <w:spacing w:before="100" w:beforeAutospacing="1" w:after="100" w:afterAutospacing="1" w:line="240" w:lineRule="auto"/>
-        <w:rPr>
-          <w:rFonts w:ascii="Times New Roman" w:eastAsia="Times New Roman" w:hAnsi="Times New Roman" w:cs="Times New Roman"/>
-          <w:sz w:val="32"/>
-          <w:szCs w:val="28"/>
-          <w:lang w:eastAsia="uk-UA"/>
-        </w:rPr>
-      </w:pPr>
-      <w:r>
-        <w:rPr>
-          <w:rFonts w:ascii="Times New Roman" w:eastAsia="Times New Roman" w:hAnsi="Times New Roman" w:cs="Times New Roman"/>
-          <w:sz w:val="32"/>
-          <w:szCs w:val="28"/>
-          <w:lang w:eastAsia="uk-UA"/>
-        </w:rPr>
-        <w:t>f′′(5.5)=12(5.5)2−34.44(5.5)=363−189.42=173.58&gt;0</w:t>
-      </w:r>
-    </w:p>
-    <w:p>
-      <w:pPr>
-        <w:numPr>
-          <w:ilvl w:val="0"/>
-          <w:numId w:val="8"/>
-        </w:numPr>
-        <w:spacing w:before="100" w:beforeAutospacing="1" w:after="100" w:afterAutospacing="1" w:line="240" w:lineRule="auto"/>
-        <w:rPr>
-          <w:rFonts w:ascii="Times New Roman" w:eastAsia="Times New Roman" w:hAnsi="Times New Roman" w:cs="Times New Roman"/>
-          <w:sz w:val="32"/>
-          <w:szCs w:val="28"/>
-          <w:lang w:eastAsia="uk-UA"/>
-        </w:rPr>
-      </w:pPr>
-      <w:r>
-        <w:rPr>
-          <w:rFonts w:ascii="Times New Roman" w:eastAsia="Times New Roman" w:hAnsi="Times New Roman" w:cs="Times New Roman"/>
-          <w:sz w:val="32"/>
-          <w:szCs w:val="28"/>
-          <w:lang w:eastAsia="uk-UA"/>
-        </w:rPr>
-        <w:t>Умова 1.58</w:t>
-      </w:r>
-      <w:r>
-        <w:rPr>
-          <w:rFonts w:ascii="Cambria Math" w:eastAsia="Times New Roman" w:hAnsi="Cambria Math" w:cs="Cambria Math"/>
-          <w:sz w:val="32"/>
-          <w:szCs w:val="28"/>
-          <w:lang w:eastAsia="uk-UA"/>
-        </w:rPr>
-        <w:t>⋅</w:t>
-      </w:r>
-      <w:r>
-        <w:rPr>
-          <w:rFonts w:ascii="Times New Roman" w:eastAsia="Times New Roman" w:hAnsi="Times New Roman" w:cs="Times New Roman"/>
-          <w:sz w:val="32"/>
-          <w:szCs w:val="28"/>
-          <w:lang w:eastAsia="uk-UA"/>
-        </w:rPr>
-        <w:t>173.58&gt;0 виконана.</w:t>
-      </w:r>
-    </w:p>
-    <w:p>
-      <w:pPr>
-        <w:spacing w:before="100" w:beforeAutospacing="1" w:after="100" w:afterAutospacing="1" w:line="240" w:lineRule="auto"/>
-        <w:rPr>
-          <w:rFonts w:ascii="Times New Roman" w:eastAsia="Times New Roman" w:hAnsi="Times New Roman" w:cs="Times New Roman"/>
-          <w:sz w:val="32"/>
-          <w:szCs w:val="28"/>
-          <w:lang w:val="en-US" w:eastAsia="uk-UA"/>
-        </w:rPr>
-      </w:pPr>
-      <w:r>
-        <w:rPr>
-          <w:rFonts w:ascii="Times New Roman" w:eastAsia="Times New Roman" w:hAnsi="Times New Roman" w:cs="Times New Roman"/>
-          <w:b/>
-          <w:sz w:val="32"/>
-          <w:szCs w:val="28"/>
-          <w:lang w:eastAsia="uk-UA"/>
-        </w:rPr>
-        <w:t>Всі умови збіжності виконані.</w:t>
-      </w:r>
-      <w:r>
-        <w:rPr>
-          <w:rFonts w:ascii="Times New Roman" w:eastAsia="Times New Roman" w:hAnsi="Times New Roman" w:cs="Times New Roman"/>
-          <w:b/>
-          <w:sz w:val="32"/>
-          <w:szCs w:val="28"/>
-          <w:lang w:val="en-US" w:eastAsia="uk-UA"/>
+      <w:r>
+        <w:rPr>
+          <w:sz w:val="32"/>
+          <w:szCs w:val="28"/>
+        </w:rPr>
+        <w:t>друга похідна</w:t>
+      </w:r>
+      <w:r>
+        <w:rPr>
+          <w:sz w:val="32"/>
+          <w:szCs w:val="28"/>
         </w:rPr>
         <w:br/>
       </w:r>
       <w:r>
         <w:rPr>
-          <w:rFonts w:ascii="Times New Roman" w:eastAsia="Times New Roman" w:hAnsi="Times New Roman" w:cs="Times New Roman"/>
-          <w:b/>
-          <w:sz w:val="32"/>
-          <w:szCs w:val="28"/>
-          <w:lang w:val="en-US" w:eastAsia="uk-UA"/>
-        </w:rPr>
-        <w:br/>
-      </w:r>
-      <w:r>
-        <w:rPr>
-          <w:rFonts w:ascii="Times New Roman" w:eastAsia="Times New Roman" w:hAnsi="Times New Roman" w:cs="Times New Roman"/>
-          <w:sz w:val="32"/>
-          <w:szCs w:val="28"/>
-          <w:lang w:eastAsia="uk-UA"/>
-        </w:rPr>
-        <w:t>Апріорна оцінка для методу Ньютона є складною, але оскільки метод має квадратичну швидкість збіжності, очікується значно менша кількість ітерацій, ніж у методі релаксації (зазвичай 3-5 ітерацій).</w:t>
-      </w:r>
-    </w:p>
-    <w:p>
-      <w:pPr>
-        <w:spacing w:before="100" w:beforeAutospacing="1" w:after="100" w:afterAutospacing="1" w:line="240" w:lineRule="auto"/>
-        <w:rPr>
-          <w:rFonts w:ascii="Times New Roman" w:eastAsia="Times New Roman" w:hAnsi="Times New Roman" w:cs="Times New Roman"/>
-          <w:sz w:val="32"/>
-          <w:szCs w:val="28"/>
-          <w:lang w:val="en-US" w:eastAsia="uk-UA"/>
-        </w:rPr>
-      </w:pPr>
-      <w:r>
-        <w:rPr>
-          <w:rFonts w:ascii="Times New Roman" w:eastAsia="Times New Roman" w:hAnsi="Times New Roman" w:cs="Times New Roman"/>
-          <w:sz w:val="32"/>
-          <w:szCs w:val="28"/>
-          <w:lang w:val="en-US" w:eastAsia="uk-UA"/>
-        </w:rPr>
-        <w:br/>
-      </w:r>
-      <w:r>
-        <w:rPr>
-          <w:rFonts w:ascii="Times New Roman" w:eastAsia="Times New Roman" w:hAnsi="Times New Roman" w:cs="Times New Roman"/>
-          <w:sz w:val="32"/>
-          <w:szCs w:val="28"/>
-          <w:lang w:eastAsia="uk-UA"/>
-        </w:rPr>
-        <w:t>f(x0​)=1.58</w:t>
-      </w:r>
-      <w:r>
-        <w:rPr>
-          <w:rFonts w:ascii="Times New Roman" w:eastAsia="Times New Roman" w:hAnsi="Times New Roman" w:cs="Times New Roman"/>
-          <w:sz w:val="32"/>
-          <w:szCs w:val="28"/>
-          <w:lang w:val="en-US" w:eastAsia="uk-UA"/>
-        </w:rPr>
-        <w:br/>
-      </w:r>
-      <w:r>
-        <w:rPr>
-          <w:rFonts w:ascii="Times New Roman" w:eastAsia="Times New Roman" w:hAnsi="Times New Roman" w:cs="Times New Roman"/>
-          <w:sz w:val="32"/>
-          <w:szCs w:val="28"/>
-          <w:lang w:eastAsia="uk-UA"/>
-        </w:rPr>
-        <w:t>f′(x0​)=149.38</w:t>
-      </w:r>
-    </w:p>
-    <w:p>
-      <w:pPr>
-        <w:pStyle w:val="a6"/>
-        <w:rPr>
-          <w:sz w:val="32"/>
-          <w:szCs w:val="32"/>
-        </w:rPr>
-      </w:pPr>
-      <w:r>
-        <w:rPr>
-          <w:noProof/>
-          <w:sz w:val="32"/>
-          <w:szCs w:val="32"/>
-        </w:rPr>
+          <w:sz w:val="32"/>
+          <w:szCs w:val="28"/>
+          <w:lang w:val="en-US"/>
+        </w:rPr>
+        <w:lastRenderedPageBreak/>
         <w:drawing>
-          <wp:inline distT="0" distB="0" distL="0" distR="0" wp14:anchorId="557E497F" wp14:editId="032842C8">
-            <wp:extent cx="3886742" cy="409632"/>
-            <wp:effectExtent l="0" t="0" r="0" b="9525"/>
-            <wp:docPr id="6" name="Рисунок 6"/>
+          <wp:inline distT="0" distB="0" distL="0" distR="0" wp14:anchorId="5AE50DF6" wp14:editId="20557CA6">
+            <wp:extent cx="3736685" cy="3176833"/>
+            <wp:effectExtent l="0" t="0" r="0" b="5080"/>
+            <wp:docPr id="26" name="Рисунок 26"/>
             <wp:cNvGraphicFramePr>
               <a:graphicFrameLocks xmlns:a="http://schemas.openxmlformats.org/drawingml/2006/main" noChangeAspect="1"/>
             </wp:cNvGraphicFramePr>
@@ -2430,7 +2339,7 @@
                   <pic:spPr>
                     <a:xfrm>
                       <a:off x="0" y="0"/>
-                      <a:ext cx="3886742" cy="409632"/>
+                      <a:ext cx="3739599" cy="3179311"/>
                     </a:xfrm>
                     <a:prstGeom prst="rect">
                       <a:avLst/>
@@ -2442,6 +2351,344 @@
           </wp:inline>
         </w:drawing>
       </w:r>
+      <w:r>
+        <w:rPr>
+          <w:sz w:val="32"/>
+          <w:szCs w:val="28"/>
+          <w:lang w:val="en-US"/>
+        </w:rPr>
+        <w:br/>
+      </w:r>
+    </w:p>
+    <w:p>
+      <w:pPr>
+        <w:spacing w:before="100" w:beforeAutospacing="1" w:after="100" w:afterAutospacing="1" w:line="240" w:lineRule="auto"/>
+        <w:rPr>
+          <w:rFonts w:ascii="Times New Roman" w:eastAsia="Times New Roman" w:hAnsi="Times New Roman" w:cs="Times New Roman"/>
+          <w:sz w:val="32"/>
+          <w:szCs w:val="28"/>
+          <w:lang w:eastAsia="uk-UA"/>
+        </w:rPr>
+      </w:pPr>
+      <w:r>
+        <w:rPr>
+          <w:noProof/>
+          <w:sz w:val="32"/>
+          <w:szCs w:val="28"/>
+        </w:rPr>
+        <mc:AlternateContent>
+          <mc:Choice Requires="wps">
+            <w:drawing>
+              <wp:anchor distT="0" distB="0" distL="114300" distR="114300" simplePos="0" relativeHeight="251659264" behindDoc="0" locked="0" layoutInCell="1" allowOverlap="1" wp14:anchorId="0958E58E" wp14:editId="326B22C6">
+                <wp:simplePos x="0" y="0"/>
+                <wp:positionH relativeFrom="column">
+                  <wp:posOffset>-1598720</wp:posOffset>
+                </wp:positionH>
+                <wp:positionV relativeFrom="paragraph">
+                  <wp:posOffset>-3327400</wp:posOffset>
+                </wp:positionV>
+                <wp:extent cx="414655" cy="292231"/>
+                <wp:effectExtent l="0" t="0" r="23495" b="12700"/>
+                <wp:wrapNone/>
+                <wp:docPr id="307" name="Надпись 2"/>
+                <wp:cNvGraphicFramePr>
+                  <a:graphicFrameLocks xmlns:a="http://schemas.openxmlformats.org/drawingml/2006/main"/>
+                </wp:cNvGraphicFramePr>
+                <a:graphic xmlns:a="http://schemas.openxmlformats.org/drawingml/2006/main">
+                  <a:graphicData uri="http://schemas.microsoft.com/office/word/2010/wordprocessingShape">
+                    <wps:wsp>
+                      <wps:cNvSpPr txBox="1">
+                        <a:spLocks noChangeArrowheads="1"/>
+                      </wps:cNvSpPr>
+                      <wps:spPr bwMode="auto">
+                        <a:xfrm>
+                          <a:off x="0" y="0"/>
+                          <a:ext cx="414655" cy="292231"/>
+                        </a:xfrm>
+                        <a:prstGeom prst="rect">
+                          <a:avLst/>
+                        </a:prstGeom>
+                        <a:solidFill>
+                          <a:srgbClr val="FFFFFF"/>
+                        </a:solidFill>
+                        <a:ln w="9525">
+                          <a:solidFill>
+                            <a:srgbClr val="000000"/>
+                          </a:solidFill>
+                          <a:miter lim="800000"/>
+                          <a:headEnd/>
+                          <a:tailEnd/>
+                        </a:ln>
+                      </wps:spPr>
+                      <wps:txbx>
+                        <w:txbxContent>
+                          <w:p/>
+                          <w:p/>
+                        </w:txbxContent>
+                      </wps:txbx>
+                      <wps:bodyPr rot="0" vert="horz" wrap="square" lIns="91440" tIns="45720" rIns="91440" bIns="45720" anchor="t" anchorCtr="0">
+                        <a:noAutofit/>
+                      </wps:bodyPr>
+                    </wps:wsp>
+                  </a:graphicData>
+                </a:graphic>
+                <wp14:sizeRelH relativeFrom="margin">
+                  <wp14:pctWidth>0</wp14:pctWidth>
+                </wp14:sizeRelH>
+                <wp14:sizeRelV relativeFrom="margin">
+                  <wp14:pctHeight>0</wp14:pctHeight>
+                </wp14:sizeRelV>
+              </wp:anchor>
+            </w:drawing>
+          </mc:Choice>
+          <mc:Fallback>
+            <w:pict>
+              <v:shape id="_x0000_s1027" type="#_x0000_t202" style="position:absolute;margin-left:-125.9pt;margin-top:-262pt;width:32.65pt;height:23pt;z-index:251659264;visibility:visible;mso-wrap-style:square;mso-width-percent:0;mso-height-percent:0;mso-wrap-distance-left:9pt;mso-wrap-distance-top:0;mso-wrap-distance-right:9pt;mso-wrap-distance-bottom:0;mso-position-horizontal:absolute;mso-position-horizontal-relative:text;mso-position-vertical:absolute;mso-position-vertical-relative:text;mso-width-percent:0;mso-height-percent:0;mso-width-relative:margin;mso-height-relative:margin;v-text-anchor:top" o:gfxdata="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">
+                <v:textbox>
+                  <w:txbxContent>
+                    <w:p/>
+                    <w:p/>
+                  </w:txbxContent>
+                </v:textbox>
+              </v:shape>
+            </w:pict>
+          </mc:Fallback>
+        </mc:AlternateContent>
+      </w:r>
+      <w:r>
+        <w:rPr>
+          <w:rFonts w:ascii="Times New Roman" w:eastAsia="Times New Roman" w:hAnsi="Symbol" w:cs="Times New Roman"/>
+          <w:sz w:val="32"/>
+          <w:szCs w:val="28"/>
+          <w:lang w:val="en-US" w:eastAsia="uk-UA"/>
+        </w:rPr>
+        <w:t xml:space="preserve">4. </w:t>
+      </w:r>
+      <w:r>
+        <w:rPr>
+          <w:rFonts w:ascii="Times New Roman" w:eastAsia="Times New Roman" w:hAnsi="Times New Roman" w:cs="Times New Roman"/>
+          <w:sz w:val="32"/>
+          <w:szCs w:val="28"/>
+          <w:lang w:eastAsia="uk-UA"/>
+        </w:rPr>
+        <w:t xml:space="preserve"> Для початкового наближення x0​=5.5: f(</w:t>
+      </w:r>
+      <w:proofErr w:type="gramStart"/>
+      <w:r>
+        <w:rPr>
+          <w:rFonts w:ascii="Times New Roman" w:eastAsia="Times New Roman" w:hAnsi="Times New Roman" w:cs="Times New Roman"/>
+          <w:sz w:val="32"/>
+          <w:szCs w:val="28"/>
+          <w:lang w:eastAsia="uk-UA"/>
+        </w:rPr>
+        <w:t>x0​)</w:t>
+      </w:r>
+      <w:proofErr w:type="gramEnd"/>
+      <w:r>
+        <w:rPr>
+          <w:rFonts w:ascii="Cambria Math" w:eastAsia="Times New Roman" w:hAnsi="Cambria Math" w:cs="Cambria Math"/>
+          <w:sz w:val="32"/>
+          <w:szCs w:val="28"/>
+          <w:lang w:eastAsia="uk-UA"/>
+        </w:rPr>
+        <w:t>⋅</w:t>
+      </w:r>
+      <w:r>
+        <w:rPr>
+          <w:rFonts w:ascii="Times New Roman" w:eastAsia="Times New Roman" w:hAnsi="Times New Roman" w:cs="Times New Roman"/>
+          <w:sz w:val="32"/>
+          <w:szCs w:val="28"/>
+          <w:lang w:eastAsia="uk-UA"/>
+        </w:rPr>
+        <w:t>f′′(x0​)&gt;0.</w:t>
+      </w:r>
+    </w:p>
+    <w:p>
+      <w:pPr>
+        <w:numPr>
+          <w:ilvl w:val="0"/>
+          <w:numId w:val="8"/>
+        </w:numPr>
+        <w:spacing w:before="100" w:beforeAutospacing="1" w:after="100" w:afterAutospacing="1" w:line="240" w:lineRule="auto"/>
+        <w:rPr>
+          <w:rFonts w:ascii="Times New Roman" w:eastAsia="Times New Roman" w:hAnsi="Times New Roman" w:cs="Times New Roman"/>
+          <w:sz w:val="32"/>
+          <w:szCs w:val="28"/>
+          <w:lang w:eastAsia="uk-UA"/>
+        </w:rPr>
+      </w:pPr>
+      <w:r>
+        <w:rPr>
+          <w:rFonts w:ascii="Times New Roman" w:eastAsia="Times New Roman" w:hAnsi="Times New Roman" w:cs="Times New Roman"/>
+          <w:sz w:val="32"/>
+          <w:szCs w:val="28"/>
+          <w:lang w:eastAsia="uk-UA"/>
+        </w:rPr>
+        <w:t>f(5.5)=1.58&gt;0</w:t>
+      </w:r>
+    </w:p>
+    <w:p>
+      <w:pPr>
+        <w:numPr>
+          <w:ilvl w:val="0"/>
+          <w:numId w:val="8"/>
+        </w:numPr>
+        <w:spacing w:before="100" w:beforeAutospacing="1" w:after="100" w:afterAutospacing="1" w:line="240" w:lineRule="auto"/>
+        <w:rPr>
+          <w:rFonts w:ascii="Times New Roman" w:eastAsia="Times New Roman" w:hAnsi="Times New Roman" w:cs="Times New Roman"/>
+          <w:sz w:val="32"/>
+          <w:szCs w:val="28"/>
+          <w:lang w:eastAsia="uk-UA"/>
+        </w:rPr>
+      </w:pPr>
+      <w:r>
+        <w:rPr>
+          <w:rFonts w:ascii="Times New Roman" w:eastAsia="Times New Roman" w:hAnsi="Times New Roman" w:cs="Times New Roman"/>
+          <w:sz w:val="32"/>
+          <w:szCs w:val="28"/>
+          <w:lang w:eastAsia="uk-UA"/>
+        </w:rPr>
+        <w:t>f′′(5.5)=12(5.5)2−34.44(5.5)=363−189.42=173.58&gt;0</w:t>
+      </w:r>
+    </w:p>
+    <w:p>
+      <w:pPr>
+        <w:numPr>
+          <w:ilvl w:val="0"/>
+          <w:numId w:val="8"/>
+        </w:numPr>
+        <w:spacing w:before="100" w:beforeAutospacing="1" w:after="100" w:afterAutospacing="1" w:line="240" w:lineRule="auto"/>
+        <w:rPr>
+          <w:rFonts w:ascii="Times New Roman" w:eastAsia="Times New Roman" w:hAnsi="Times New Roman" w:cs="Times New Roman"/>
+          <w:sz w:val="32"/>
+          <w:szCs w:val="28"/>
+          <w:lang w:eastAsia="uk-UA"/>
+        </w:rPr>
+      </w:pPr>
+      <w:r>
+        <w:rPr>
+          <w:rFonts w:ascii="Times New Roman" w:eastAsia="Times New Roman" w:hAnsi="Times New Roman" w:cs="Times New Roman"/>
+          <w:sz w:val="32"/>
+          <w:szCs w:val="28"/>
+          <w:lang w:eastAsia="uk-UA"/>
+        </w:rPr>
+        <w:t>Умова 1.58</w:t>
+      </w:r>
+      <w:r>
+        <w:rPr>
+          <w:rFonts w:ascii="Cambria Math" w:eastAsia="Times New Roman" w:hAnsi="Cambria Math" w:cs="Cambria Math"/>
+          <w:sz w:val="32"/>
+          <w:szCs w:val="28"/>
+          <w:lang w:eastAsia="uk-UA"/>
+        </w:rPr>
+        <w:t>⋅</w:t>
+      </w:r>
+      <w:r>
+        <w:rPr>
+          <w:rFonts w:ascii="Times New Roman" w:eastAsia="Times New Roman" w:hAnsi="Times New Roman" w:cs="Times New Roman"/>
+          <w:sz w:val="32"/>
+          <w:szCs w:val="28"/>
+          <w:lang w:eastAsia="uk-UA"/>
+        </w:rPr>
+        <w:t>173.58&gt;0 виконана.</w:t>
+      </w:r>
+    </w:p>
+    <w:p>
+      <w:pPr>
+        <w:spacing w:before="100" w:beforeAutospacing="1" w:after="100" w:afterAutospacing="1" w:line="240" w:lineRule="auto"/>
+        <w:rPr>
+          <w:rFonts w:ascii="Times New Roman" w:eastAsia="Times New Roman" w:hAnsi="Times New Roman" w:cs="Times New Roman"/>
+          <w:sz w:val="32"/>
+          <w:szCs w:val="28"/>
+          <w:lang w:val="en-US" w:eastAsia="uk-UA"/>
+        </w:rPr>
+      </w:pPr>
+      <w:r>
+        <w:rPr>
+          <w:rFonts w:ascii="Times New Roman" w:eastAsia="Times New Roman" w:hAnsi="Times New Roman" w:cs="Times New Roman"/>
+          <w:b/>
+          <w:sz w:val="32"/>
+          <w:szCs w:val="28"/>
+          <w:lang w:eastAsia="uk-UA"/>
+        </w:rPr>
+        <w:t>Всі умови збіжності виконані.</w:t>
+      </w:r>
+      <w:r>
+        <w:rPr>
+          <w:rFonts w:ascii="Times New Roman" w:eastAsia="Times New Roman" w:hAnsi="Times New Roman" w:cs="Times New Roman"/>
+          <w:b/>
+          <w:sz w:val="32"/>
+          <w:szCs w:val="28"/>
+          <w:lang w:val="en-US" w:eastAsia="uk-UA"/>
+        </w:rPr>
+        <w:br/>
+      </w:r>
+      <w:r>
+        <w:rPr>
+          <w:rFonts w:ascii="Times New Roman" w:eastAsia="Times New Roman" w:hAnsi="Times New Roman" w:cs="Times New Roman"/>
+          <w:b/>
+          <w:sz w:val="32"/>
+          <w:szCs w:val="28"/>
+          <w:lang w:val="en-US" w:eastAsia="uk-UA"/>
+        </w:rPr>
+        <w:br/>
+      </w:r>
+      <w:r>
+        <w:rPr>
+          <w:rFonts w:ascii="Times New Roman" w:eastAsia="Times New Roman" w:hAnsi="Times New Roman" w:cs="Times New Roman"/>
+          <w:sz w:val="32"/>
+          <w:szCs w:val="28"/>
+          <w:lang w:eastAsia="uk-UA"/>
+        </w:rPr>
+        <w:t>Апріорна оцінка для методу Ньютона є складною, але оскільки метод має квадратичну швидкість збіжності, очікується значно менша кількість ітерацій, ніж у методі релаксації (зазвичай 3-5 ітерацій).</w:t>
+      </w:r>
+    </w:p>
+    <w:p>
+      <w:pPr>
+        <w:spacing w:before="100" w:beforeAutospacing="1" w:after="100" w:afterAutospacing="1" w:line="240" w:lineRule="auto"/>
+        <w:rPr>
+          <w:rFonts w:ascii="Times New Roman" w:eastAsia="Times New Roman" w:hAnsi="Times New Roman" w:cs="Times New Roman"/>
+          <w:sz w:val="32"/>
+          <w:szCs w:val="28"/>
+          <w:lang w:val="en-US" w:eastAsia="uk-UA"/>
+        </w:rPr>
+      </w:pPr>
+      <w:r>
+        <w:rPr>
+          <w:rFonts w:ascii="Times New Roman" w:eastAsia="Times New Roman" w:hAnsi="Times New Roman" w:cs="Times New Roman"/>
+          <w:sz w:val="32"/>
+          <w:szCs w:val="28"/>
+          <w:lang w:val="en-US" w:eastAsia="uk-UA"/>
+        </w:rPr>
+        <w:br/>
+      </w:r>
+      <w:r>
+        <w:rPr>
+          <w:rFonts w:ascii="Times New Roman" w:eastAsia="Times New Roman" w:hAnsi="Times New Roman" w:cs="Times New Roman"/>
+          <w:sz w:val="32"/>
+          <w:szCs w:val="28"/>
+          <w:lang w:eastAsia="uk-UA"/>
+        </w:rPr>
+        <w:t>f(x0​)=1.58</w:t>
+      </w:r>
+      <w:r>
+        <w:rPr>
+          <w:rFonts w:ascii="Times New Roman" w:eastAsia="Times New Roman" w:hAnsi="Times New Roman" w:cs="Times New Roman"/>
+          <w:sz w:val="32"/>
+          <w:szCs w:val="28"/>
+          <w:lang w:val="en-US" w:eastAsia="uk-UA"/>
+        </w:rPr>
+        <w:br/>
+      </w:r>
+      <w:r>
+        <w:rPr>
+          <w:rFonts w:ascii="Times New Roman" w:eastAsia="Times New Roman" w:hAnsi="Times New Roman" w:cs="Times New Roman"/>
+          <w:sz w:val="32"/>
+          <w:szCs w:val="28"/>
+          <w:lang w:eastAsia="uk-UA"/>
+        </w:rPr>
+        <w:t>f′(x0​)=149.38</w:t>
+      </w:r>
     </w:p>
     <w:p>
       <w:pPr>
@@ -2449,37 +2696,19 @@
         <w:rPr>
           <w:sz w:val="32"/>
           <w:szCs w:val="32"/>
-          <w:lang w:val="en-US"/>
-        </w:rPr>
-      </w:pPr>
-      <w:r>
-        <w:rPr>
-          <w:sz w:val="32"/>
-          <w:szCs w:val="32"/>
-          <w:lang w:val="en-US"/>
-        </w:rPr>
-        <w:t xml:space="preserve">F(x1) = </w:t>
-      </w:r>
-      <w:r>
-        <w:t>0.007629</w:t>
-      </w:r>
-    </w:p>
-    <w:p>
-      <w:pPr>
-        <w:rPr>
-          <w:lang w:val="en-US"/>
         </w:rPr>
       </w:pPr>
       <w:r>
         <w:rPr>
           <w:noProof/>
-          <w:lang w:eastAsia="uk-UA"/>
+          <w:sz w:val="32"/>
+          <w:szCs w:val="32"/>
         </w:rPr>
         <w:drawing>
-          <wp:inline distT="0" distB="0" distL="0" distR="0" wp14:anchorId="7CE486A2" wp14:editId="3E00C88B">
-            <wp:extent cx="3619880" cy="329938"/>
-            <wp:effectExtent l="0" t="0" r="0" b="0"/>
-            <wp:docPr id="7" name="Рисунок 7"/>
+          <wp:inline distT="0" distB="0" distL="0" distR="0" wp14:anchorId="557E497F" wp14:editId="032842C8">
+            <wp:extent cx="3886742" cy="409632"/>
+            <wp:effectExtent l="0" t="0" r="0" b="9525"/>
+            <wp:docPr id="6" name="Рисунок 6"/>
             <wp:cNvGraphicFramePr>
               <a:graphicFrameLocks xmlns:a="http://schemas.openxmlformats.org/drawingml/2006/main" noChangeAspect="1"/>
             </wp:cNvGraphicFramePr>
@@ -2499,7 +2728,7 @@
                   <pic:spPr>
                     <a:xfrm>
                       <a:off x="0" y="0"/>
-                      <a:ext cx="3630957" cy="330948"/>
+                      <a:ext cx="3886742" cy="409632"/>
                     </a:xfrm>
                     <a:prstGeom prst="rect">
                       <a:avLst/>
@@ -2511,133 +2740,44 @@
           </wp:inline>
         </w:drawing>
       </w:r>
-      <w:r>
-        <w:br/>
-      </w:r>
-      <w:r>
-        <w:rPr>
-          <w:rFonts w:ascii="Times New Roman" w:hAnsi="Times New Roman" w:cs="Times New Roman"/>
+    </w:p>
+    <w:p>
+      <w:pPr>
+        <w:pStyle w:val="a6"/>
+        <w:rPr>
           <w:sz w:val="32"/>
           <w:szCs w:val="32"/>
           <w:lang w:val="en-US"/>
         </w:rPr>
-        <w:t xml:space="preserve">F(x2) = </w:t>
-      </w:r>
-      <w:r>
-        <w:rPr>
-          <w:rFonts w:ascii="Times New Roman" w:hAnsi="Times New Roman" w:cs="Times New Roman"/>
-          <w:sz w:val="32"/>
-          <w:szCs w:val="32"/>
-        </w:rPr>
-        <w:t>0.000002</w:t>
-      </w:r>
-      <w:r>
-        <w:rPr>
-          <w:rFonts w:ascii="Times New Roman" w:hAnsi="Times New Roman" w:cs="Times New Roman"/>
+      </w:pPr>
+      <w:r>
+        <w:rPr>
           <w:sz w:val="32"/>
           <w:szCs w:val="32"/>
           <w:lang w:val="en-US"/>
         </w:rPr>
-        <w:br/>
-      </w:r>
-      <w:r>
-        <w:rPr>
-          <w:rFonts w:ascii="Times New Roman" w:hAnsi="Times New Roman" w:cs="Times New Roman"/>
-          <w:sz w:val="32"/>
-          <w:szCs w:val="32"/>
-        </w:rPr>
-        <w:t xml:space="preserve">Апостеріорна оцінка методу </w:t>
-      </w:r>
-      <w:proofErr w:type="spellStart"/>
-      <w:r>
-        <w:rPr>
-          <w:rFonts w:ascii="Times New Roman" w:hAnsi="Times New Roman" w:cs="Times New Roman"/>
-          <w:sz w:val="32"/>
-          <w:szCs w:val="32"/>
-        </w:rPr>
-        <w:t>Нютона</w:t>
-      </w:r>
-      <w:proofErr w:type="spellEnd"/>
-      <w:r>
-        <w:rPr>
-          <w:rFonts w:ascii="Times New Roman" w:hAnsi="Times New Roman" w:cs="Times New Roman"/>
-          <w:sz w:val="32"/>
-          <w:szCs w:val="32"/>
-        </w:rPr>
-        <w:t xml:space="preserve"> = 2, що є краще ніж апріорна </w:t>
-      </w:r>
-      <w:r>
-        <w:rPr>
-          <w:rFonts w:ascii="Times New Roman" w:hAnsi="Times New Roman" w:cs="Times New Roman"/>
-          <w:sz w:val="32"/>
-          <w:szCs w:val="32"/>
-        </w:rPr>
-        <w:lastRenderedPageBreak/>
-        <w:t>оцінка. Ітерації при виконанні програми</w:t>
-      </w:r>
-      <w:r>
-        <w:rPr>
-          <w:rFonts w:ascii="Times New Roman" w:hAnsi="Times New Roman" w:cs="Times New Roman"/>
-          <w:sz w:val="32"/>
-          <w:szCs w:val="32"/>
+        <w:t xml:space="preserve">F(x1) = </w:t>
+      </w:r>
+      <w:r>
+        <w:t>0.007629</w:t>
+      </w:r>
+    </w:p>
+    <w:p>
+      <w:pPr>
+        <w:rPr>
           <w:lang w:val="en-US"/>
         </w:rPr>
-        <w:t xml:space="preserve"> </w:t>
-      </w:r>
-      <w:r>
-        <w:rPr>
-          <w:rFonts w:ascii="Times New Roman" w:hAnsi="Times New Roman" w:cs="Times New Roman"/>
-          <w:sz w:val="32"/>
-          <w:szCs w:val="32"/>
-        </w:rPr>
-        <w:t>для метода Н</w:t>
-      </w:r>
-      <w:r>
-        <w:rPr>
-          <w:rFonts w:ascii="Times New Roman" w:hAnsi="Times New Roman" w:cs="Times New Roman"/>
-          <w:sz w:val="32"/>
-          <w:szCs w:val="32"/>
-          <w:lang w:val="en-US"/>
-        </w:rPr>
-        <w:t>’</w:t>
-      </w:r>
-      <w:proofErr w:type="spellStart"/>
-      <w:r>
-        <w:rPr>
-          <w:rFonts w:ascii="Times New Roman" w:hAnsi="Times New Roman" w:cs="Times New Roman"/>
-          <w:sz w:val="32"/>
-          <w:szCs w:val="32"/>
-        </w:rPr>
-        <w:t>ютона</w:t>
-      </w:r>
-      <w:proofErr w:type="spellEnd"/>
-      <w:r>
-        <w:rPr>
-          <w:rFonts w:ascii="Times New Roman" w:hAnsi="Times New Roman" w:cs="Times New Roman"/>
-          <w:sz w:val="32"/>
-          <w:szCs w:val="32"/>
-          <w:lang w:val="en-US"/>
-        </w:rPr>
-        <w:t>:</w:t>
-      </w:r>
-      <w:r>
-        <w:rPr>
-          <w:rFonts w:ascii="Times New Roman" w:hAnsi="Times New Roman" w:cs="Times New Roman"/>
-          <w:sz w:val="32"/>
-          <w:szCs w:val="32"/>
-        </w:rPr>
-        <w:br/>
-      </w:r>
+      </w:pPr>
       <w:r>
         <w:rPr>
           <w:noProof/>
           <w:lang w:eastAsia="uk-UA"/>
         </w:rPr>
         <w:drawing>
-          <wp:inline distT="0" distB="0" distL="0" distR="0" wp14:anchorId="46AE11E9" wp14:editId="4248998A">
-            <wp:extent cx="6120765" cy="2472733"/>
-            <wp:effectExtent l="0" t="0" r="0" b="3810"/>
-            <wp:docPr id="21" name="Рисунок 21"/>
+          <wp:inline distT="0" distB="0" distL="0" distR="0" wp14:anchorId="7CE486A2" wp14:editId="3E00C88B">
+            <wp:extent cx="3619880" cy="329938"/>
+            <wp:effectExtent l="0" t="0" r="0" b="0"/>
+            <wp:docPr id="7" name="Рисунок 7"/>
             <wp:cNvGraphicFramePr>
               <a:graphicFrameLocks xmlns:a="http://schemas.openxmlformats.org/drawingml/2006/main" noChangeAspect="1"/>
             </wp:cNvGraphicFramePr>
@@ -2657,7 +2797,7 @@
                   <pic:spPr>
                     <a:xfrm>
                       <a:off x="0" y="0"/>
-                      <a:ext cx="6120765" cy="2472733"/>
+                      <a:ext cx="3630957" cy="330948"/>
                     </a:xfrm>
                     <a:prstGeom prst="rect">
                       <a:avLst/>
@@ -2669,6 +2809,163 @@
           </wp:inline>
         </w:drawing>
       </w:r>
+      <w:r>
+        <w:br/>
+      </w:r>
+      <w:r>
+        <w:rPr>
+          <w:rFonts w:ascii="Times New Roman" w:hAnsi="Times New Roman" w:cs="Times New Roman"/>
+          <w:sz w:val="32"/>
+          <w:szCs w:val="32"/>
+          <w:lang w:val="en-US"/>
+        </w:rPr>
+        <w:t xml:space="preserve">F(x2) = </w:t>
+      </w:r>
+      <w:r>
+        <w:rPr>
+          <w:rFonts w:ascii="Times New Roman" w:hAnsi="Times New Roman" w:cs="Times New Roman"/>
+          <w:sz w:val="32"/>
+          <w:szCs w:val="32"/>
+        </w:rPr>
+        <w:t>0.000002</w:t>
+      </w:r>
+      <w:r>
+        <w:rPr>
+          <w:rFonts w:ascii="Times New Roman" w:hAnsi="Times New Roman" w:cs="Times New Roman"/>
+          <w:sz w:val="32"/>
+          <w:szCs w:val="32"/>
+          <w:lang w:val="en-US"/>
+        </w:rPr>
+        <w:br/>
+      </w:r>
+      <w:r>
+        <w:rPr>
+          <w:rFonts w:ascii="Times New Roman" w:hAnsi="Times New Roman" w:cs="Times New Roman"/>
+          <w:sz w:val="32"/>
+          <w:szCs w:val="32"/>
+        </w:rPr>
+        <w:t xml:space="preserve">Апостеріорна оцінка методу </w:t>
+      </w:r>
+      <w:proofErr w:type="spellStart"/>
+      <w:r>
+        <w:rPr>
+          <w:rFonts w:ascii="Times New Roman" w:hAnsi="Times New Roman" w:cs="Times New Roman"/>
+          <w:sz w:val="32"/>
+          <w:szCs w:val="32"/>
+        </w:rPr>
+        <w:t>Нютона</w:t>
+      </w:r>
+      <w:proofErr w:type="spellEnd"/>
+      <w:r>
+        <w:rPr>
+          <w:rFonts w:ascii="Times New Roman" w:hAnsi="Times New Roman" w:cs="Times New Roman"/>
+          <w:sz w:val="32"/>
+          <w:szCs w:val="32"/>
+        </w:rPr>
+        <w:t xml:space="preserve"> = 2, що є краще ніж апріорна </w:t>
+      </w:r>
+      <w:r>
+        <w:rPr>
+          <w:rFonts w:ascii="Times New Roman" w:hAnsi="Times New Roman" w:cs="Times New Roman"/>
+          <w:sz w:val="32"/>
+          <w:szCs w:val="32"/>
+        </w:rPr>
+        <w:lastRenderedPageBreak/>
+        <w:t>оцінка. Ітерації при виконанні програми</w:t>
+      </w:r>
+      <w:r>
+        <w:rPr>
+          <w:rFonts w:ascii="Times New Roman" w:hAnsi="Times New Roman" w:cs="Times New Roman"/>
+          <w:sz w:val="32"/>
+          <w:szCs w:val="32"/>
+          <w:lang w:val="en-US"/>
+        </w:rPr>
+        <w:t xml:space="preserve"> </w:t>
+      </w:r>
+      <w:r>
+        <w:rPr>
+          <w:rFonts w:ascii="Times New Roman" w:hAnsi="Times New Roman" w:cs="Times New Roman"/>
+          <w:sz w:val="32"/>
+          <w:szCs w:val="32"/>
+        </w:rPr>
+        <w:t>для метода Н</w:t>
+      </w:r>
+      <w:r>
+        <w:rPr>
+          <w:rFonts w:ascii="Times New Roman" w:hAnsi="Times New Roman" w:cs="Times New Roman"/>
+          <w:sz w:val="32"/>
+          <w:szCs w:val="32"/>
+          <w:lang w:val="en-US"/>
+        </w:rPr>
+        <w:t>’</w:t>
+      </w:r>
+      <w:proofErr w:type="spellStart"/>
+      <w:r>
+        <w:rPr>
+          <w:rFonts w:ascii="Times New Roman" w:hAnsi="Times New Roman" w:cs="Times New Roman"/>
+          <w:sz w:val="32"/>
+          <w:szCs w:val="32"/>
+        </w:rPr>
+        <w:t>ютона</w:t>
+      </w:r>
+      <w:proofErr w:type="spellEnd"/>
+      <w:r>
+        <w:rPr>
+          <w:rFonts w:ascii="Times New Roman" w:hAnsi="Times New Roman" w:cs="Times New Roman"/>
+          <w:sz w:val="32"/>
+          <w:szCs w:val="32"/>
+          <w:lang w:val="en-US"/>
+        </w:rPr>
+        <w:t>:</w:t>
+      </w:r>
+      <w:r>
+        <w:rPr>
+          <w:rFonts w:ascii="Times New Roman" w:hAnsi="Times New Roman" w:cs="Times New Roman"/>
+          <w:sz w:val="32"/>
+          <w:szCs w:val="32"/>
+        </w:rPr>
+        <w:br/>
+      </w:r>
+      <w:r>
+        <w:rPr>
+          <w:lang w:val="en-US"/>
+        </w:rPr>
+        <w:drawing>
+          <wp:inline distT="0" distB="0" distL="0" distR="0" wp14:anchorId="61A2DD47" wp14:editId="3804C95F">
+            <wp:extent cx="6120765" cy="2801694"/>
+            <wp:effectExtent l="0" t="0" r="0" b="0"/>
+            <wp:docPr id="25" name="Рисунок 25"/>
+            <wp:cNvGraphicFramePr>
+              <a:graphicFrameLocks xmlns:a="http://schemas.openxmlformats.org/drawingml/2006/main" noChangeAspect="1"/>
+            </wp:cNvGraphicFramePr>
+            <a:graphic xmlns:a="http://schemas.openxmlformats.org/drawingml/2006/main">
+              <a:graphicData uri="http://schemas.openxmlformats.org/drawingml/2006/picture">
+                <pic:pic xmlns:pic="http://schemas.openxmlformats.org/drawingml/2006/picture">
+                  <pic:nvPicPr>
+                    <pic:cNvPr id="0" name=""/>
+                    <pic:cNvPicPr/>
+                  </pic:nvPicPr>
+                  <pic:blipFill>
+                    <a:blip r:embed="rId24"/>
+                    <a:stretch>
+                      <a:fillRect/>
+                    </a:stretch>
+                  </pic:blipFill>
+                  <pic:spPr>
+                    <a:xfrm>
+                      <a:off x="0" y="0"/>
+                      <a:ext cx="6120765" cy="2801694"/>
+                    </a:xfrm>
+                    <a:prstGeom prst="rect">
+                      <a:avLst/>
+                    </a:prstGeom>
+                  </pic:spPr>
+                </pic:pic>
+              </a:graphicData>
+            </a:graphic>
+          </wp:inline>
+        </w:drawing>
+      </w:r>
     </w:p>
     <w:p>
       <w:pPr>
@@ -2677,44 +2974,73 @@
           <w:rFonts w:ascii="Times New Roman" w:hAnsi="Times New Roman" w:cs="Times New Roman"/>
           <w:sz w:val="28"/>
           <w:szCs w:val="28"/>
+        </w:rPr>
+      </w:pPr>
+      <w:r>
+        <w:rPr>
+          <w:rFonts w:ascii="Times New Roman" w:hAnsi="Times New Roman" w:cs="Times New Roman"/>
+          <w:sz w:val="28"/>
+          <w:szCs w:val="28"/>
+        </w:rPr>
+        <w:t>Ось розширений варіант вашого висновку:</w:t>
+      </w:r>
+    </w:p>
+    <w:p>
+      <w:pPr>
+        <w:ind w:left="720"/>
+        <w:rPr>
+          <w:rFonts w:ascii="Times New Roman" w:hAnsi="Times New Roman" w:cs="Times New Roman"/>
+          <w:sz w:val="28"/>
+          <w:szCs w:val="28"/>
+        </w:rPr>
+      </w:pPr>
+      <w:r>
+        <w:rPr>
+          <w:rFonts w:ascii="Times New Roman" w:hAnsi="Times New Roman" w:cs="Times New Roman"/>
+          <w:b/>
+          <w:bCs/>
+          <w:sz w:val="28"/>
+          <w:szCs w:val="28"/>
+        </w:rPr>
+        <w:t>Висновок:</w:t>
+      </w:r>
+      <w:r>
+        <w:rPr>
+          <w:rFonts w:ascii="Times New Roman" w:hAnsi="Times New Roman" w:cs="Times New Roman"/>
+          <w:sz w:val="28"/>
+          <w:szCs w:val="28"/>
+        </w:rPr>
+        <w:t xml:space="preserve"> Програма успішно розв’язала нелінійне рівняння двома різними методами, продемонструвавши їхні характерні переваги та недоліки. Метод релаксації, будучи простішим у програмній реалізації (оскільки не вимагає другої похідної), показав очікувану лінійну збіжність, що вимагало більшої кількості ітерацій. На противагу йому, метод Ньютона показав значно кращі результати за швидкістю збіжності, що яскраво підтверджує теоретичні очікування щодо квадратичної збіжності, хоча й ціною необхідності обчислення похідних. Важливим аспектом роботи стало практичне порівняння апріорних (теоретичних) оцінок з реальною кількістю ітерацій, потрібною для досягнення заданої точності ϵ. </w:t>
+      </w:r>
+    </w:p>
+    <w:p>
+      <w:pPr>
+        <w:ind w:left="720"/>
+        <w:rPr>
+          <w:rFonts w:ascii="Times New Roman" w:hAnsi="Times New Roman" w:cs="Times New Roman"/>
+          <w:sz w:val="28"/>
+          <w:szCs w:val="28"/>
+        </w:rPr>
+      </w:pPr>
+      <w:r>
+        <w:rPr>
+          <w:rFonts w:ascii="Times New Roman" w:hAnsi="Times New Roman" w:cs="Times New Roman"/>
+          <w:sz w:val="28"/>
+          <w:szCs w:val="28"/>
+        </w:rPr>
+        <w:t>Отримані результати не лише підтверджують високу ефективність методу Ньютона для даної задачі, але й можуть бути використані для подальшого аналізу та оптимізації чисельних методів, зокрема для вивчення їхньої стійкості та поведінки на різних класах рівнянь.</w:t>
+      </w:r>
+    </w:p>
+    <w:p>
+      <w:pPr>
+        <w:ind w:left="720"/>
+        <w:rPr>
+          <w:rFonts w:ascii="Times New Roman" w:hAnsi="Times New Roman" w:cs="Times New Roman"/>
+          <w:sz w:val="28"/>
+          <w:szCs w:val="28"/>
           <w:lang w:val="en-US"/>
         </w:rPr>
       </w:pPr>
-      <w:r>
-        <w:rPr>
-          <w:rFonts w:ascii="Times New Roman" w:hAnsi="Times New Roman" w:cs="Times New Roman"/>
-          <w:sz w:val="28"/>
-          <w:szCs w:val="28"/>
-        </w:rPr>
-        <w:t>Висновок</w:t>
-      </w:r>
-      <w:r>
-        <w:rPr>
-          <w:rFonts w:ascii="Times New Roman" w:hAnsi="Times New Roman" w:cs="Times New Roman"/>
-          <w:sz w:val="28"/>
-          <w:szCs w:val="28"/>
-          <w:lang w:val="en-US"/>
-        </w:rPr>
-        <w:t>:</w:t>
-      </w:r>
-      <w:r>
-        <w:rPr>
-          <w:rFonts w:ascii="Times New Roman" w:hAnsi="Times New Roman" w:cs="Times New Roman"/>
-          <w:color w:val="0F1115"/>
-          <w:sz w:val="28"/>
-          <w:szCs w:val="28"/>
-          <w:shd w:val="clear" w:color="auto" w:fill="FFFFFF"/>
-        </w:rPr>
-        <w:t xml:space="preserve"> </w:t>
-      </w:r>
-      <w:r>
-        <w:rPr>
-          <w:rFonts w:ascii="Times New Roman" w:hAnsi="Times New Roman" w:cs="Times New Roman"/>
-          <w:sz w:val="28"/>
-          <w:szCs w:val="28"/>
-        </w:rPr>
-        <w:t>Програма успішно розв'язала нелінійне рівняння двома різними методами, продемонструвавши переваги та недоліки кожного з них. Метод Ньютона показав кращі результати за швидкістю збіжності, що підтверджує теоретичні очікування щодо квадратичної збіжності. Отримані результати можуть бути використані для подальшого аналізу та оптимізації чисельних методів розв'язку нелінійних рівнянь.</w:t>
-      </w:r>
       <w:r>
         <w:rPr>
           <w:rFonts w:ascii="Times New Roman" w:hAnsi="Times New Roman" w:cs="Times New Roman"/>
@@ -4046,7 +4372,6 @@
   <w:style w:type="character" w:default="1" w:styleId="a0">
     <w:name w:val="Default Paragraph Font"/>
     <w:uiPriority w:val="1"/>
-    <w:semiHidden/>
     <w:unhideWhenUsed/>
   </w:style>
   <w:style w:type="table" w:default="1" w:styleId="a1">
@@ -4363,7 +4688,6 @@
   <w:style w:type="character" w:default="1" w:styleId="a0">
     <w:name w:val="Default Paragraph Font"/>
     <w:uiPriority w:val="1"/>
-    <w:semiHidden/>
     <w:unhideWhenUsed/>
   </w:style>
   <w:style w:type="table" w:default="1" w:styleId="a1">
@@ -4777,4 +5101,16 @@
   <a:objectDefaults/>
   <a:extraClrSchemeLst/>
 </a:theme>
+</file>
+
+<file path=customXml/item1.xml><?xml version="1.0" encoding="utf-8"?>
+<b:Sources xmlns:b="http://schemas.openxmlformats.org/officeDocument/2006/bibliography" xmlns="http://schemas.openxmlformats.org/officeDocument/2006/bibliography" SelectedStyle="\APA.XSL" StyleName="APA"/>
+</file>
+
+<file path=customXml/itemProps1.xml><?xml version="1.0" encoding="utf-8"?>
+<ds:datastoreItem xmlns:ds="http://schemas.openxmlformats.org/officeDocument/2006/customXml" ds:itemID="{C61DBE45-3956-4452-9805-F160D0096C01}">
+  <ds:schemaRefs>
+    <ds:schemaRef ds:uri="http://schemas.openxmlformats.org/officeDocument/2006/bibliography"/>
+  </ds:schemaRefs>
+</ds:datastoreItem>
 </file>
--- a/Numerical methods in information/Lab1/Чисельні методи в інформатиці лаб1 Каширець Роман ІПС-32.docx
+++ b/Numerical methods in information/Lab1/Чисельні методи в інформатиці лаб1 Каширець Роман ІПС-32.docx
@@ -39,8 +39,15 @@
       </w:r>
     </w:p>
     <w:p/>
-    <w:p/>
-    <w:p/>
+    <w:p>
+      <w:pPr>
+        <w:rPr>
+          <w:rFonts w:ascii="Times New Roman" w:hAnsi="Times New Roman" w:cs="Times New Roman"/>
+          <w:sz w:val="28"/>
+          <w:szCs w:val="28"/>
+        </w:rPr>
+      </w:pPr>
+    </w:p>
     <w:p>
       <w:pPr>
         <w:jc w:val="center"/>
@@ -50,159 +57,310 @@
           <w:szCs w:val="28"/>
         </w:rPr>
       </w:pPr>
-      <w:r>
-        <w:rPr>
-          <w:rFonts w:ascii="Times New Roman" w:hAnsi="Times New Roman" w:cs="Times New Roman"/>
-          <w:sz w:val="28"/>
-          <w:szCs w:val="28"/>
-        </w:rPr>
-        <w:t xml:space="preserve">Зробити обчислення </w:t>
-      </w:r>
-      <w:r>
-        <w:rPr>
-          <w:rFonts w:ascii="Times New Roman" w:hAnsi="Times New Roman" w:cs="Times New Roman"/>
+    </w:p>
+    <w:p>
+      <w:pPr>
+        <w:jc w:val="center"/>
+        <w:rPr>
+          <w:rFonts w:ascii="Times New Roman" w:hAnsi="Times New Roman" w:cs="Times New Roman"/>
+          <w:sz w:val="28"/>
+          <w:szCs w:val="28"/>
+        </w:rPr>
+      </w:pPr>
+      <w:r>
+        <w:rPr>
+          <w:rFonts w:ascii="Times New Roman" w:hAnsi="Times New Roman" w:cs="Times New Roman"/>
+          <w:sz w:val="28"/>
+          <w:szCs w:val="28"/>
+        </w:rPr>
+        <w:t>Лабораторна робота №1</w:t>
+      </w:r>
+      <w:r>
+        <w:rPr>
+          <w:rFonts w:ascii="Times New Roman" w:hAnsi="Times New Roman" w:cs="Times New Roman"/>
+          <w:sz w:val="28"/>
+          <w:szCs w:val="28"/>
+        </w:rPr>
+        <w:br/>
+        <w:t xml:space="preserve">з предмету </w:t>
+      </w:r>
+      <w:r>
+        <w:rPr>
+          <w:rFonts w:ascii="Times New Roman" w:hAnsi="Times New Roman" w:cs="Times New Roman"/>
+          <w:sz w:val="28"/>
+          <w:szCs w:val="28"/>
+        </w:rPr>
+        <w:t>Чисельні методі в інформатиці</w:t>
+      </w:r>
+    </w:p>
+    <w:p>
+      <w:pPr>
+        <w:jc w:val="center"/>
+        <w:rPr>
+          <w:rFonts w:ascii="Times New Roman" w:hAnsi="Times New Roman" w:cs="Times New Roman"/>
+          <w:sz w:val="28"/>
+          <w:szCs w:val="28"/>
+        </w:rPr>
+      </w:pPr>
+      <w:r>
+        <w:rPr>
+          <w:rFonts w:ascii="Times New Roman" w:hAnsi="Times New Roman" w:cs="Times New Roman"/>
+          <w:sz w:val="28"/>
+          <w:szCs w:val="28"/>
+        </w:rPr>
+        <w:t>«Розв’язок нелінійного рівняння»</w:t>
+      </w:r>
+    </w:p>
+    <w:p>
+      <w:pPr>
+        <w:jc w:val="center"/>
+        <w:rPr>
+          <w:rFonts w:ascii="Times New Roman" w:hAnsi="Times New Roman" w:cs="Times New Roman"/>
+          <w:sz w:val="28"/>
+          <w:szCs w:val="28"/>
+        </w:rPr>
+      </w:pPr>
+      <w:r>
+        <w:rPr>
+          <w:rFonts w:ascii="Times New Roman" w:hAnsi="Times New Roman" w:cs="Times New Roman"/>
+          <w:sz w:val="28"/>
+          <w:szCs w:val="28"/>
+        </w:rPr>
+        <w:t>Варіант №6</w:t>
+      </w:r>
+    </w:p>
+    <w:p>
+      <w:pPr>
+        <w:jc w:val="center"/>
+        <w:rPr>
+          <w:rFonts w:ascii="Times New Roman" w:hAnsi="Times New Roman" w:cs="Times New Roman"/>
+          <w:sz w:val="28"/>
+          <w:szCs w:val="28"/>
+        </w:rPr>
+      </w:pPr>
+      <w:r>
+        <w:rPr>
+          <w:rFonts w:ascii="Times New Roman" w:hAnsi="Times New Roman" w:cs="Times New Roman"/>
+          <w:sz w:val="28"/>
+          <w:szCs w:val="28"/>
+        </w:rPr>
+        <w:t>Виконав студент 3-го курсу</w:t>
+      </w:r>
+    </w:p>
+    <w:p>
+      <w:pPr>
+        <w:jc w:val="center"/>
+        <w:rPr>
+          <w:rFonts w:ascii="Times New Roman" w:hAnsi="Times New Roman" w:cs="Times New Roman"/>
+          <w:sz w:val="28"/>
+          <w:szCs w:val="28"/>
+        </w:rPr>
+      </w:pPr>
+      <w:r>
+        <w:rPr>
+          <w:rFonts w:ascii="Times New Roman" w:hAnsi="Times New Roman" w:cs="Times New Roman"/>
+          <w:sz w:val="28"/>
+          <w:szCs w:val="28"/>
+        </w:rPr>
+        <w:t>Групи ІПС-32</w:t>
+      </w:r>
+    </w:p>
+    <w:p>
+      <w:pPr>
+        <w:jc w:val="center"/>
+        <w:rPr>
+          <w:rFonts w:ascii="Times New Roman" w:hAnsi="Times New Roman" w:cs="Times New Roman"/>
+          <w:sz w:val="28"/>
+          <w:szCs w:val="28"/>
+        </w:rPr>
+      </w:pPr>
+      <w:proofErr w:type="spellStart"/>
+      <w:r>
+        <w:rPr>
+          <w:rFonts w:ascii="Times New Roman" w:hAnsi="Times New Roman" w:cs="Times New Roman"/>
+          <w:sz w:val="28"/>
+          <w:szCs w:val="28"/>
+        </w:rPr>
+        <w:t>Каширець</w:t>
+      </w:r>
+      <w:proofErr w:type="spellEnd"/>
+      <w:r>
+        <w:rPr>
+          <w:rFonts w:ascii="Times New Roman" w:hAnsi="Times New Roman" w:cs="Times New Roman"/>
+          <w:sz w:val="28"/>
+          <w:szCs w:val="28"/>
+        </w:rPr>
+        <w:t xml:space="preserve"> Роман Віталійович</w:t>
+      </w:r>
+    </w:p>
+    <w:p>
+      <w:pPr>
+        <w:jc w:val="center"/>
+        <w:rPr>
+          <w:rFonts w:ascii="Times New Roman" w:hAnsi="Times New Roman" w:cs="Times New Roman"/>
+          <w:sz w:val="28"/>
+          <w:szCs w:val="28"/>
+        </w:rPr>
+      </w:pPr>
+    </w:p>
+    <w:p>
+      <w:pPr>
+        <w:jc w:val="center"/>
+        <w:rPr>
+          <w:rFonts w:ascii="Times New Roman" w:hAnsi="Times New Roman" w:cs="Times New Roman"/>
+          <w:sz w:val="28"/>
+          <w:szCs w:val="28"/>
+        </w:rPr>
+      </w:pPr>
+    </w:p>
+    <w:p>
+      <w:pPr>
+        <w:jc w:val="center"/>
+        <w:rPr>
+          <w:rFonts w:ascii="Times New Roman" w:hAnsi="Times New Roman" w:cs="Times New Roman"/>
+          <w:sz w:val="28"/>
+          <w:szCs w:val="28"/>
+        </w:rPr>
+      </w:pPr>
+    </w:p>
+    <w:p>
+      <w:pPr>
+        <w:jc w:val="center"/>
+        <w:rPr>
+          <w:rFonts w:ascii="Times New Roman" w:hAnsi="Times New Roman" w:cs="Times New Roman"/>
+          <w:sz w:val="28"/>
+          <w:szCs w:val="28"/>
+        </w:rPr>
+      </w:pPr>
+    </w:p>
+    <w:p>
+      <w:pPr>
+        <w:jc w:val="center"/>
+        <w:rPr>
+          <w:rFonts w:ascii="Times New Roman" w:hAnsi="Times New Roman" w:cs="Times New Roman"/>
+          <w:sz w:val="28"/>
+          <w:szCs w:val="28"/>
+        </w:rPr>
+      </w:pPr>
+    </w:p>
+    <w:p>
+      <w:pPr>
+        <w:jc w:val="center"/>
+        <w:rPr>
+          <w:rFonts w:ascii="Times New Roman" w:hAnsi="Times New Roman" w:cs="Times New Roman"/>
+          <w:sz w:val="28"/>
+          <w:szCs w:val="28"/>
+        </w:rPr>
+      </w:pPr>
+    </w:p>
+    <w:p>
+      <w:pPr>
+        <w:jc w:val="center"/>
+        <w:rPr>
+          <w:rFonts w:ascii="Times New Roman" w:hAnsi="Times New Roman" w:cs="Times New Roman"/>
+          <w:sz w:val="28"/>
+          <w:szCs w:val="28"/>
+        </w:rPr>
+      </w:pPr>
+    </w:p>
+    <w:p>
+      <w:pPr>
+        <w:jc w:val="center"/>
+        <w:rPr>
+          <w:rFonts w:ascii="Times New Roman" w:hAnsi="Times New Roman" w:cs="Times New Roman"/>
+          <w:sz w:val="28"/>
+          <w:szCs w:val="28"/>
+        </w:rPr>
+      </w:pPr>
+    </w:p>
+    <w:p>
+      <w:pPr>
+        <w:jc w:val="center"/>
+        <w:rPr>
+          <w:rFonts w:ascii="Times New Roman" w:hAnsi="Times New Roman" w:cs="Times New Roman"/>
+          <w:sz w:val="28"/>
+          <w:szCs w:val="28"/>
+        </w:rPr>
+      </w:pPr>
+    </w:p>
+    <w:p>
+      <w:pPr>
+        <w:rPr>
+          <w:rFonts w:ascii="Times New Roman" w:hAnsi="Times New Roman" w:cs="Times New Roman"/>
+          <w:sz w:val="28"/>
+          <w:szCs w:val="28"/>
+        </w:rPr>
+      </w:pPr>
+    </w:p>
+    <w:p>
+      <w:pPr>
+        <w:jc w:val="center"/>
+        <w:rPr>
+          <w:rFonts w:ascii="Times New Roman" w:hAnsi="Times New Roman" w:cs="Times New Roman"/>
+          <w:b/>
           <w:sz w:val="28"/>
           <w:szCs w:val="28"/>
           <w:lang w:val="en-US"/>
         </w:rPr>
-        <w:t xml:space="preserve">q </w:t>
-      </w:r>
-      <w:r>
-        <w:rPr>
-          <w:rFonts w:ascii="Times New Roman" w:hAnsi="Times New Roman" w:cs="Times New Roman"/>
-          <w:sz w:val="28"/>
-          <w:szCs w:val="28"/>
-        </w:rPr>
-        <w:t xml:space="preserve">як в методі </w:t>
-      </w:r>
-      <w:proofErr w:type="spellStart"/>
-      <w:r>
-        <w:rPr>
-          <w:rFonts w:ascii="Times New Roman" w:hAnsi="Times New Roman" w:cs="Times New Roman"/>
-          <w:sz w:val="28"/>
-          <w:szCs w:val="28"/>
-        </w:rPr>
-        <w:t>Нютона</w:t>
-      </w:r>
-      <w:proofErr w:type="spellEnd"/>
-      <w:r>
-        <w:rPr>
-          <w:rFonts w:ascii="Times New Roman" w:hAnsi="Times New Roman" w:cs="Times New Roman"/>
-          <w:sz w:val="28"/>
-          <w:szCs w:val="28"/>
-        </w:rPr>
-        <w:t xml:space="preserve"> а не релаксації в коді і в ручну.</w:t>
-      </w:r>
-    </w:p>
-    <w:p>
-      <w:pPr>
-        <w:jc w:val="center"/>
-        <w:rPr>
-          <w:rFonts w:ascii="Times New Roman" w:hAnsi="Times New Roman" w:cs="Times New Roman"/>
-          <w:sz w:val="28"/>
-          <w:szCs w:val="28"/>
-        </w:rPr>
-      </w:pPr>
-      <w:r>
-        <w:rPr>
-          <w:rFonts w:ascii="Times New Roman" w:hAnsi="Times New Roman" w:cs="Times New Roman"/>
-          <w:sz w:val="28"/>
-          <w:szCs w:val="28"/>
-        </w:rPr>
-        <w:t xml:space="preserve">В коді </w:t>
-      </w:r>
-      <w:r>
-        <w:rPr>
-          <w:rFonts w:ascii="Times New Roman" w:hAnsi="Times New Roman" w:cs="Times New Roman"/>
-          <w:sz w:val="28"/>
-          <w:szCs w:val="28"/>
-          <w:lang w:val="en-US"/>
-        </w:rPr>
-        <w:t xml:space="preserve">q </w:t>
-      </w:r>
-      <w:r>
-        <w:rPr>
-          <w:rFonts w:ascii="Times New Roman" w:hAnsi="Times New Roman" w:cs="Times New Roman"/>
-          <w:sz w:val="28"/>
-          <w:szCs w:val="28"/>
-        </w:rPr>
-        <w:t xml:space="preserve">не вірно і треба перевіряти чи виконуються всі умови для </w:t>
-      </w:r>
-      <w:proofErr w:type="spellStart"/>
-      <w:r>
-        <w:rPr>
-          <w:rFonts w:ascii="Times New Roman" w:hAnsi="Times New Roman" w:cs="Times New Roman"/>
-          <w:sz w:val="28"/>
-          <w:szCs w:val="28"/>
-        </w:rPr>
-        <w:t>нютона</w:t>
-      </w:r>
-      <w:proofErr w:type="spellEnd"/>
-      <w:r>
-        <w:rPr>
-          <w:rFonts w:ascii="Times New Roman" w:hAnsi="Times New Roman" w:cs="Times New Roman"/>
-          <w:sz w:val="28"/>
-          <w:szCs w:val="28"/>
-        </w:rPr>
-        <w:t xml:space="preserve"> в тому числі </w:t>
-      </w:r>
-      <w:r>
-        <w:rPr>
-          <w:rFonts w:ascii="Times New Roman" w:hAnsi="Times New Roman" w:cs="Times New Roman"/>
-          <w:sz w:val="28"/>
-          <w:szCs w:val="28"/>
-          <w:lang w:val="en-US"/>
-        </w:rPr>
-        <w:t xml:space="preserve">q </w:t>
-      </w:r>
-      <w:r>
-        <w:rPr>
-          <w:rFonts w:ascii="Times New Roman" w:hAnsi="Times New Roman" w:cs="Times New Roman"/>
-          <w:sz w:val="28"/>
-          <w:szCs w:val="28"/>
-        </w:rPr>
-        <w:t>і перевірити умови для релаксації чи вони там є.</w:t>
+      </w:pPr>
+      <w:r>
+        <w:rPr>
+          <w:rFonts w:ascii="Times New Roman" w:hAnsi="Times New Roman" w:cs="Times New Roman"/>
+          <w:sz w:val="28"/>
+          <w:szCs w:val="28"/>
+        </w:rPr>
+        <w:t xml:space="preserve">Київ </w:t>
+      </w:r>
+      <w:r>
+        <w:rPr>
+          <w:rFonts w:ascii="Times New Roman" w:hAnsi="Times New Roman" w:cs="Times New Roman"/>
+          <w:sz w:val="28"/>
+          <w:szCs w:val="28"/>
+        </w:rPr>
+        <w:t>–</w:t>
+      </w:r>
+      <w:r>
+        <w:rPr>
+          <w:rFonts w:ascii="Times New Roman" w:hAnsi="Times New Roman" w:cs="Times New Roman"/>
+          <w:sz w:val="28"/>
+          <w:szCs w:val="28"/>
+        </w:rPr>
+        <w:t xml:space="preserve"> 2025</w:t>
+      </w:r>
+      <w:r>
+        <w:rPr>
+          <w:rFonts w:ascii="Times New Roman" w:hAnsi="Times New Roman" w:cs="Times New Roman"/>
+          <w:sz w:val="28"/>
+          <w:szCs w:val="28"/>
+        </w:rPr>
+        <w:br/>
+      </w:r>
+      <w:r>
+        <w:rPr>
+          <w:rFonts w:ascii="Times New Roman" w:hAnsi="Times New Roman" w:cs="Times New Roman"/>
+          <w:sz w:val="28"/>
+          <w:szCs w:val="28"/>
+        </w:rPr>
+        <w:br/>
+      </w:r>
+      <w:r>
+        <w:rPr>
+          <w:rFonts w:ascii="Times New Roman" w:hAnsi="Times New Roman" w:cs="Times New Roman"/>
+          <w:sz w:val="28"/>
+          <w:szCs w:val="28"/>
+        </w:rPr>
+        <w:br/>
+      </w:r>
+      <w:r>
+        <w:rPr>
+          <w:rFonts w:ascii="Times New Roman" w:hAnsi="Times New Roman" w:cs="Times New Roman"/>
+          <w:sz w:val="28"/>
+          <w:szCs w:val="28"/>
+        </w:rPr>
+        <w:br/>
       </w:r>
       <w:bookmarkStart w:id="0" w:name="_GoBack"/>
       <w:bookmarkEnd w:id="0"/>
-    </w:p>
-    <w:p>
-      <w:pPr>
-        <w:jc w:val="center"/>
-        <w:rPr>
-          <w:rFonts w:ascii="Times New Roman" w:hAnsi="Times New Roman" w:cs="Times New Roman"/>
-          <w:sz w:val="28"/>
-          <w:szCs w:val="28"/>
-        </w:rPr>
-      </w:pPr>
-    </w:p>
-    <w:p>
-      <w:pPr>
-        <w:jc w:val="center"/>
-        <w:rPr>
-          <w:rFonts w:ascii="Times New Roman" w:hAnsi="Times New Roman" w:cs="Times New Roman"/>
-          <w:sz w:val="28"/>
-          <w:szCs w:val="28"/>
-        </w:rPr>
-      </w:pPr>
-    </w:p>
-    <w:p>
-      <w:pPr>
-        <w:jc w:val="center"/>
-        <w:rPr>
-          <w:rFonts w:ascii="Times New Roman" w:hAnsi="Times New Roman" w:cs="Times New Roman"/>
-          <w:sz w:val="28"/>
-          <w:szCs w:val="28"/>
-        </w:rPr>
-      </w:pPr>
-      <w:r>
-        <w:rPr>
-          <w:rFonts w:ascii="Times New Roman" w:hAnsi="Times New Roman" w:cs="Times New Roman"/>
-          <w:sz w:val="28"/>
-          <w:szCs w:val="28"/>
-        </w:rPr>
-        <w:t>Лабораторна робота №1</w:t>
-      </w:r>
       <w:r>
         <w:rPr>
           <w:rFonts w:ascii="Times New Roman" w:hAnsi="Times New Roman" w:cs="Times New Roman"/>
@@ -210,293 +368,33 @@
           <w:szCs w:val="28"/>
         </w:rPr>
         <w:br/>
-        <w:t xml:space="preserve">з предмету </w:t>
-      </w:r>
-      <w:r>
-        <w:rPr>
-          <w:rFonts w:ascii="Times New Roman" w:hAnsi="Times New Roman" w:cs="Times New Roman"/>
-          <w:sz w:val="28"/>
-          <w:szCs w:val="28"/>
-        </w:rPr>
-        <w:t>Чисельні методі в інформатиці</w:t>
-      </w:r>
-    </w:p>
-    <w:p>
-      <w:pPr>
-        <w:jc w:val="center"/>
-        <w:rPr>
-          <w:rFonts w:ascii="Times New Roman" w:hAnsi="Times New Roman" w:cs="Times New Roman"/>
-          <w:sz w:val="28"/>
-          <w:szCs w:val="28"/>
-        </w:rPr>
-      </w:pPr>
-      <w:r>
-        <w:rPr>
-          <w:rFonts w:ascii="Times New Roman" w:hAnsi="Times New Roman" w:cs="Times New Roman"/>
-          <w:sz w:val="28"/>
-          <w:szCs w:val="28"/>
-        </w:rPr>
-        <w:t>«Розв’язок нелінійного рівняння»</w:t>
-      </w:r>
-    </w:p>
-    <w:p>
-      <w:pPr>
-        <w:jc w:val="center"/>
-        <w:rPr>
-          <w:rFonts w:ascii="Times New Roman" w:hAnsi="Times New Roman" w:cs="Times New Roman"/>
-          <w:sz w:val="28"/>
-          <w:szCs w:val="28"/>
-        </w:rPr>
-      </w:pPr>
-      <w:r>
-        <w:rPr>
-          <w:rFonts w:ascii="Times New Roman" w:hAnsi="Times New Roman" w:cs="Times New Roman"/>
-          <w:sz w:val="28"/>
-          <w:szCs w:val="28"/>
-        </w:rPr>
-        <w:t>Варіант №6</w:t>
-      </w:r>
-    </w:p>
-    <w:p>
-      <w:pPr>
-        <w:jc w:val="center"/>
-        <w:rPr>
-          <w:rFonts w:ascii="Times New Roman" w:hAnsi="Times New Roman" w:cs="Times New Roman"/>
-          <w:sz w:val="28"/>
-          <w:szCs w:val="28"/>
-        </w:rPr>
-      </w:pPr>
-      <w:r>
-        <w:rPr>
-          <w:rFonts w:ascii="Times New Roman" w:hAnsi="Times New Roman" w:cs="Times New Roman"/>
-          <w:sz w:val="28"/>
-          <w:szCs w:val="28"/>
-        </w:rPr>
-        <w:t>Виконав студент 3-го курсу</w:t>
-      </w:r>
-    </w:p>
-    <w:p>
-      <w:pPr>
-        <w:jc w:val="center"/>
-        <w:rPr>
-          <w:rFonts w:ascii="Times New Roman" w:hAnsi="Times New Roman" w:cs="Times New Roman"/>
-          <w:sz w:val="28"/>
-          <w:szCs w:val="28"/>
-        </w:rPr>
-      </w:pPr>
-      <w:r>
-        <w:rPr>
-          <w:rFonts w:ascii="Times New Roman" w:hAnsi="Times New Roman" w:cs="Times New Roman"/>
-          <w:sz w:val="28"/>
-          <w:szCs w:val="28"/>
-        </w:rPr>
-        <w:t>Групи ІПС-32</w:t>
-      </w:r>
-    </w:p>
-    <w:p>
-      <w:pPr>
-        <w:jc w:val="center"/>
-        <w:rPr>
-          <w:rFonts w:ascii="Times New Roman" w:hAnsi="Times New Roman" w:cs="Times New Roman"/>
-          <w:sz w:val="28"/>
-          <w:szCs w:val="28"/>
-        </w:rPr>
-      </w:pPr>
-      <w:proofErr w:type="spellStart"/>
-      <w:r>
-        <w:rPr>
-          <w:rFonts w:ascii="Times New Roman" w:hAnsi="Times New Roman" w:cs="Times New Roman"/>
-          <w:sz w:val="28"/>
-          <w:szCs w:val="28"/>
-        </w:rPr>
-        <w:t>Каширець</w:t>
-      </w:r>
-      <w:proofErr w:type="spellEnd"/>
-      <w:r>
-        <w:rPr>
-          <w:rFonts w:ascii="Times New Roman" w:hAnsi="Times New Roman" w:cs="Times New Roman"/>
-          <w:sz w:val="28"/>
-          <w:szCs w:val="28"/>
-        </w:rPr>
-        <w:t xml:space="preserve"> Роман Віталійович</w:t>
-      </w:r>
-    </w:p>
-    <w:p>
-      <w:pPr>
-        <w:jc w:val="center"/>
-        <w:rPr>
-          <w:rFonts w:ascii="Times New Roman" w:hAnsi="Times New Roman" w:cs="Times New Roman"/>
-          <w:sz w:val="28"/>
-          <w:szCs w:val="28"/>
-        </w:rPr>
-      </w:pPr>
-    </w:p>
-    <w:p>
-      <w:pPr>
-        <w:jc w:val="center"/>
-        <w:rPr>
-          <w:rFonts w:ascii="Times New Roman" w:hAnsi="Times New Roman" w:cs="Times New Roman"/>
-          <w:sz w:val="28"/>
-          <w:szCs w:val="28"/>
-        </w:rPr>
-      </w:pPr>
-    </w:p>
-    <w:p>
-      <w:pPr>
-        <w:jc w:val="center"/>
-        <w:rPr>
-          <w:rFonts w:ascii="Times New Roman" w:hAnsi="Times New Roman" w:cs="Times New Roman"/>
-          <w:sz w:val="28"/>
-          <w:szCs w:val="28"/>
-        </w:rPr>
-      </w:pPr>
-    </w:p>
-    <w:p>
-      <w:pPr>
-        <w:jc w:val="center"/>
-        <w:rPr>
-          <w:rFonts w:ascii="Times New Roman" w:hAnsi="Times New Roman" w:cs="Times New Roman"/>
-          <w:sz w:val="28"/>
-          <w:szCs w:val="28"/>
-        </w:rPr>
-      </w:pPr>
-    </w:p>
-    <w:p>
-      <w:pPr>
-        <w:jc w:val="center"/>
-        <w:rPr>
-          <w:rFonts w:ascii="Times New Roman" w:hAnsi="Times New Roman" w:cs="Times New Roman"/>
-          <w:sz w:val="28"/>
-          <w:szCs w:val="28"/>
-        </w:rPr>
-      </w:pPr>
-    </w:p>
-    <w:p>
-      <w:pPr>
-        <w:jc w:val="center"/>
-        <w:rPr>
-          <w:rFonts w:ascii="Times New Roman" w:hAnsi="Times New Roman" w:cs="Times New Roman"/>
-          <w:sz w:val="28"/>
-          <w:szCs w:val="28"/>
-        </w:rPr>
-      </w:pPr>
-    </w:p>
-    <w:p>
-      <w:pPr>
-        <w:jc w:val="center"/>
-        <w:rPr>
-          <w:rFonts w:ascii="Times New Roman" w:hAnsi="Times New Roman" w:cs="Times New Roman"/>
-          <w:sz w:val="28"/>
-          <w:szCs w:val="28"/>
-        </w:rPr>
-      </w:pPr>
-    </w:p>
-    <w:p>
-      <w:pPr>
-        <w:jc w:val="center"/>
-        <w:rPr>
-          <w:rFonts w:ascii="Times New Roman" w:hAnsi="Times New Roman" w:cs="Times New Roman"/>
-          <w:sz w:val="28"/>
-          <w:szCs w:val="28"/>
-        </w:rPr>
-      </w:pPr>
-    </w:p>
-    <w:p>
-      <w:pPr>
-        <w:jc w:val="center"/>
-        <w:rPr>
-          <w:rFonts w:ascii="Times New Roman" w:hAnsi="Times New Roman" w:cs="Times New Roman"/>
-          <w:sz w:val="28"/>
-          <w:szCs w:val="28"/>
-        </w:rPr>
-      </w:pPr>
-    </w:p>
-    <w:p>
-      <w:pPr>
-        <w:rPr>
-          <w:rFonts w:ascii="Times New Roman" w:hAnsi="Times New Roman" w:cs="Times New Roman"/>
-          <w:sz w:val="28"/>
-          <w:szCs w:val="28"/>
-        </w:rPr>
-      </w:pPr>
-    </w:p>
-    <w:p>
-      <w:pPr>
-        <w:jc w:val="center"/>
+      </w:r>
+      <w:r>
+        <w:rPr>
+          <w:rFonts w:ascii="Times New Roman" w:hAnsi="Times New Roman" w:cs="Times New Roman"/>
+          <w:sz w:val="28"/>
+          <w:szCs w:val="28"/>
+          <w:lang w:val="en-US"/>
+        </w:rPr>
+        <w:br/>
+      </w:r>
+    </w:p>
+    <w:p>
+      <w:pPr>
+        <w:rPr>
+          <w:rFonts w:ascii="Times New Roman" w:hAnsi="Times New Roman" w:cs="Times New Roman"/>
+          <w:sz w:val="28"/>
+          <w:szCs w:val="28"/>
+        </w:rPr>
+      </w:pPr>
+      <w:r>
         <w:rPr>
           <w:rFonts w:ascii="Times New Roman" w:hAnsi="Times New Roman" w:cs="Times New Roman"/>
           <w:b/>
           <w:sz w:val="28"/>
           <w:szCs w:val="28"/>
-          <w:lang w:val="en-US"/>
-        </w:rPr>
-      </w:pPr>
-      <w:r>
-        <w:rPr>
-          <w:rFonts w:ascii="Times New Roman" w:hAnsi="Times New Roman" w:cs="Times New Roman"/>
-          <w:sz w:val="28"/>
-          <w:szCs w:val="28"/>
         </w:rPr>
         <w:lastRenderedPageBreak/>
-        <w:t xml:space="preserve">Київ </w:t>
-      </w:r>
-      <w:r>
-        <w:rPr>
-          <w:rFonts w:ascii="Times New Roman" w:hAnsi="Times New Roman" w:cs="Times New Roman"/>
-          <w:sz w:val="28"/>
-          <w:szCs w:val="28"/>
-        </w:rPr>
-        <w:t>–</w:t>
-      </w:r>
-      <w:r>
-        <w:rPr>
-          <w:rFonts w:ascii="Times New Roman" w:hAnsi="Times New Roman" w:cs="Times New Roman"/>
-          <w:sz w:val="28"/>
-          <w:szCs w:val="28"/>
-        </w:rPr>
-        <w:t xml:space="preserve"> 2025</w:t>
-      </w:r>
-      <w:r>
-        <w:rPr>
-          <w:rFonts w:ascii="Times New Roman" w:hAnsi="Times New Roman" w:cs="Times New Roman"/>
-          <w:sz w:val="28"/>
-          <w:szCs w:val="28"/>
-        </w:rPr>
-        <w:br/>
-      </w:r>
-      <w:r>
-        <w:rPr>
-          <w:rFonts w:ascii="Times New Roman" w:hAnsi="Times New Roman" w:cs="Times New Roman"/>
-          <w:sz w:val="28"/>
-          <w:szCs w:val="28"/>
-        </w:rPr>
-        <w:br/>
-      </w:r>
-      <w:r>
-        <w:rPr>
-          <w:rFonts w:ascii="Times New Roman" w:hAnsi="Times New Roman" w:cs="Times New Roman"/>
-          <w:sz w:val="28"/>
-          <w:szCs w:val="28"/>
-          <w:lang w:val="en-US"/>
-        </w:rPr>
-        <w:br/>
-      </w:r>
-    </w:p>
-    <w:p>
-      <w:pPr>
-        <w:rPr>
-          <w:rFonts w:ascii="Times New Roman" w:hAnsi="Times New Roman" w:cs="Times New Roman"/>
-          <w:sz w:val="28"/>
-          <w:szCs w:val="28"/>
-        </w:rPr>
-      </w:pPr>
-      <w:r>
-        <w:rPr>
-          <w:rFonts w:ascii="Times New Roman" w:hAnsi="Times New Roman" w:cs="Times New Roman"/>
-          <w:b/>
-          <w:sz w:val="28"/>
-          <w:szCs w:val="28"/>
-        </w:rPr>
         <w:t>Вступ</w:t>
       </w:r>
       <w:r>
@@ -1105,6 +1003,7 @@
           <w:noProof/>
           <w:sz w:val="32"/>
           <w:szCs w:val="28"/>
+          <w:lang w:eastAsia="uk-UA"/>
         </w:rPr>
         <w:lastRenderedPageBreak/>
         <mc:AlternateContent>
@@ -1269,15 +1168,17 @@
       </w:r>
       <w:r>
         <w:rPr>
-          <w:sz w:val="32"/>
-          <w:szCs w:val="28"/>
-          <w:lang w:val="en-US"/>
+          <w:rFonts w:ascii="Times New Roman" w:hAnsi="Times New Roman" w:cs="Times New Roman"/>
+          <w:noProof/>
+          <w:sz w:val="28"/>
+          <w:szCs w:val="28"/>
+          <w:lang w:eastAsia="uk-UA"/>
         </w:rPr>
         <w:drawing>
-          <wp:inline distT="0" distB="0" distL="0" distR="0" wp14:anchorId="2B90CD7E" wp14:editId="6D281D3B">
-            <wp:extent cx="4431807" cy="3638746"/>
-            <wp:effectExtent l="0" t="0" r="6985" b="0"/>
-            <wp:docPr id="9" name="Рисунок 9"/>
+          <wp:inline distT="0" distB="0" distL="0" distR="0" wp14:anchorId="7CC3C500" wp14:editId="7D699791">
+            <wp:extent cx="5058481" cy="3658111"/>
+            <wp:effectExtent l="0" t="0" r="0" b="0"/>
+            <wp:docPr id="22" name="Рисунок 22"/>
             <wp:cNvGraphicFramePr>
               <a:graphicFrameLocks xmlns:a="http://schemas.openxmlformats.org/drawingml/2006/main" noChangeAspect="1"/>
             </wp:cNvGraphicFramePr>
@@ -1297,7 +1198,7 @@
                   <pic:spPr>
                     <a:xfrm>
                       <a:off x="0" y="0"/>
-                      <a:ext cx="4431944" cy="3638859"/>
+                      <a:ext cx="5058481" cy="3658111"/>
                     </a:xfrm>
                     <a:prstGeom prst="rect">
                       <a:avLst/>
@@ -1602,7 +1503,6 @@
         <w:rPr>
           <w:sz w:val="32"/>
           <w:szCs w:val="32"/>
-          <w:lang w:val="en-US"/>
         </w:rPr>
       </w:pPr>
       <w:r>
@@ -1771,13 +1671,13 @@
       </w:r>
       <w:r>
         <w:rPr>
-          <w:lang w:val="en-US"/>
+          <w:noProof/>
         </w:rPr>
         <w:drawing>
-          <wp:inline distT="0" distB="0" distL="0" distR="0" wp14:anchorId="686F1097" wp14:editId="2DC7CB2F">
-            <wp:extent cx="6120765" cy="3742547"/>
+          <wp:inline distT="0" distB="0" distL="0" distR="0" wp14:anchorId="66A065E2" wp14:editId="48A7BF9D">
+            <wp:extent cx="6120765" cy="2898664"/>
             <wp:effectExtent l="0" t="0" r="0" b="0"/>
-            <wp:docPr id="24" name="Рисунок 24"/>
+            <wp:docPr id="4" name="Рисунок 4"/>
             <wp:cNvGraphicFramePr>
               <a:graphicFrameLocks xmlns:a="http://schemas.openxmlformats.org/drawingml/2006/main" noChangeAspect="1"/>
             </wp:cNvGraphicFramePr>
@@ -1797,7 +1697,7 @@
                   <pic:spPr>
                     <a:xfrm>
                       <a:off x="0" y="0"/>
-                      <a:ext cx="6120765" cy="3742547"/>
+                      <a:ext cx="6120765" cy="2898664"/>
                     </a:xfrm>
                     <a:prstGeom prst="rect">
                       <a:avLst/>
@@ -1811,7 +1711,9 @@
       </w:r>
       <w:r>
         <w:rPr>
-          <w:lang w:val="en-US"/>
+          <w:rFonts w:hAnsi="Symbol"/>
+          <w:sz w:val="32"/>
+          <w:szCs w:val="32"/>
         </w:rPr>
         <w:br/>
       </w:r>
@@ -1820,10 +1722,10 @@
           <w:noProof/>
         </w:rPr>
         <w:drawing>
-          <wp:inline distT="0" distB="0" distL="0" distR="0" wp14:anchorId="2EA09C27" wp14:editId="62935251">
-            <wp:extent cx="4440026" cy="1131216"/>
-            <wp:effectExtent l="0" t="0" r="0" b="0"/>
-            <wp:docPr id="5" name="Рисунок 5"/>
+          <wp:inline distT="0" distB="0" distL="0" distR="0" wp14:anchorId="79FD79E2" wp14:editId="22749D30">
+            <wp:extent cx="6120765" cy="3867135"/>
+            <wp:effectExtent l="0" t="0" r="0" b="635"/>
+            <wp:docPr id="11" name="Рисунок 11"/>
             <wp:cNvGraphicFramePr>
               <a:graphicFrameLocks xmlns:a="http://schemas.openxmlformats.org/drawingml/2006/main" noChangeAspect="1"/>
             </wp:cNvGraphicFramePr>
@@ -1843,7 +1745,7 @@
                   <pic:spPr>
                     <a:xfrm>
                       <a:off x="0" y="0"/>
-                      <a:ext cx="4447703" cy="1133172"/>
+                      <a:ext cx="6120765" cy="3867135"/>
                     </a:xfrm>
                     <a:prstGeom prst="rect">
                       <a:avLst/>
@@ -1857,412 +1759,19 @@
       </w:r>
       <w:r>
         <w:rPr>
-          <w:rFonts w:hAnsi="Symbol"/>
-          <w:sz w:val="32"/>
-          <w:szCs w:val="32"/>
+          <w:lang w:val="en-US"/>
         </w:rPr>
         <w:br/>
       </w:r>
       <w:r>
-        <w:br/>
-      </w:r>
-      <w:r>
-        <w:rPr>
-          <w:rFonts w:hAnsi="Symbol"/>
-          <w:sz w:val="32"/>
-          <w:szCs w:val="32"/>
-        </w:rPr>
-        <w:t>1.</w:t>
-      </w:r>
-      <w:r>
-        <w:rPr>
-          <w:sz w:val="32"/>
-          <w:szCs w:val="32"/>
-        </w:rPr>
-        <w:t xml:space="preserve">  </w:t>
-      </w:r>
-      <w:r>
-        <w:rPr>
-          <w:rStyle w:val="mord"/>
-          <w:sz w:val="32"/>
-          <w:szCs w:val="32"/>
-        </w:rPr>
-        <w:t>f</w:t>
-      </w:r>
-      <w:r>
-        <w:rPr>
-          <w:rStyle w:val="mopen"/>
-          <w:sz w:val="32"/>
-          <w:szCs w:val="32"/>
-        </w:rPr>
-        <w:t>(</w:t>
-      </w:r>
-      <w:r>
-        <w:rPr>
-          <w:rStyle w:val="mord"/>
-          <w:sz w:val="32"/>
-          <w:szCs w:val="32"/>
-        </w:rPr>
-        <w:t>5</w:t>
-      </w:r>
-      <w:r>
-        <w:rPr>
-          <w:rStyle w:val="mclose"/>
-          <w:sz w:val="32"/>
-          <w:szCs w:val="32"/>
-        </w:rPr>
-        <w:t>)</w:t>
-      </w:r>
-      <w:r>
-        <w:rPr>
-          <w:sz w:val="32"/>
-          <w:szCs w:val="32"/>
-        </w:rPr>
-        <w:t xml:space="preserve"> та </w:t>
-      </w:r>
-      <w:r>
-        <w:rPr>
-          <w:rStyle w:val="mord"/>
-          <w:sz w:val="32"/>
-          <w:szCs w:val="32"/>
-        </w:rPr>
-        <w:t>f</w:t>
-      </w:r>
-      <w:r>
-        <w:rPr>
-          <w:rStyle w:val="mopen"/>
-          <w:sz w:val="32"/>
-          <w:szCs w:val="32"/>
-        </w:rPr>
-        <w:t>(</w:t>
-      </w:r>
-      <w:r>
-        <w:rPr>
-          <w:rStyle w:val="mord"/>
-          <w:sz w:val="32"/>
-          <w:szCs w:val="32"/>
-        </w:rPr>
-        <w:t>6</w:t>
-      </w:r>
-      <w:r>
-        <w:rPr>
-          <w:rStyle w:val="mclose"/>
-          <w:sz w:val="32"/>
-          <w:szCs w:val="32"/>
-        </w:rPr>
-        <w:t>)</w:t>
-      </w:r>
-      <w:r>
-        <w:rPr>
-          <w:sz w:val="32"/>
-          <w:szCs w:val="32"/>
-        </w:rPr>
-        <w:t xml:space="preserve"> мають різні знаки (виконано).</w:t>
-      </w:r>
-      <w:r>
-        <w:rPr>
-          <w:sz w:val="32"/>
-          <w:szCs w:val="32"/>
-        </w:rPr>
-        <w:t xml:space="preserve"> </w:t>
-      </w:r>
-      <w:r>
-        <w:rPr>
-          <w:sz w:val="32"/>
-          <w:szCs w:val="32"/>
-        </w:rPr>
-        <w:br/>
-        <w:t xml:space="preserve">додати </w:t>
-      </w:r>
-      <w:proofErr w:type="spellStart"/>
-      <w:r>
-        <w:rPr>
-          <w:sz w:val="32"/>
-          <w:szCs w:val="32"/>
-        </w:rPr>
-        <w:t>грік</w:t>
-      </w:r>
-      <w:proofErr w:type="spellEnd"/>
-      <w:r>
-        <w:rPr>
-          <w:sz w:val="32"/>
-          <w:szCs w:val="32"/>
-        </w:rPr>
-        <w:t xml:space="preserve"> другої похідної і зробити більш пологим.</w:t>
-      </w:r>
-      <w:r>
-        <w:rPr>
-          <w:sz w:val="32"/>
-          <w:szCs w:val="32"/>
-          <w:lang w:val="en-US"/>
-        </w:rPr>
-        <w:br/>
-      </w:r>
-    </w:p>
-    <w:p>
-      <w:pPr>
-        <w:pStyle w:val="a6"/>
-        <w:rPr>
-          <w:sz w:val="32"/>
-          <w:szCs w:val="28"/>
-          <w:lang w:val="en-US"/>
-        </w:rPr>
-      </w:pPr>
-      <w:r>
-        <w:rPr>
-          <w:rFonts w:hAnsi="Symbol"/>
-          <w:sz w:val="32"/>
-          <w:szCs w:val="32"/>
-        </w:rPr>
-        <w:t>2.</w:t>
-      </w:r>
-      <w:r>
-        <w:rPr>
-          <w:sz w:val="32"/>
-          <w:szCs w:val="32"/>
-        </w:rPr>
-        <w:t xml:space="preserve">  </w:t>
-      </w:r>
-      <w:r>
-        <w:rPr>
-          <w:rStyle w:val="mrel"/>
-          <w:sz w:val="32"/>
-          <w:szCs w:val="32"/>
-        </w:rPr>
-        <w:t>f</w:t>
-      </w:r>
-      <w:r>
-        <w:rPr>
-          <w:rStyle w:val="mrel"/>
-          <w:sz w:val="32"/>
-          <w:szCs w:val="32"/>
-          <w:lang w:val="en-US"/>
-        </w:rPr>
-        <w:t xml:space="preserve"> </w:t>
-      </w:r>
-      <w:r>
-        <w:rPr>
-          <w:rStyle w:val="mrel"/>
-          <w:sz w:val="32"/>
-          <w:szCs w:val="32"/>
-        </w:rPr>
-        <w:t>′</w:t>
-      </w:r>
-      <w:r>
-        <w:rPr>
-          <w:rStyle w:val="vlist-s"/>
-          <w:sz w:val="32"/>
-          <w:szCs w:val="32"/>
-        </w:rPr>
-        <w:t>(</w:t>
-      </w:r>
-      <w:r>
-        <w:rPr>
-          <w:rStyle w:val="mrel"/>
-          <w:sz w:val="32"/>
-          <w:szCs w:val="32"/>
-        </w:rPr>
-        <w:t>x</w:t>
-      </w:r>
-      <w:r>
-        <w:rPr>
-          <w:rStyle w:val="mbin"/>
-          <w:sz w:val="32"/>
-          <w:szCs w:val="32"/>
-        </w:rPr>
-        <w:t>)</w:t>
-      </w:r>
-      <w:r>
-        <w:rPr>
-          <w:rStyle w:val="mrel"/>
-          <w:sz w:val="32"/>
-          <w:szCs w:val="32"/>
-        </w:rPr>
-        <w:t xml:space="preserve"> не дорівнює </w:t>
-      </w:r>
-      <w:r>
-        <w:rPr>
-          <w:rStyle w:val="mrel"/>
-          <w:sz w:val="32"/>
-          <w:szCs w:val="32"/>
-        </w:rPr>
-        <w:t>0</w:t>
-      </w:r>
-      <w:r>
-        <w:rPr>
-          <w:sz w:val="32"/>
-          <w:szCs w:val="32"/>
-        </w:rPr>
-        <w:t xml:space="preserve"> на </w:t>
-      </w:r>
-      <w:r>
-        <w:rPr>
-          <w:rStyle w:val="vlist-s"/>
-          <w:sz w:val="32"/>
-          <w:szCs w:val="32"/>
-        </w:rPr>
-        <w:t>[</w:t>
-      </w:r>
-      <w:r>
-        <w:rPr>
-          <w:rStyle w:val="mrel"/>
-          <w:sz w:val="32"/>
-          <w:szCs w:val="32"/>
-        </w:rPr>
-        <w:t>5</w:t>
-      </w:r>
-      <w:r>
-        <w:rPr>
-          <w:rStyle w:val="mpunct"/>
-          <w:sz w:val="32"/>
-          <w:szCs w:val="32"/>
-        </w:rPr>
-        <w:t>,</w:t>
-      </w:r>
-      <w:r>
-        <w:rPr>
-          <w:rStyle w:val="mrel"/>
-          <w:sz w:val="32"/>
-          <w:szCs w:val="32"/>
-        </w:rPr>
-        <w:t>6</w:t>
-      </w:r>
-      <w:r>
-        <w:rPr>
-          <w:rStyle w:val="mbin"/>
-          <w:sz w:val="32"/>
-          <w:szCs w:val="32"/>
-        </w:rPr>
-        <w:t>]</w:t>
-      </w:r>
-      <w:r>
-        <w:rPr>
-          <w:sz w:val="32"/>
-          <w:szCs w:val="32"/>
-        </w:rPr>
-        <w:t xml:space="preserve">. Ми знайшли, що </w:t>
-      </w:r>
-      <w:r>
-        <w:rPr>
-          <w:rStyle w:val="mrel"/>
-          <w:sz w:val="32"/>
-          <w:szCs w:val="32"/>
-          <w:lang w:val="en-US"/>
-        </w:rPr>
-        <w:t>f `(x)</w:t>
-      </w:r>
-      <w:r>
-        <w:rPr>
-          <w:rStyle w:val="mrel"/>
-          <w:sz w:val="32"/>
-          <w:szCs w:val="32"/>
-        </w:rPr>
-        <w:t>=77.68</w:t>
-      </w:r>
-      <w:r>
-        <w:rPr>
-          <w:sz w:val="32"/>
-          <w:szCs w:val="32"/>
-        </w:rPr>
-        <w:t xml:space="preserve">, отже </w:t>
-      </w:r>
-      <w:r>
-        <w:rPr>
-          <w:rStyle w:val="mrel"/>
-          <w:sz w:val="32"/>
-          <w:szCs w:val="32"/>
-        </w:rPr>
-        <w:t>f′</w:t>
-      </w:r>
-      <w:r>
-        <w:rPr>
-          <w:rStyle w:val="vlist-s"/>
-          <w:sz w:val="32"/>
-          <w:szCs w:val="32"/>
-        </w:rPr>
-        <w:t>(</w:t>
-      </w:r>
-      <w:r>
-        <w:rPr>
-          <w:rStyle w:val="mrel"/>
-          <w:sz w:val="32"/>
-          <w:szCs w:val="32"/>
-        </w:rPr>
-        <w:t>x</w:t>
-      </w:r>
-      <w:r>
-        <w:rPr>
-          <w:rStyle w:val="mbin"/>
-          <w:sz w:val="32"/>
-          <w:szCs w:val="32"/>
-        </w:rPr>
-        <w:t>)</w:t>
-      </w:r>
-      <w:r>
-        <w:rPr>
-          <w:sz w:val="32"/>
-          <w:szCs w:val="32"/>
-        </w:rPr>
-        <w:t xml:space="preserve"> не дорівнює нулю (виконано).</w:t>
-      </w:r>
-      <w:r>
-        <w:rPr>
-          <w:sz w:val="32"/>
-          <w:szCs w:val="32"/>
-          <w:lang w:val="en-US"/>
-        </w:rPr>
-        <w:br/>
-      </w:r>
-      <w:r>
-        <w:rPr>
-          <w:rFonts w:hAnsi="Symbol"/>
-          <w:sz w:val="32"/>
-          <w:szCs w:val="28"/>
-          <w:lang w:val="en-US"/>
-        </w:rPr>
-        <w:t>3.</w:t>
-      </w:r>
-      <w:r>
-        <w:rPr>
-          <w:sz w:val="32"/>
-          <w:szCs w:val="28"/>
-        </w:rPr>
-        <w:t xml:space="preserve">  </w:t>
-      </w:r>
-      <w:proofErr w:type="gramStart"/>
-      <w:r>
-        <w:rPr>
-          <w:sz w:val="32"/>
-          <w:szCs w:val="28"/>
-        </w:rPr>
-        <w:t>f</w:t>
-      </w:r>
-      <w:proofErr w:type="gramEnd"/>
-      <w:r>
-        <w:rPr>
-          <w:sz w:val="32"/>
-          <w:szCs w:val="28"/>
-        </w:rPr>
-        <w:t>′′(x) не змінює знак на [5,6]. Ми знайшли, що f′′(x)&gt;0 на цьому проміжку (виконано).</w:t>
-      </w:r>
-      <w:r>
-        <w:rPr>
-          <w:sz w:val="32"/>
-          <w:szCs w:val="28"/>
-          <w:lang w:val="en-US"/>
-        </w:rPr>
-        <w:br/>
-      </w:r>
-      <w:r>
-        <w:rPr>
-          <w:sz w:val="32"/>
-          <w:szCs w:val="28"/>
+        <w:rPr>
+          <w:noProof/>
         </w:rPr>
         <w:drawing>
-          <wp:inline distT="0" distB="0" distL="0" distR="0" wp14:anchorId="2D27F038" wp14:editId="19BE906C">
-            <wp:extent cx="1667108" cy="562053"/>
-            <wp:effectExtent l="0" t="0" r="9525" b="0"/>
-            <wp:docPr id="23" name="Рисунок 23"/>
+          <wp:inline distT="0" distB="0" distL="0" distR="0" wp14:anchorId="2EA09C27" wp14:editId="62935251">
+            <wp:extent cx="4440026" cy="1131216"/>
+            <wp:effectExtent l="0" t="0" r="0" b="0"/>
+            <wp:docPr id="5" name="Рисунок 5"/>
             <wp:cNvGraphicFramePr>
               <a:graphicFrameLocks xmlns:a="http://schemas.openxmlformats.org/drawingml/2006/main" noChangeAspect="1"/>
             </wp:cNvGraphicFramePr>
@@ -2282,7 +1791,7 @@
                   <pic:spPr>
                     <a:xfrm>
                       <a:off x="0" y="0"/>
-                      <a:ext cx="1667108" cy="562053"/>
+                      <a:ext cx="4447703" cy="1133172"/>
                     </a:xfrm>
                     <a:prstGeom prst="rect">
                       <a:avLst/>
@@ -2296,30 +1805,390 @@
       </w:r>
       <w:r>
         <w:rPr>
-          <w:sz w:val="32"/>
-          <w:szCs w:val="28"/>
-        </w:rPr>
-        <w:t>друга похідна</w:t>
-      </w:r>
-      <w:r>
-        <w:rPr>
-          <w:sz w:val="32"/>
-          <w:szCs w:val="28"/>
+          <w:rFonts w:hAnsi="Symbol"/>
+          <w:sz w:val="32"/>
+          <w:szCs w:val="32"/>
         </w:rPr>
         <w:br/>
       </w:r>
       <w:r>
-        <w:rPr>
-          <w:sz w:val="32"/>
-          <w:szCs w:val="28"/>
+        <w:br/>
+      </w:r>
+      <w:r>
+        <w:rPr>
+          <w:rFonts w:hAnsi="Symbol"/>
+          <w:sz w:val="32"/>
+          <w:szCs w:val="32"/>
+        </w:rPr>
+        <w:t>1.</w:t>
+      </w:r>
+      <w:r>
+        <w:rPr>
+          <w:sz w:val="32"/>
+          <w:szCs w:val="32"/>
+        </w:rPr>
+        <w:t xml:space="preserve">  </w:t>
+      </w:r>
+      <w:r>
+        <w:rPr>
+          <w:rStyle w:val="mord"/>
+          <w:sz w:val="32"/>
+          <w:szCs w:val="32"/>
+        </w:rPr>
+        <w:t>f</w:t>
+      </w:r>
+      <w:r>
+        <w:rPr>
+          <w:rStyle w:val="mopen"/>
+          <w:sz w:val="32"/>
+          <w:szCs w:val="32"/>
+        </w:rPr>
+        <w:t>(</w:t>
+      </w:r>
+      <w:r>
+        <w:rPr>
+          <w:rStyle w:val="mord"/>
+          <w:sz w:val="32"/>
+          <w:szCs w:val="32"/>
+        </w:rPr>
+        <w:t>5</w:t>
+      </w:r>
+      <w:r>
+        <w:rPr>
+          <w:rStyle w:val="mclose"/>
+          <w:sz w:val="32"/>
+          <w:szCs w:val="32"/>
+        </w:rPr>
+        <w:t>)</w:t>
+      </w:r>
+      <w:r>
+        <w:rPr>
+          <w:sz w:val="32"/>
+          <w:szCs w:val="32"/>
+        </w:rPr>
+        <w:t xml:space="preserve"> та </w:t>
+      </w:r>
+      <w:r>
+        <w:rPr>
+          <w:rStyle w:val="mord"/>
+          <w:sz w:val="32"/>
+          <w:szCs w:val="32"/>
+        </w:rPr>
+        <w:t>f</w:t>
+      </w:r>
+      <w:r>
+        <w:rPr>
+          <w:rStyle w:val="mopen"/>
+          <w:sz w:val="32"/>
+          <w:szCs w:val="32"/>
+        </w:rPr>
+        <w:t>(</w:t>
+      </w:r>
+      <w:r>
+        <w:rPr>
+          <w:rStyle w:val="mord"/>
+          <w:sz w:val="32"/>
+          <w:szCs w:val="32"/>
+        </w:rPr>
+        <w:t>6</w:t>
+      </w:r>
+      <w:r>
+        <w:rPr>
+          <w:rStyle w:val="mclose"/>
+          <w:sz w:val="32"/>
+          <w:szCs w:val="32"/>
+        </w:rPr>
+        <w:t>)</w:t>
+      </w:r>
+      <w:r>
+        <w:rPr>
+          <w:sz w:val="32"/>
+          <w:szCs w:val="32"/>
+        </w:rPr>
+        <w:t xml:space="preserve"> мають різні знаки (виконано).</w:t>
+      </w:r>
+      <w:r>
+        <w:rPr>
+          <w:sz w:val="32"/>
+          <w:szCs w:val="32"/>
+        </w:rPr>
+        <w:t xml:space="preserve"> </w:t>
+      </w:r>
+    </w:p>
+    <w:p>
+      <w:pPr>
+        <w:pStyle w:val="a6"/>
+        <w:rPr>
+          <w:sz w:val="32"/>
+          <w:szCs w:val="32"/>
           <w:lang w:val="en-US"/>
         </w:rPr>
+      </w:pPr>
+      <w:r>
+        <w:rPr>
+          <w:rFonts w:hAnsi="Symbol"/>
+          <w:sz w:val="32"/>
+          <w:szCs w:val="32"/>
+        </w:rPr>
         <w:lastRenderedPageBreak/>
+        <w:t>2</w:t>
+      </w:r>
+      <w:r>
+        <w:rPr>
+          <w:rFonts w:hAnsi="Symbol"/>
+          <w:sz w:val="32"/>
+          <w:szCs w:val="32"/>
+        </w:rPr>
+        <w:t>.</w:t>
+      </w:r>
+      <w:r>
+        <w:rPr>
+          <w:sz w:val="32"/>
+          <w:szCs w:val="32"/>
+        </w:rPr>
+        <w:t xml:space="preserve">  </w:t>
+      </w:r>
+      <w:r>
+        <w:rPr>
+          <w:rStyle w:val="mrel"/>
+          <w:sz w:val="32"/>
+          <w:szCs w:val="32"/>
+        </w:rPr>
+        <w:t>f</w:t>
+      </w:r>
+      <w:r>
+        <w:rPr>
+          <w:rStyle w:val="mrel"/>
+          <w:sz w:val="32"/>
+          <w:szCs w:val="32"/>
+          <w:lang w:val="en-US"/>
+        </w:rPr>
+        <w:t xml:space="preserve"> </w:t>
+      </w:r>
+      <w:r>
+        <w:rPr>
+          <w:rStyle w:val="mrel"/>
+          <w:sz w:val="32"/>
+          <w:szCs w:val="32"/>
+        </w:rPr>
+        <w:t>′</w:t>
+      </w:r>
+      <w:r>
+        <w:rPr>
+          <w:rStyle w:val="vlist-s"/>
+          <w:sz w:val="32"/>
+          <w:szCs w:val="32"/>
+        </w:rPr>
+        <w:t>(</w:t>
+      </w:r>
+      <w:r>
+        <w:rPr>
+          <w:rStyle w:val="mrel"/>
+          <w:sz w:val="32"/>
+          <w:szCs w:val="32"/>
+        </w:rPr>
+        <w:t>x</w:t>
+      </w:r>
+      <w:r>
+        <w:rPr>
+          <w:rStyle w:val="mbin"/>
+          <w:sz w:val="32"/>
+          <w:szCs w:val="32"/>
+        </w:rPr>
+        <w:t>)</w:t>
+      </w:r>
+      <w:r>
+        <w:rPr>
+          <w:rStyle w:val="mrel"/>
+          <w:sz w:val="32"/>
+          <w:szCs w:val="32"/>
+        </w:rPr>
+        <w:t xml:space="preserve"> не дорівнює </w:t>
+      </w:r>
+      <w:r>
+        <w:rPr>
+          <w:rStyle w:val="mrel"/>
+          <w:sz w:val="32"/>
+          <w:szCs w:val="32"/>
+        </w:rPr>
+        <w:t>0</w:t>
+      </w:r>
+      <w:r>
+        <w:rPr>
+          <w:sz w:val="32"/>
+          <w:szCs w:val="32"/>
+        </w:rPr>
+        <w:t xml:space="preserve"> на </w:t>
+      </w:r>
+      <w:r>
+        <w:rPr>
+          <w:rStyle w:val="vlist-s"/>
+          <w:sz w:val="32"/>
+          <w:szCs w:val="32"/>
+        </w:rPr>
+        <w:t>[</w:t>
+      </w:r>
+      <w:r>
+        <w:rPr>
+          <w:rStyle w:val="mrel"/>
+          <w:sz w:val="32"/>
+          <w:szCs w:val="32"/>
+        </w:rPr>
+        <w:t>5</w:t>
+      </w:r>
+      <w:r>
+        <w:rPr>
+          <w:rStyle w:val="mpunct"/>
+          <w:sz w:val="32"/>
+          <w:szCs w:val="32"/>
+        </w:rPr>
+        <w:t>,</w:t>
+      </w:r>
+      <w:r>
+        <w:rPr>
+          <w:rStyle w:val="mrel"/>
+          <w:sz w:val="32"/>
+          <w:szCs w:val="32"/>
+        </w:rPr>
+        <w:t>6</w:t>
+      </w:r>
+      <w:r>
+        <w:rPr>
+          <w:rStyle w:val="mbin"/>
+          <w:sz w:val="32"/>
+          <w:szCs w:val="32"/>
+        </w:rPr>
+        <w:t>]</w:t>
+      </w:r>
+      <w:r>
+        <w:rPr>
+          <w:sz w:val="32"/>
+          <w:szCs w:val="32"/>
+        </w:rPr>
+        <w:t xml:space="preserve">. Ми знайшли, що </w:t>
+      </w:r>
+      <w:r>
+        <w:rPr>
+          <w:rStyle w:val="mrel"/>
+          <w:sz w:val="32"/>
+          <w:szCs w:val="32"/>
+          <w:lang w:val="en-US"/>
+        </w:rPr>
+        <w:t>f `(x)</w:t>
+      </w:r>
+      <w:r>
+        <w:rPr>
+          <w:rStyle w:val="mrel"/>
+          <w:sz w:val="32"/>
+          <w:szCs w:val="32"/>
+        </w:rPr>
+        <w:t>=77.68</w:t>
+      </w:r>
+      <w:r>
+        <w:rPr>
+          <w:sz w:val="32"/>
+          <w:szCs w:val="32"/>
+        </w:rPr>
+        <w:t xml:space="preserve">, отже </w:t>
+      </w:r>
+      <w:r>
+        <w:rPr>
+          <w:rStyle w:val="mrel"/>
+          <w:sz w:val="32"/>
+          <w:szCs w:val="32"/>
+        </w:rPr>
+        <w:t>f′</w:t>
+      </w:r>
+      <w:r>
+        <w:rPr>
+          <w:rStyle w:val="vlist-s"/>
+          <w:sz w:val="32"/>
+          <w:szCs w:val="32"/>
+        </w:rPr>
+        <w:t>(</w:t>
+      </w:r>
+      <w:r>
+        <w:rPr>
+          <w:rStyle w:val="mrel"/>
+          <w:sz w:val="32"/>
+          <w:szCs w:val="32"/>
+        </w:rPr>
+        <w:t>x</w:t>
+      </w:r>
+      <w:r>
+        <w:rPr>
+          <w:rStyle w:val="mbin"/>
+          <w:sz w:val="32"/>
+          <w:szCs w:val="32"/>
+        </w:rPr>
+        <w:t>)</w:t>
+      </w:r>
+      <w:r>
+        <w:rPr>
+          <w:sz w:val="32"/>
+          <w:szCs w:val="32"/>
+        </w:rPr>
+        <w:t xml:space="preserve"> не дорівнює нулю (виконано).</w:t>
+      </w:r>
+      <w:r>
+        <w:rPr>
+          <w:sz w:val="32"/>
+          <w:szCs w:val="32"/>
+          <w:lang w:val="en-US"/>
+        </w:rPr>
+        <w:br/>
+      </w:r>
+      <w:r>
+        <w:rPr>
+          <w:rFonts w:hAnsi="Symbol"/>
+          <w:sz w:val="32"/>
+          <w:szCs w:val="28"/>
+          <w:lang w:val="en-US"/>
+        </w:rPr>
+        <w:t>3.</w:t>
+      </w:r>
+      <w:r>
+        <w:rPr>
+          <w:sz w:val="32"/>
+          <w:szCs w:val="28"/>
+        </w:rPr>
+        <w:t xml:space="preserve">  </w:t>
+      </w:r>
+      <w:proofErr w:type="gramStart"/>
+      <w:r>
+        <w:rPr>
+          <w:sz w:val="32"/>
+          <w:szCs w:val="28"/>
+        </w:rPr>
+        <w:t>f</w:t>
+      </w:r>
+      <w:proofErr w:type="gramEnd"/>
+      <w:r>
+        <w:rPr>
+          <w:sz w:val="32"/>
+          <w:szCs w:val="28"/>
+        </w:rPr>
+        <w:t>′′(x) не змінює знак на [5,6]. Ми знайшли, що f′′(x)&gt;0 на цьому проміжку (виконано).</w:t>
+      </w:r>
+      <w:r>
+        <w:rPr>
+          <w:sz w:val="32"/>
+          <w:szCs w:val="28"/>
+          <w:lang w:val="en-US"/>
+        </w:rPr>
+        <w:br/>
+      </w:r>
+      <w:r>
+        <w:rPr>
+          <w:noProof/>
+          <w:sz w:val="32"/>
+          <w:szCs w:val="28"/>
+        </w:rPr>
         <w:drawing>
-          <wp:inline distT="0" distB="0" distL="0" distR="0" wp14:anchorId="5AE50DF6" wp14:editId="20557CA6">
-            <wp:extent cx="3736685" cy="3176833"/>
-            <wp:effectExtent l="0" t="0" r="0" b="5080"/>
-            <wp:docPr id="26" name="Рисунок 26"/>
+          <wp:inline distT="0" distB="0" distL="0" distR="0" wp14:anchorId="68CEF995" wp14:editId="6749BE17">
+            <wp:extent cx="1667108" cy="562053"/>
+            <wp:effectExtent l="0" t="0" r="9525" b="0"/>
+            <wp:docPr id="23" name="Рисунок 23"/>
             <wp:cNvGraphicFramePr>
               <a:graphicFrameLocks xmlns:a="http://schemas.openxmlformats.org/drawingml/2006/main" noChangeAspect="1"/>
             </wp:cNvGraphicFramePr>
@@ -2339,6 +2208,62 @@
                   <pic:spPr>
                     <a:xfrm>
                       <a:off x="0" y="0"/>
+                      <a:ext cx="1667108" cy="562053"/>
+                    </a:xfrm>
+                    <a:prstGeom prst="rect">
+                      <a:avLst/>
+                    </a:prstGeom>
+                  </pic:spPr>
+                </pic:pic>
+              </a:graphicData>
+            </a:graphic>
+          </wp:inline>
+        </w:drawing>
+      </w:r>
+      <w:r>
+        <w:rPr>
+          <w:sz w:val="32"/>
+          <w:szCs w:val="28"/>
+        </w:rPr>
+        <w:t>друга похідна</w:t>
+      </w:r>
+      <w:r>
+        <w:rPr>
+          <w:sz w:val="32"/>
+          <w:szCs w:val="28"/>
+        </w:rPr>
+        <w:br/>
+      </w:r>
+      <w:r>
+        <w:rPr>
+          <w:noProof/>
+          <w:sz w:val="32"/>
+          <w:szCs w:val="28"/>
+        </w:rPr>
+        <w:drawing>
+          <wp:inline distT="0" distB="0" distL="0" distR="0" wp14:anchorId="130E66F4" wp14:editId="2A905604">
+            <wp:extent cx="3736685" cy="3176833"/>
+            <wp:effectExtent l="0" t="0" r="0" b="5080"/>
+            <wp:docPr id="26" name="Рисунок 26"/>
+            <wp:cNvGraphicFramePr>
+              <a:graphicFrameLocks xmlns:a="http://schemas.openxmlformats.org/drawingml/2006/main" noChangeAspect="1"/>
+            </wp:cNvGraphicFramePr>
+            <a:graphic xmlns:a="http://schemas.openxmlformats.org/drawingml/2006/main">
+              <a:graphicData uri="http://schemas.openxmlformats.org/drawingml/2006/picture">
+                <pic:pic xmlns:pic="http://schemas.openxmlformats.org/drawingml/2006/picture">
+                  <pic:nvPicPr>
+                    <pic:cNvPr id="0" name=""/>
+                    <pic:cNvPicPr/>
+                  </pic:nvPicPr>
+                  <pic:blipFill>
+                    <a:blip r:embed="rId22"/>
+                    <a:stretch>
+                      <a:fillRect/>
+                    </a:stretch>
+                  </pic:blipFill>
+                  <pic:spPr>
+                    <a:xfrm>
+                      <a:off x="0" y="0"/>
                       <a:ext cx="3739599" cy="3179311"/>
                     </a:xfrm>
                     <a:prstGeom prst="rect">
@@ -2375,6 +2300,7 @@
           <w:noProof/>
           <w:sz w:val="32"/>
           <w:szCs w:val="28"/>
+          <w:lang w:eastAsia="uk-UA"/>
         </w:rPr>
         <mc:AlternateContent>
           <mc:Choice Requires="wps">
@@ -2600,184 +2526,42 @@
           <w:rFonts w:ascii="Times New Roman" w:eastAsia="Times New Roman" w:hAnsi="Times New Roman" w:cs="Times New Roman"/>
           <w:sz w:val="32"/>
           <w:szCs w:val="28"/>
-          <w:lang w:val="en-US" w:eastAsia="uk-UA"/>
+          <w:lang w:eastAsia="uk-UA"/>
         </w:rPr>
       </w:pPr>
       <w:r>
         <w:rPr>
           <w:rFonts w:ascii="Times New Roman" w:eastAsia="Times New Roman" w:hAnsi="Times New Roman" w:cs="Times New Roman"/>
-          <w:b/>
           <w:sz w:val="32"/>
           <w:szCs w:val="28"/>
           <w:lang w:eastAsia="uk-UA"/>
         </w:rPr>
-        <w:t>Всі умови збіжності виконані.</w:t>
-      </w:r>
-      <w:r>
+        <w:t>5.</w:t>
+      </w:r>
+    </w:p>
+    <w:p>
+      <w:pPr>
+        <w:spacing w:before="100" w:beforeAutospacing="1" w:after="100" w:afterAutospacing="1" w:line="240" w:lineRule="auto"/>
         <w:rPr>
           <w:rFonts w:ascii="Times New Roman" w:eastAsia="Times New Roman" w:hAnsi="Times New Roman" w:cs="Times New Roman"/>
-          <w:b/>
-          <w:sz w:val="32"/>
-          <w:szCs w:val="28"/>
-          <w:lang w:val="en-US" w:eastAsia="uk-UA"/>
-        </w:rPr>
-        <w:br/>
-      </w:r>
+          <w:sz w:val="32"/>
+          <w:szCs w:val="28"/>
+          <w:lang w:eastAsia="uk-UA"/>
+        </w:rPr>
+      </w:pPr>
       <w:r>
         <w:rPr>
           <w:rFonts w:ascii="Times New Roman" w:eastAsia="Times New Roman" w:hAnsi="Times New Roman" w:cs="Times New Roman"/>
-          <w:b/>
-          <w:sz w:val="32"/>
-          <w:szCs w:val="28"/>
-          <w:lang w:val="en-US" w:eastAsia="uk-UA"/>
-        </w:rPr>
-        <w:br/>
-      </w:r>
-      <w:r>
-        <w:rPr>
-          <w:rFonts w:ascii="Times New Roman" w:eastAsia="Times New Roman" w:hAnsi="Times New Roman" w:cs="Times New Roman"/>
+          <w:noProof/>
           <w:sz w:val="32"/>
           <w:szCs w:val="28"/>
           <w:lang w:eastAsia="uk-UA"/>
         </w:rPr>
-        <w:t>Апріорна оцінка для методу Ньютона є складною, але оскільки метод має квадратичну швидкість збіжності, очікується значно менша кількість ітерацій, ніж у методі релаксації (зазвичай 3-5 ітерацій).</w:t>
-      </w:r>
-    </w:p>
-    <w:p>
-      <w:pPr>
-        <w:spacing w:before="100" w:beforeAutospacing="1" w:after="100" w:afterAutospacing="1" w:line="240" w:lineRule="auto"/>
-        <w:rPr>
-          <w:rFonts w:ascii="Times New Roman" w:eastAsia="Times New Roman" w:hAnsi="Times New Roman" w:cs="Times New Roman"/>
-          <w:sz w:val="32"/>
-          <w:szCs w:val="28"/>
-          <w:lang w:val="en-US" w:eastAsia="uk-UA"/>
-        </w:rPr>
-      </w:pPr>
-      <w:r>
-        <w:rPr>
-          <w:rFonts w:ascii="Times New Roman" w:eastAsia="Times New Roman" w:hAnsi="Times New Roman" w:cs="Times New Roman"/>
-          <w:sz w:val="32"/>
-          <w:szCs w:val="28"/>
-          <w:lang w:val="en-US" w:eastAsia="uk-UA"/>
-        </w:rPr>
-        <w:br/>
-      </w:r>
-      <w:r>
-        <w:rPr>
-          <w:rFonts w:ascii="Times New Roman" w:eastAsia="Times New Roman" w:hAnsi="Times New Roman" w:cs="Times New Roman"/>
-          <w:sz w:val="32"/>
-          <w:szCs w:val="28"/>
-          <w:lang w:eastAsia="uk-UA"/>
-        </w:rPr>
-        <w:t>f(x0​)=1.58</w:t>
-      </w:r>
-      <w:r>
-        <w:rPr>
-          <w:rFonts w:ascii="Times New Roman" w:eastAsia="Times New Roman" w:hAnsi="Times New Roman" w:cs="Times New Roman"/>
-          <w:sz w:val="32"/>
-          <w:szCs w:val="28"/>
-          <w:lang w:val="en-US" w:eastAsia="uk-UA"/>
-        </w:rPr>
-        <w:br/>
-      </w:r>
-      <w:r>
-        <w:rPr>
-          <w:rFonts w:ascii="Times New Roman" w:eastAsia="Times New Roman" w:hAnsi="Times New Roman" w:cs="Times New Roman"/>
-          <w:sz w:val="32"/>
-          <w:szCs w:val="28"/>
-          <w:lang w:eastAsia="uk-UA"/>
-        </w:rPr>
-        <w:t>f′(x0​)=149.38</w:t>
-      </w:r>
-    </w:p>
-    <w:p>
-      <w:pPr>
-        <w:pStyle w:val="a6"/>
-        <w:rPr>
-          <w:sz w:val="32"/>
-          <w:szCs w:val="32"/>
-        </w:rPr>
-      </w:pPr>
-      <w:r>
-        <w:rPr>
-          <w:noProof/>
-          <w:sz w:val="32"/>
-          <w:szCs w:val="32"/>
-        </w:rPr>
         <w:drawing>
-          <wp:inline distT="0" distB="0" distL="0" distR="0" wp14:anchorId="557E497F" wp14:editId="032842C8">
-            <wp:extent cx="3886742" cy="409632"/>
-            <wp:effectExtent l="0" t="0" r="0" b="9525"/>
-            <wp:docPr id="6" name="Рисунок 6"/>
-            <wp:cNvGraphicFramePr>
-              <a:graphicFrameLocks xmlns:a="http://schemas.openxmlformats.org/drawingml/2006/main" noChangeAspect="1"/>
-            </wp:cNvGraphicFramePr>
-            <a:graphic xmlns:a="http://schemas.openxmlformats.org/drawingml/2006/main">
-              <a:graphicData uri="http://schemas.openxmlformats.org/drawingml/2006/picture">
-                <pic:pic xmlns:pic="http://schemas.openxmlformats.org/drawingml/2006/picture">
-                  <pic:nvPicPr>
-                    <pic:cNvPr id="0" name=""/>
-                    <pic:cNvPicPr/>
-                  </pic:nvPicPr>
-                  <pic:blipFill>
-                    <a:blip r:embed="rId22"/>
-                    <a:stretch>
-                      <a:fillRect/>
-                    </a:stretch>
-                  </pic:blipFill>
-                  <pic:spPr>
-                    <a:xfrm>
-                      <a:off x="0" y="0"/>
-                      <a:ext cx="3886742" cy="409632"/>
-                    </a:xfrm>
-                    <a:prstGeom prst="rect">
-                      <a:avLst/>
-                    </a:prstGeom>
-                  </pic:spPr>
-                </pic:pic>
-              </a:graphicData>
-            </a:graphic>
-          </wp:inline>
-        </w:drawing>
-      </w:r>
-    </w:p>
-    <w:p>
-      <w:pPr>
-        <w:pStyle w:val="a6"/>
-        <w:rPr>
-          <w:sz w:val="32"/>
-          <w:szCs w:val="32"/>
-          <w:lang w:val="en-US"/>
-        </w:rPr>
-      </w:pPr>
-      <w:r>
-        <w:rPr>
-          <w:sz w:val="32"/>
-          <w:szCs w:val="32"/>
-          <w:lang w:val="en-US"/>
-        </w:rPr>
-        <w:t xml:space="preserve">F(x1) = </w:t>
-      </w:r>
-      <w:r>
-        <w:t>0.007629</w:t>
-      </w:r>
-    </w:p>
-    <w:p>
-      <w:pPr>
-        <w:rPr>
-          <w:lang w:val="en-US"/>
-        </w:rPr>
-      </w:pPr>
-      <w:r>
-        <w:rPr>
-          <w:noProof/>
-          <w:lang w:eastAsia="uk-UA"/>
-        </w:rPr>
-        <w:drawing>
-          <wp:inline distT="0" distB="0" distL="0" distR="0" wp14:anchorId="7CE486A2" wp14:editId="3E00C88B">
-            <wp:extent cx="3619880" cy="329938"/>
-            <wp:effectExtent l="0" t="0" r="0" b="0"/>
-            <wp:docPr id="7" name="Рисунок 7"/>
+          <wp:inline distT="0" distB="0" distL="0" distR="0" wp14:anchorId="740258C1" wp14:editId="1913ECC9">
+            <wp:extent cx="3044858" cy="1748189"/>
+            <wp:effectExtent l="0" t="0" r="3175" b="4445"/>
+            <wp:docPr id="3" name="Рисунок 3"/>
             <wp:cNvGraphicFramePr>
               <a:graphicFrameLocks xmlns:a="http://schemas.openxmlformats.org/drawingml/2006/main" noChangeAspect="1"/>
             </wp:cNvGraphicFramePr>
@@ -2797,7 +2581,7 @@
                   <pic:spPr>
                     <a:xfrm>
                       <a:off x="0" y="0"/>
-                      <a:ext cx="3630957" cy="330948"/>
+                      <a:ext cx="3051415" cy="1751954"/>
                     </a:xfrm>
                     <a:prstGeom prst="rect">
                       <a:avLst/>
@@ -2810,131 +2594,172 @@
         </w:drawing>
       </w:r>
       <w:r>
+        <w:rPr>
+          <w:rFonts w:ascii="Times New Roman" w:eastAsia="Times New Roman" w:hAnsi="Times New Roman" w:cs="Times New Roman"/>
+          <w:sz w:val="32"/>
+          <w:szCs w:val="28"/>
+          <w:lang w:eastAsia="uk-UA"/>
+        </w:rPr>
         <w:br/>
       </w:r>
       <w:r>
         <w:rPr>
-          <w:rFonts w:ascii="Times New Roman" w:hAnsi="Times New Roman" w:cs="Times New Roman"/>
-          <w:sz w:val="32"/>
-          <w:szCs w:val="32"/>
-          <w:lang w:val="en-US"/>
-        </w:rPr>
-        <w:t xml:space="preserve">F(x2) = </w:t>
-      </w:r>
-      <w:r>
-        <w:rPr>
-          <w:rFonts w:ascii="Times New Roman" w:hAnsi="Times New Roman" w:cs="Times New Roman"/>
-          <w:sz w:val="32"/>
-          <w:szCs w:val="32"/>
-        </w:rPr>
-        <w:t>0.000002</w:t>
-      </w:r>
-      <w:r>
-        <w:rPr>
-          <w:rFonts w:ascii="Times New Roman" w:hAnsi="Times New Roman" w:cs="Times New Roman"/>
-          <w:sz w:val="32"/>
-          <w:szCs w:val="32"/>
-          <w:lang w:val="en-US"/>
+          <w:rFonts w:ascii="Times New Roman" w:eastAsia="Times New Roman" w:hAnsi="Times New Roman" w:cs="Times New Roman"/>
+          <w:sz w:val="32"/>
+          <w:szCs w:val="28"/>
+          <w:lang w:eastAsia="uk-UA"/>
+        </w:rPr>
+        <w:t xml:space="preserve">Оскільки </w:t>
+      </w:r>
+      <w:r>
+        <w:rPr>
+          <w:rFonts w:ascii="Times New Roman" w:eastAsia="Times New Roman" w:hAnsi="Times New Roman" w:cs="Times New Roman"/>
+          <w:b/>
+          <w:bCs/>
+          <w:sz w:val="32"/>
+          <w:szCs w:val="28"/>
+          <w:lang w:eastAsia="uk-UA"/>
+        </w:rPr>
+        <w:t>0.7412 &lt; 1</w:t>
+      </w:r>
+      <w:r>
+        <w:rPr>
+          <w:rFonts w:ascii="Times New Roman" w:eastAsia="Times New Roman" w:hAnsi="Times New Roman" w:cs="Times New Roman"/>
+          <w:sz w:val="32"/>
+          <w:szCs w:val="28"/>
+          <w:lang w:eastAsia="uk-UA"/>
+        </w:rPr>
+        <w:t>, друга достатня умова збіжності виконується.</w:t>
+      </w:r>
+    </w:p>
+    <w:p>
+      <w:pPr>
+        <w:spacing w:before="100" w:beforeAutospacing="1" w:after="100" w:afterAutospacing="1" w:line="240" w:lineRule="auto"/>
+        <w:rPr>
+          <w:rFonts w:ascii="Times New Roman" w:eastAsia="Times New Roman" w:hAnsi="Times New Roman" w:cs="Times New Roman"/>
+          <w:sz w:val="32"/>
+          <w:szCs w:val="28"/>
+          <w:lang w:eastAsia="uk-UA"/>
+        </w:rPr>
+      </w:pPr>
+    </w:p>
+    <w:p>
+      <w:pPr>
+        <w:spacing w:before="100" w:beforeAutospacing="1" w:after="100" w:afterAutospacing="1" w:line="240" w:lineRule="auto"/>
+        <w:rPr>
+          <w:rFonts w:ascii="Times New Roman" w:eastAsia="Times New Roman" w:hAnsi="Times New Roman" w:cs="Times New Roman"/>
+          <w:sz w:val="32"/>
+          <w:szCs w:val="28"/>
+          <w:lang w:val="en-US" w:eastAsia="uk-UA"/>
+        </w:rPr>
+      </w:pPr>
+      <w:r>
+        <w:rPr>
+          <w:rFonts w:ascii="Times New Roman" w:eastAsia="Times New Roman" w:hAnsi="Times New Roman" w:cs="Times New Roman"/>
+          <w:b/>
+          <w:sz w:val="32"/>
+          <w:szCs w:val="28"/>
+          <w:lang w:eastAsia="uk-UA"/>
+        </w:rPr>
+        <w:lastRenderedPageBreak/>
+        <w:t>Всі умови збіжності виконані.</w:t>
+      </w:r>
+      <w:r>
+        <w:rPr>
+          <w:rFonts w:ascii="Times New Roman" w:eastAsia="Times New Roman" w:hAnsi="Times New Roman" w:cs="Times New Roman"/>
+          <w:b/>
+          <w:sz w:val="32"/>
+          <w:szCs w:val="28"/>
+          <w:lang w:val="en-US" w:eastAsia="uk-UA"/>
         </w:rPr>
         <w:br/>
       </w:r>
       <w:r>
         <w:rPr>
-          <w:rFonts w:ascii="Times New Roman" w:hAnsi="Times New Roman" w:cs="Times New Roman"/>
-          <w:sz w:val="32"/>
-          <w:szCs w:val="32"/>
-        </w:rPr>
-        <w:t xml:space="preserve">Апостеріорна оцінка методу </w:t>
-      </w:r>
-      <w:proofErr w:type="spellStart"/>
-      <w:r>
-        <w:rPr>
-          <w:rFonts w:ascii="Times New Roman" w:hAnsi="Times New Roman" w:cs="Times New Roman"/>
-          <w:sz w:val="32"/>
-          <w:szCs w:val="32"/>
-        </w:rPr>
-        <w:t>Нютона</w:t>
-      </w:r>
-      <w:proofErr w:type="spellEnd"/>
-      <w:r>
-        <w:rPr>
-          <w:rFonts w:ascii="Times New Roman" w:hAnsi="Times New Roman" w:cs="Times New Roman"/>
-          <w:sz w:val="32"/>
-          <w:szCs w:val="32"/>
-        </w:rPr>
-        <w:t xml:space="preserve"> = 2, що є краще ніж апріорна </w:t>
-      </w:r>
-      <w:r>
-        <w:rPr>
-          <w:rFonts w:ascii="Times New Roman" w:hAnsi="Times New Roman" w:cs="Times New Roman"/>
-          <w:sz w:val="32"/>
-          <w:szCs w:val="32"/>
-        </w:rPr>
-        <w:lastRenderedPageBreak/>
-        <w:t>оцінка. Ітерації при виконанні програми</w:t>
-      </w:r>
-      <w:r>
-        <w:rPr>
-          <w:rFonts w:ascii="Times New Roman" w:hAnsi="Times New Roman" w:cs="Times New Roman"/>
-          <w:sz w:val="32"/>
-          <w:szCs w:val="32"/>
-          <w:lang w:val="en-US"/>
-        </w:rPr>
-        <w:t xml:space="preserve"> </w:t>
-      </w:r>
-      <w:r>
-        <w:rPr>
-          <w:rFonts w:ascii="Times New Roman" w:hAnsi="Times New Roman" w:cs="Times New Roman"/>
-          <w:sz w:val="32"/>
-          <w:szCs w:val="32"/>
-        </w:rPr>
-        <w:t>для метода Н</w:t>
-      </w:r>
-      <w:r>
-        <w:rPr>
-          <w:rFonts w:ascii="Times New Roman" w:hAnsi="Times New Roman" w:cs="Times New Roman"/>
-          <w:sz w:val="32"/>
-          <w:szCs w:val="32"/>
-          <w:lang w:val="en-US"/>
-        </w:rPr>
-        <w:t>’</w:t>
-      </w:r>
-      <w:proofErr w:type="spellStart"/>
-      <w:r>
-        <w:rPr>
-          <w:rFonts w:ascii="Times New Roman" w:hAnsi="Times New Roman" w:cs="Times New Roman"/>
-          <w:sz w:val="32"/>
-          <w:szCs w:val="32"/>
-        </w:rPr>
-        <w:t>ютона</w:t>
-      </w:r>
-      <w:proofErr w:type="spellEnd"/>
-      <w:r>
-        <w:rPr>
-          <w:rFonts w:ascii="Times New Roman" w:hAnsi="Times New Roman" w:cs="Times New Roman"/>
-          <w:sz w:val="32"/>
-          <w:szCs w:val="32"/>
-          <w:lang w:val="en-US"/>
-        </w:rPr>
-        <w:t>:</w:t>
-      </w:r>
-      <w:r>
-        <w:rPr>
-          <w:rFonts w:ascii="Times New Roman" w:hAnsi="Times New Roman" w:cs="Times New Roman"/>
-          <w:sz w:val="32"/>
-          <w:szCs w:val="32"/>
+          <w:rFonts w:ascii="Times New Roman" w:eastAsia="Times New Roman" w:hAnsi="Times New Roman" w:cs="Times New Roman"/>
+          <w:b/>
+          <w:sz w:val="32"/>
+          <w:szCs w:val="28"/>
+          <w:lang w:val="en-US" w:eastAsia="uk-UA"/>
         </w:rPr>
         <w:br/>
       </w:r>
       <w:r>
         <w:rPr>
-          <w:lang w:val="en-US"/>
+          <w:rFonts w:ascii="Times New Roman" w:eastAsia="Times New Roman" w:hAnsi="Times New Roman" w:cs="Times New Roman"/>
+          <w:sz w:val="32"/>
+          <w:szCs w:val="28"/>
+          <w:lang w:eastAsia="uk-UA"/>
+        </w:rPr>
+        <w:t>Апріорна оцінка для методу Ньютона є складною, але оскільки метод має квадратичну швидкість збіжності, очікується значно менша кількість ітерацій, ніж у методі релаксації (зазвичай 3-5 ітерацій).</w:t>
+      </w:r>
+    </w:p>
+    <w:p>
+      <w:pPr>
+        <w:spacing w:before="100" w:beforeAutospacing="1" w:after="100" w:afterAutospacing="1" w:line="240" w:lineRule="auto"/>
+        <w:rPr>
+          <w:rFonts w:ascii="Times New Roman" w:eastAsia="Times New Roman" w:hAnsi="Times New Roman" w:cs="Times New Roman"/>
+          <w:sz w:val="32"/>
+          <w:szCs w:val="28"/>
+          <w:lang w:val="en-US" w:eastAsia="uk-UA"/>
+        </w:rPr>
+      </w:pPr>
+      <w:r>
+        <w:rPr>
+          <w:rFonts w:ascii="Times New Roman" w:eastAsia="Times New Roman" w:hAnsi="Times New Roman" w:cs="Times New Roman"/>
+          <w:sz w:val="32"/>
+          <w:szCs w:val="28"/>
+          <w:lang w:val="en-US" w:eastAsia="uk-UA"/>
+        </w:rPr>
+        <w:br/>
+      </w:r>
+      <w:r>
+        <w:rPr>
+          <w:rFonts w:ascii="Times New Roman" w:eastAsia="Times New Roman" w:hAnsi="Times New Roman" w:cs="Times New Roman"/>
+          <w:sz w:val="32"/>
+          <w:szCs w:val="28"/>
+          <w:lang w:eastAsia="uk-UA"/>
+        </w:rPr>
+        <w:t>f(x0​)=1.58</w:t>
+      </w:r>
+      <w:r>
+        <w:rPr>
+          <w:rFonts w:ascii="Times New Roman" w:eastAsia="Times New Roman" w:hAnsi="Times New Roman" w:cs="Times New Roman"/>
+          <w:sz w:val="32"/>
+          <w:szCs w:val="28"/>
+          <w:lang w:val="en-US" w:eastAsia="uk-UA"/>
+        </w:rPr>
+        <w:br/>
+      </w:r>
+      <w:r>
+        <w:rPr>
+          <w:rFonts w:ascii="Times New Roman" w:eastAsia="Times New Roman" w:hAnsi="Times New Roman" w:cs="Times New Roman"/>
+          <w:sz w:val="32"/>
+          <w:szCs w:val="28"/>
+          <w:lang w:eastAsia="uk-UA"/>
+        </w:rPr>
+        <w:t>f′(x0​)=149.38</w:t>
+      </w:r>
+    </w:p>
+    <w:p>
+      <w:pPr>
+        <w:pStyle w:val="a6"/>
+        <w:rPr>
+          <w:sz w:val="32"/>
+          <w:szCs w:val="32"/>
+        </w:rPr>
+      </w:pPr>
+      <w:r>
+        <w:rPr>
+          <w:noProof/>
+          <w:sz w:val="32"/>
+          <w:szCs w:val="32"/>
         </w:rPr>
         <w:drawing>
-          <wp:inline distT="0" distB="0" distL="0" distR="0" wp14:anchorId="61A2DD47" wp14:editId="3804C95F">
-            <wp:extent cx="6120765" cy="2801694"/>
-            <wp:effectExtent l="0" t="0" r="0" b="0"/>
-            <wp:docPr id="25" name="Рисунок 25"/>
+          <wp:inline distT="0" distB="0" distL="0" distR="0" wp14:anchorId="557E497F" wp14:editId="032842C8">
+            <wp:extent cx="3886742" cy="409632"/>
+            <wp:effectExtent l="0" t="0" r="0" b="9525"/>
+            <wp:docPr id="6" name="Рисунок 6"/>
             <wp:cNvGraphicFramePr>
               <a:graphicFrameLocks xmlns:a="http://schemas.openxmlformats.org/drawingml/2006/main" noChangeAspect="1"/>
             </wp:cNvGraphicFramePr>
@@ -2954,7 +2779,7 @@
                   <pic:spPr>
                     <a:xfrm>
                       <a:off x="0" y="0"/>
-                      <a:ext cx="6120765" cy="2801694"/>
+                      <a:ext cx="3886742" cy="409632"/>
                     </a:xfrm>
                     <a:prstGeom prst="rect">
                       <a:avLst/>
@@ -2969,6 +2794,268 @@
     </w:p>
     <w:p>
       <w:pPr>
+        <w:pStyle w:val="a6"/>
+        <w:rPr>
+          <w:sz w:val="32"/>
+          <w:szCs w:val="32"/>
+          <w:lang w:val="en-US"/>
+        </w:rPr>
+      </w:pPr>
+      <w:r>
+        <w:rPr>
+          <w:sz w:val="32"/>
+          <w:szCs w:val="32"/>
+          <w:lang w:val="en-US"/>
+        </w:rPr>
+        <w:t xml:space="preserve">F(x1) = </w:t>
+      </w:r>
+      <w:r>
+        <w:t>0.007629</w:t>
+      </w:r>
+    </w:p>
+    <w:p>
+      <w:r>
+        <w:rPr>
+          <w:noProof/>
+          <w:lang w:eastAsia="uk-UA"/>
+        </w:rPr>
+        <w:drawing>
+          <wp:inline distT="0" distB="0" distL="0" distR="0" wp14:anchorId="7CE486A2" wp14:editId="3E00C88B">
+            <wp:extent cx="3619880" cy="329938"/>
+            <wp:effectExtent l="0" t="0" r="0" b="0"/>
+            <wp:docPr id="7" name="Рисунок 7"/>
+            <wp:cNvGraphicFramePr>
+              <a:graphicFrameLocks xmlns:a="http://schemas.openxmlformats.org/drawingml/2006/main" noChangeAspect="1"/>
+            </wp:cNvGraphicFramePr>
+            <a:graphic xmlns:a="http://schemas.openxmlformats.org/drawingml/2006/main">
+              <a:graphicData uri="http://schemas.openxmlformats.org/drawingml/2006/picture">
+                <pic:pic xmlns:pic="http://schemas.openxmlformats.org/drawingml/2006/picture">
+                  <pic:nvPicPr>
+                    <pic:cNvPr id="0" name=""/>
+                    <pic:cNvPicPr/>
+                  </pic:nvPicPr>
+                  <pic:blipFill>
+                    <a:blip r:embed="rId25"/>
+                    <a:stretch>
+                      <a:fillRect/>
+                    </a:stretch>
+                  </pic:blipFill>
+                  <pic:spPr>
+                    <a:xfrm>
+                      <a:off x="0" y="0"/>
+                      <a:ext cx="3630957" cy="330948"/>
+                    </a:xfrm>
+                    <a:prstGeom prst="rect">
+                      <a:avLst/>
+                    </a:prstGeom>
+                  </pic:spPr>
+                </pic:pic>
+              </a:graphicData>
+            </a:graphic>
+          </wp:inline>
+        </w:drawing>
+      </w:r>
+      <w:r>
+        <w:br/>
+      </w:r>
+      <w:r>
+        <w:rPr>
+          <w:rFonts w:ascii="Times New Roman" w:hAnsi="Times New Roman" w:cs="Times New Roman"/>
+          <w:sz w:val="32"/>
+          <w:szCs w:val="32"/>
+          <w:lang w:val="en-US"/>
+        </w:rPr>
+        <w:t xml:space="preserve">F(x2) = </w:t>
+      </w:r>
+      <w:r>
+        <w:rPr>
+          <w:rFonts w:ascii="Times New Roman" w:hAnsi="Times New Roman" w:cs="Times New Roman"/>
+          <w:sz w:val="32"/>
+          <w:szCs w:val="32"/>
+        </w:rPr>
+        <w:t>0.000002</w:t>
+      </w:r>
+      <w:r>
+        <w:rPr>
+          <w:rFonts w:ascii="Times New Roman" w:hAnsi="Times New Roman" w:cs="Times New Roman"/>
+          <w:sz w:val="32"/>
+          <w:szCs w:val="32"/>
+          <w:lang w:val="en-US"/>
+        </w:rPr>
+        <w:br/>
+      </w:r>
+      <w:r>
+        <w:rPr>
+          <w:rFonts w:ascii="Times New Roman" w:hAnsi="Times New Roman" w:cs="Times New Roman"/>
+          <w:sz w:val="32"/>
+          <w:szCs w:val="32"/>
+        </w:rPr>
+        <w:t xml:space="preserve">Апостеріорна оцінка методу </w:t>
+      </w:r>
+      <w:proofErr w:type="spellStart"/>
+      <w:r>
+        <w:rPr>
+          <w:rFonts w:ascii="Times New Roman" w:hAnsi="Times New Roman" w:cs="Times New Roman"/>
+          <w:sz w:val="32"/>
+          <w:szCs w:val="32"/>
+        </w:rPr>
+        <w:t>Нютона</w:t>
+      </w:r>
+      <w:proofErr w:type="spellEnd"/>
+      <w:r>
+        <w:rPr>
+          <w:rFonts w:ascii="Times New Roman" w:hAnsi="Times New Roman" w:cs="Times New Roman"/>
+          <w:sz w:val="32"/>
+          <w:szCs w:val="32"/>
+        </w:rPr>
+        <w:t xml:space="preserve"> = 2, що є краще ніж апріорна оцінка. Ітерації при виконанні програми</w:t>
+      </w:r>
+      <w:r>
+        <w:rPr>
+          <w:rFonts w:ascii="Times New Roman" w:hAnsi="Times New Roman" w:cs="Times New Roman"/>
+          <w:sz w:val="32"/>
+          <w:szCs w:val="32"/>
+          <w:lang w:val="en-US"/>
+        </w:rPr>
+        <w:t xml:space="preserve"> </w:t>
+      </w:r>
+      <w:r>
+        <w:rPr>
+          <w:rFonts w:ascii="Times New Roman" w:hAnsi="Times New Roman" w:cs="Times New Roman"/>
+          <w:sz w:val="32"/>
+          <w:szCs w:val="32"/>
+        </w:rPr>
+        <w:t>для метода Н</w:t>
+      </w:r>
+      <w:r>
+        <w:rPr>
+          <w:rFonts w:ascii="Times New Roman" w:hAnsi="Times New Roman" w:cs="Times New Roman"/>
+          <w:sz w:val="32"/>
+          <w:szCs w:val="32"/>
+          <w:lang w:val="en-US"/>
+        </w:rPr>
+        <w:t>’</w:t>
+      </w:r>
+      <w:proofErr w:type="spellStart"/>
+      <w:r>
+        <w:rPr>
+          <w:rFonts w:ascii="Times New Roman" w:hAnsi="Times New Roman" w:cs="Times New Roman"/>
+          <w:sz w:val="32"/>
+          <w:szCs w:val="32"/>
+        </w:rPr>
+        <w:t>ютона</w:t>
+      </w:r>
+      <w:proofErr w:type="spellEnd"/>
+      <w:r>
+        <w:rPr>
+          <w:rFonts w:ascii="Times New Roman" w:hAnsi="Times New Roman" w:cs="Times New Roman"/>
+          <w:sz w:val="32"/>
+          <w:szCs w:val="32"/>
+          <w:lang w:val="en-US"/>
+        </w:rPr>
+        <w:t>:</w:t>
+      </w:r>
+      <w:r>
+        <w:rPr>
+          <w:rFonts w:ascii="Times New Roman" w:hAnsi="Times New Roman" w:cs="Times New Roman"/>
+          <w:sz w:val="32"/>
+          <w:szCs w:val="32"/>
+        </w:rPr>
+        <w:br/>
+      </w:r>
+      <w:r>
+        <w:rPr>
+          <w:noProof/>
+          <w:lang w:eastAsia="uk-UA"/>
+        </w:rPr>
+        <w:drawing>
+          <wp:inline distT="0" distB="0" distL="0" distR="0" wp14:anchorId="63E3922B" wp14:editId="31A28906">
+            <wp:extent cx="5222450" cy="2922539"/>
+            <wp:effectExtent l="0" t="0" r="0" b="0"/>
+            <wp:docPr id="20" name="Рисунок 20"/>
+            <wp:cNvGraphicFramePr>
+              <a:graphicFrameLocks xmlns:a="http://schemas.openxmlformats.org/drawingml/2006/main" noChangeAspect="1"/>
+            </wp:cNvGraphicFramePr>
+            <a:graphic xmlns:a="http://schemas.openxmlformats.org/drawingml/2006/main">
+              <a:graphicData uri="http://schemas.openxmlformats.org/drawingml/2006/picture">
+                <pic:pic xmlns:pic="http://schemas.openxmlformats.org/drawingml/2006/picture">
+                  <pic:nvPicPr>
+                    <pic:cNvPr id="0" name=""/>
+                    <pic:cNvPicPr/>
+                  </pic:nvPicPr>
+                  <pic:blipFill>
+                    <a:blip r:embed="rId26"/>
+                    <a:stretch>
+                      <a:fillRect/>
+                    </a:stretch>
+                  </pic:blipFill>
+                  <pic:spPr>
+                    <a:xfrm>
+                      <a:off x="0" y="0"/>
+                      <a:ext cx="5227238" cy="2925218"/>
+                    </a:xfrm>
+                    <a:prstGeom prst="rect">
+                      <a:avLst/>
+                    </a:prstGeom>
+                  </pic:spPr>
+                </pic:pic>
+              </a:graphicData>
+            </a:graphic>
+          </wp:inline>
+        </w:drawing>
+      </w:r>
+      <w:r>
+        <w:rPr>
+          <w:rFonts w:ascii="Times New Roman" w:hAnsi="Times New Roman" w:cs="Times New Roman"/>
+          <w:sz w:val="32"/>
+          <w:szCs w:val="32"/>
+        </w:rPr>
+        <w:br/>
+      </w:r>
+      <w:r>
+        <w:rPr>
+          <w:noProof/>
+          <w:lang w:eastAsia="uk-UA"/>
+        </w:rPr>
+        <w:drawing>
+          <wp:inline distT="0" distB="0" distL="0" distR="0" wp14:anchorId="7240F15C" wp14:editId="04471908">
+            <wp:extent cx="5750351" cy="2257357"/>
+            <wp:effectExtent l="0" t="0" r="3175" b="0"/>
+            <wp:docPr id="21" name="Рисунок 21"/>
+            <wp:cNvGraphicFramePr>
+              <a:graphicFrameLocks xmlns:a="http://schemas.openxmlformats.org/drawingml/2006/main" noChangeAspect="1"/>
+            </wp:cNvGraphicFramePr>
+            <a:graphic xmlns:a="http://schemas.openxmlformats.org/drawingml/2006/main">
+              <a:graphicData uri="http://schemas.openxmlformats.org/drawingml/2006/picture">
+                <pic:pic xmlns:pic="http://schemas.openxmlformats.org/drawingml/2006/picture">
+                  <pic:nvPicPr>
+                    <pic:cNvPr id="0" name=""/>
+                    <pic:cNvPicPr/>
+                  </pic:nvPicPr>
+                  <pic:blipFill>
+                    <a:blip r:embed="rId27"/>
+                    <a:stretch>
+                      <a:fillRect/>
+                    </a:stretch>
+                  </pic:blipFill>
+                  <pic:spPr>
+                    <a:xfrm>
+                      <a:off x="0" y="0"/>
+                      <a:ext cx="5752954" cy="2258379"/>
+                    </a:xfrm>
+                    <a:prstGeom prst="rect">
+                      <a:avLst/>
+                    </a:prstGeom>
+                  </pic:spPr>
+                </pic:pic>
+              </a:graphicData>
+            </a:graphic>
+          </wp:inline>
+        </w:drawing>
+      </w:r>
+    </w:p>
+    <w:p>
+      <w:pPr>
         <w:ind w:left="720"/>
         <w:rPr>
           <w:rFonts w:ascii="Times New Roman" w:hAnsi="Times New Roman" w:cs="Times New Roman"/>
@@ -2982,6 +3069,7 @@
           <w:sz w:val="28"/>
           <w:szCs w:val="28"/>
         </w:rPr>
+        <w:lastRenderedPageBreak/>
         <w:t>Ось розширений варіант вашого висновку:</w:t>
       </w:r>
     </w:p>
@@ -4372,6 +4460,7 @@
   <w:style w:type="character" w:default="1" w:styleId="a0">
     <w:name w:val="Default Paragraph Font"/>
     <w:uiPriority w:val="1"/>
+    <w:semiHidden/>
     <w:unhideWhenUsed/>
   </w:style>
   <w:style w:type="table" w:default="1" w:styleId="a1">
@@ -4688,6 +4777,7 @@
   <w:style w:type="character" w:default="1" w:styleId="a0">
     <w:name w:val="Default Paragraph Font"/>
     <w:uiPriority w:val="1"/>
+    <w:semiHidden/>
     <w:unhideWhenUsed/>
   </w:style>
   <w:style w:type="table" w:default="1" w:styleId="a1">
@@ -5108,7 +5198,7 @@
 </file>
 
 <file path=customXml/itemProps1.xml><?xml version="1.0" encoding="utf-8"?>
-<ds:datastoreItem xmlns:ds="http://schemas.openxmlformats.org/officeDocument/2006/customXml" ds:itemID="{C61DBE45-3956-4452-9805-F160D0096C01}">
+<ds:datastoreItem xmlns:ds="http://schemas.openxmlformats.org/officeDocument/2006/customXml" ds:itemID="{43F014D7-25AD-4B6F-8F67-C0A36E1A36ED}">
   <ds:schemaRefs>
     <ds:schemaRef ds:uri="http://schemas.openxmlformats.org/officeDocument/2006/bibliography"/>
   </ds:schemaRefs>
